--- a/lessons/10-2/downloads/10-2-notes.docx
+++ b/lessons/10-2/downloads/10-2-notes.docx
@@ -401,6 +401,232 @@
           <w:szCs w:val="19"/>
         </w:rPr>
         <w:t xml:space="preserve">If the base is 6 × 4 = 24 cm² and h = 3, then V = 24 × 3 = 72 cm³</w:t>
+      </w:r>
+    </w:p>
+    <w:p>
+      <w:pPr>
+        <w:pStyle w:val="Heading2"/>
+        <w:pBdr>
+          <w:left w:val="single" w:color="1FA6A2" w:sz="18" w:space="8"/>
+        </w:pBdr>
+        <w:spacing w:after="100" w:before="200"/>
+      </w:pPr>
+      <w:r>
+        <w:rPr>
+          <w:b/>
+          <w:bCs/>
+          <w:color w:val="1FA6A2"/>
+          <w:sz w:val="26"/>
+          <w:szCs w:val="26"/>
+        </w:rPr>
+        <w:t xml:space="preserve">Turn &amp; Talk — Discussion Points  (Level 1 support · Level 2)</w:t>
+      </w:r>
+    </w:p>
+    <w:p>
+      <w:pPr>
+        <w:spacing w:after="60"/>
+      </w:pPr>
+      <w:r>
+        <w:rPr>
+          <w:i/>
+          <w:iCs/>
+          <w:color w:val="5F6F80"/>
+          <w:sz w:val="19"/>
+          <w:szCs w:val="19"/>
+        </w:rPr>
+        <w:t xml:space="preserve">Talk with a partner. Use the Level 1 stems if you need help getting started; try the Level 2 question when you are ready for more.</w:t>
+      </w:r>
+    </w:p>
+    <w:p>
+      <w:pPr>
+        <w:spacing w:after="60"/>
+      </w:pPr>
+      <w:r>
+        <w:rPr>
+          <w:b/>
+          <w:bCs/>
+          <w:color w:val="12355B"/>
+          <w:sz w:val="21"/>
+          <w:szCs w:val="21"/>
+        </w:rPr>
+        <w:t xml:space="preserve">1. [Explore] </w:t>
+      </w:r>
+      <w:r>
+        <w:rPr>
+          <w:b/>
+          <w:bCs/>
+          <w:sz w:val="21"/>
+          <w:szCs w:val="21"/>
+        </w:rPr>
+        <w:t xml:space="preserve">How did length, width, and height help you find the volume?</w:t>
+      </w:r>
+    </w:p>
+    <w:p>
+      <w:pPr>
+        <w:spacing w:after="60"/>
+      </w:pPr>
+      <w:r>
+        <w:rPr>
+          <w:sz w:val="21"/>
+          <w:szCs w:val="21"/>
+        </w:rPr>
+        <w:t xml:space="preserve">I multiplied ___ by ___ by ___.</w:t>
+      </w:r>
+      <w:r>
+        <w:rPr>
+          <w:i/>
+          <w:iCs/>
+          <w:color w:val="5F6F80"/>
+          <w:sz w:val="19"/>
+          <w:szCs w:val="19"/>
+        </w:rPr>
+        <w:br/>
+        <w:t xml:space="preserve">
+Multipliqué ___ por ___ por ___.</w:t>
+      </w:r>
+    </w:p>
+    <w:p>
+      <w:pPr>
+        <w:spacing w:after="60"/>
+      </w:pPr>
+      <w:r>
+        <w:rPr>
+          <w:sz w:val="21"/>
+          <w:szCs w:val="21"/>
+        </w:rPr>
+        <w:t xml:space="preserve">The volume is ___.</w:t>
+      </w:r>
+      <w:r>
+        <w:rPr>
+          <w:i/>
+          <w:iCs/>
+          <w:color w:val="5F6F80"/>
+          <w:sz w:val="19"/>
+          <w:szCs w:val="19"/>
+        </w:rPr>
+        <w:br/>
+        <w:t xml:space="preserve">
+El volumen es ___.</w:t>
+      </w:r>
+    </w:p>
+    <w:p>
+      <w:pPr>
+        <w:spacing w:after="60"/>
+      </w:pPr>
+      <w:r>
+        <w:rPr>
+          <w:sz w:val="21"/>
+          <w:szCs w:val="21"/>
+        </w:rPr>
+        <w:t xml:space="preserve">I would use this to ___.</w:t>
+      </w:r>
+      <w:r>
+        <w:rPr>
+          <w:i/>
+          <w:iCs/>
+          <w:color w:val="5F6F80"/>
+          <w:sz w:val="19"/>
+          <w:szCs w:val="19"/>
+        </w:rPr>
+        <w:br/>
+        <w:t xml:space="preserve">
+Usaría esto para ___.</w:t>
+      </w:r>
+    </w:p>
+    <w:p>
+      <w:pPr>
+        <w:spacing w:after="60"/>
+      </w:pPr>
+      <w:r>
+        <w:rPr>
+          <w:b/>
+          <w:bCs/>
+          <w:color w:val="12355B"/>
+          <w:sz w:val="21"/>
+          <w:szCs w:val="21"/>
+        </w:rPr>
+        <w:t xml:space="preserve">2. [Connect] </w:t>
+      </w:r>
+      <w:r>
+        <w:rPr>
+          <w:b/>
+          <w:bCs/>
+          <w:sz w:val="21"/>
+          <w:szCs w:val="21"/>
+        </w:rPr>
+        <w:t xml:space="preserve">When would you need the volume of a box in real life?</w:t>
+      </w:r>
+    </w:p>
+    <w:p>
+      <w:pPr>
+        <w:spacing w:after="60"/>
+      </w:pPr>
+      <w:r>
+        <w:rPr>
+          <w:sz w:val="21"/>
+          <w:szCs w:val="21"/>
+        </w:rPr>
+        <w:t xml:space="preserve">I multiplied ___ by ___ by ___.</w:t>
+      </w:r>
+      <w:r>
+        <w:rPr>
+          <w:i/>
+          <w:iCs/>
+          <w:color w:val="5F6F80"/>
+          <w:sz w:val="19"/>
+          <w:szCs w:val="19"/>
+        </w:rPr>
+        <w:br/>
+        <w:t xml:space="preserve">
+Multipliqué ___ por ___ por ___.</w:t>
+      </w:r>
+    </w:p>
+    <w:p>
+      <w:pPr>
+        <w:spacing w:after="60"/>
+      </w:pPr>
+      <w:r>
+        <w:rPr>
+          <w:sz w:val="21"/>
+          <w:szCs w:val="21"/>
+        </w:rPr>
+        <w:t xml:space="preserve">The volume is ___.</w:t>
+      </w:r>
+      <w:r>
+        <w:rPr>
+          <w:i/>
+          <w:iCs/>
+          <w:color w:val="5F6F80"/>
+          <w:sz w:val="19"/>
+          <w:szCs w:val="19"/>
+        </w:rPr>
+        <w:br/>
+        <w:t xml:space="preserve">
+El volumen es ___.</w:t>
+      </w:r>
+    </w:p>
+    <w:p>
+      <w:pPr>
+        <w:spacing w:after="60"/>
+      </w:pPr>
+      <w:r>
+        <w:rPr>
+          <w:sz w:val="21"/>
+          <w:szCs w:val="21"/>
+        </w:rPr>
+        <w:t xml:space="preserve">I would use this to ___.</w:t>
+      </w:r>
+      <w:r>
+        <w:rPr>
+          <w:i/>
+          <w:iCs/>
+          <w:color w:val="5F6F80"/>
+          <w:sz w:val="19"/>
+          <w:szCs w:val="19"/>
+        </w:rPr>
+        <w:br/>
+        <w:t xml:space="preserve">
+Usaría esto para ___.</w:t>
       </w:r>
     </w:p>
     <w:p>

--- a/lessons/10-2/downloads/10-2-notes.docx
+++ b/lessons/10-2/downloads/10-2-notes.docx
@@ -449,28 +449,50 @@
           <w:sz w:val="21"/>
           <w:szCs w:val="21"/>
         </w:rPr>
-        <w:t xml:space="preserve">1. [Explore] </w:t>
-      </w:r>
-      <w:r>
-        <w:rPr>
-          <w:b/>
-          <w:bCs/>
-          <w:sz w:val="21"/>
-          <w:szCs w:val="21"/>
-        </w:rPr>
-        <w:t xml:space="preserve">How did length, width, and height help you find the volume?</w:t>
-      </w:r>
-    </w:p>
-    <w:p>
-      <w:pPr>
-        <w:spacing w:after="60"/>
-      </w:pPr>
-      <w:r>
-        <w:rPr>
-          <w:sz w:val="21"/>
-          <w:szCs w:val="21"/>
-        </w:rPr>
-        <w:t xml:space="preserve">I multiplied ___ by ___ by ___.</w:t>
+        <w:t xml:space="preserve">1. [Launch] </w:t>
+      </w:r>
+      <w:r>
+        <w:rPr>
+          <w:b/>
+          <w:bCs/>
+          <w:sz w:val="21"/>
+          <w:szCs w:val="21"/>
+        </w:rPr>
+        <w:t xml:space="preserve">Your time capsule is 2 ft long, 1.5 ft wide, and 1 ft tall — one edge is a fraction. Does having a fractional edge change how you find the volume? Why or why not?</w:t>
+      </w:r>
+    </w:p>
+    <w:p>
+      <w:pPr>
+        <w:spacing w:after="60"/>
+      </w:pPr>
+      <w:r>
+        <w:rPr>
+          <w:b/>
+          <w:bCs/>
+          <w:color w:val="1FA6A2"/>
+          <w:sz w:val="20"/>
+          <w:szCs w:val="20"/>
+        </w:rPr>
+        <w:t xml:space="preserve">Level 1 — Start here: </w:t>
+      </w:r>
+      <w:r>
+        <w:rPr>
+          <w:sz w:val="20"/>
+          <w:szCs w:val="20"/>
+        </w:rPr>
+        <w:t xml:space="preserve">You still multiply length × width × height even when an edge is a fraction or decimal.</w:t>
+      </w:r>
+    </w:p>
+    <w:p>
+      <w:pPr>
+        <w:spacing w:after="60"/>
+      </w:pPr>
+      <w:r>
+        <w:rPr>
+          <w:sz w:val="21"/>
+          <w:szCs w:val="21"/>
+        </w:rPr>
+        <w:t xml:space="preserve">A fractional edge ___ change the method because I still multiply ___ × ___ × ___.</w:t>
       </w:r>
       <w:r>
         <w:rPr>
@@ -482,19 +504,19 @@
         </w:rPr>
         <w:br/>
         <w:t xml:space="preserve">
-Multipliqué ___ por ___ por ___.</w:t>
-      </w:r>
-    </w:p>
-    <w:p>
-      <w:pPr>
-        <w:spacing w:after="60"/>
-      </w:pPr>
-      <w:r>
-        <w:rPr>
-          <w:sz w:val="21"/>
-          <w:szCs w:val="21"/>
-        </w:rPr>
-        <w:t xml:space="preserve">The volume is ___.</w:t>
+Una arista fraccionaria ___ cambia el método porque sigo multiplicando ___ × ___ × ___.</w:t>
+      </w:r>
+    </w:p>
+    <w:p>
+      <w:pPr>
+        <w:spacing w:after="60"/>
+      </w:pPr>
+      <w:r>
+        <w:rPr>
+          <w:sz w:val="21"/>
+          <w:szCs w:val="21"/>
+        </w:rPr>
+        <w:t xml:space="preserve">The volume of the capsule is ___ ft³.</w:t>
       </w:r>
       <w:r>
         <w:rPr>
@@ -506,19 +528,161 @@
         </w:rPr>
         <w:br/>
         <w:t xml:space="preserve">
-El volumen es ___.</w:t>
-      </w:r>
-    </w:p>
-    <w:p>
-      <w:pPr>
-        <w:spacing w:after="60"/>
-      </w:pPr>
-      <w:r>
-        <w:rPr>
-          <w:sz w:val="21"/>
-          <w:szCs w:val="21"/>
-        </w:rPr>
-        <w:t xml:space="preserve">I would use this to ___.</w:t>
+El volumen de la cápsula es ___ ft³.</w:t>
+      </w:r>
+    </w:p>
+    <w:p>
+      <w:pPr>
+        <w:spacing w:after="60"/>
+      </w:pPr>
+      <w:r>
+        <w:rPr>
+          <w:b/>
+          <w:bCs/>
+          <w:color w:val="12355B"/>
+          <w:sz w:val="20"/>
+          <w:szCs w:val="20"/>
+        </w:rPr>
+        <w:t xml:space="preserve">Word bank: </w:t>
+      </w:r>
+      <w:r>
+        <w:rPr>
+          <w:color w:val="1FA6A2"/>
+          <w:sz w:val="20"/>
+          <w:szCs w:val="20"/>
+        </w:rPr>
+        <w:t xml:space="preserve">volume, dimensions, rectangular prism, base area, cubic units</w:t>
+      </w:r>
+    </w:p>
+    <w:p>
+      <w:pPr>
+        <w:spacing w:after="60"/>
+      </w:pPr>
+      <w:r>
+        <w:rPr>
+          <w:b/>
+          <w:bCs/>
+          <w:color w:val="12355B"/>
+          <w:sz w:val="19"/>
+          <w:szCs w:val="19"/>
+        </w:rPr>
+        <w:t xml:space="preserve">Listen for: </w:t>
+      </w:r>
+      <w:r>
+        <w:rPr>
+          <w:i/>
+          <w:iCs/>
+          <w:color w:val="5F6F80"/>
+          <w:sz w:val="19"/>
+          <w:szCs w:val="19"/>
+        </w:rPr>
+        <w:t xml:space="preserve">Students explain the formula stays the same (V = l × w × h = 2 × 1.5 × 1 = 3 ft³) and that a fractional edge just means multiplying with a fraction or decimal.</w:t>
+      </w:r>
+    </w:p>
+    <w:p>
+      <w:pPr>
+        <w:spacing w:after="60"/>
+      </w:pPr>
+      <w:r>
+        <w:rPr>
+          <w:b/>
+          <w:bCs/>
+          <w:color w:val="9A6B12"/>
+          <w:sz w:val="20"/>
+          <w:szCs w:val="20"/>
+        </w:rPr>
+        <w:t xml:space="preserve">Level 2: </w:t>
+      </w:r>
+      <w:r>
+        <w:rPr>
+          <w:sz w:val="20"/>
+          <w:szCs w:val="20"/>
+        </w:rPr>
+        <w:t xml:space="preserve">How could you use base area × height to find the same volume, and why does that give the same answer as l × w × h?</w:t>
+      </w:r>
+    </w:p>
+    <w:p>
+      <w:pPr>
+        <w:spacing w:after="60"/>
+        <w:ind w:left="360"/>
+      </w:pPr>
+      <w:r>
+        <w:rPr>
+          <w:sz w:val="20"/>
+          <w:szCs w:val="20"/>
+        </w:rPr>
+        <w:t xml:space="preserve">• Base area × height gives the same volume because base area is ___.</w:t>
+      </w:r>
+    </w:p>
+    <w:p>
+      <w:pPr>
+        <w:spacing w:after="60"/>
+        <w:ind w:left="360"/>
+      </w:pPr>
+      <w:r>
+        <w:rPr>
+          <w:sz w:val="20"/>
+          <w:szCs w:val="20"/>
+        </w:rPr>
+        <w:t xml:space="preserve">• First I find the base area ___ × ___ = ___, then multiply by the height ___.</w:t>
+      </w:r>
+    </w:p>
+    <w:p>
+      <w:pPr>
+        <w:spacing w:after="60"/>
+      </w:pPr>
+      <w:r>
+        <w:rPr>
+          <w:b/>
+          <w:bCs/>
+          <w:color w:val="12355B"/>
+          <w:sz w:val="21"/>
+          <w:szCs w:val="21"/>
+        </w:rPr>
+        <w:t xml:space="preserve">2. [Explore] </w:t>
+      </w:r>
+      <w:r>
+        <w:rPr>
+          <w:b/>
+          <w:bCs/>
+          <w:sz w:val="21"/>
+          <w:szCs w:val="21"/>
+        </w:rPr>
+        <w:t xml:space="preserve">Capsule A (2 × 1.5 × 1) and Capsule B (3 × 1 × 1) both have a volume of 3 ft³. How did your multiplication produce the same volume from different dimensions?</w:t>
+      </w:r>
+    </w:p>
+    <w:p>
+      <w:pPr>
+        <w:spacing w:after="60"/>
+      </w:pPr>
+      <w:r>
+        <w:rPr>
+          <w:b/>
+          <w:bCs/>
+          <w:color w:val="1FA6A2"/>
+          <w:sz w:val="20"/>
+          <w:szCs w:val="20"/>
+        </w:rPr>
+        <w:t xml:space="preserve">Level 1 — Start here: </w:t>
+      </w:r>
+      <w:r>
+        <w:rPr>
+          <w:sz w:val="20"/>
+          <w:szCs w:val="20"/>
+        </w:rPr>
+        <w:t xml:space="preserve">Different dimensions can multiply to the same product, so the volumes match.</w:t>
+      </w:r>
+    </w:p>
+    <w:p>
+      <w:pPr>
+        <w:spacing w:after="60"/>
+      </w:pPr>
+      <w:r>
+        <w:rPr>
+          <w:sz w:val="21"/>
+          <w:szCs w:val="21"/>
+        </w:rPr>
+        <w:t xml:space="preserve">Both capsules have V = ___ ft³ because ___ × ___ × ___ = ___ × ___ × ___.</w:t>
       </w:r>
       <w:r>
         <w:rPr>
@@ -530,43 +694,19 @@
         </w:rPr>
         <w:br/>
         <w:t xml:space="preserve">
-Usaría esto para ___.</w:t>
-      </w:r>
-    </w:p>
-    <w:p>
-      <w:pPr>
-        <w:spacing w:after="60"/>
-      </w:pPr>
-      <w:r>
-        <w:rPr>
-          <w:b/>
-          <w:bCs/>
-          <w:color w:val="12355B"/>
-          <w:sz w:val="21"/>
-          <w:szCs w:val="21"/>
-        </w:rPr>
-        <w:t xml:space="preserve">2. [Connect] </w:t>
-      </w:r>
-      <w:r>
-        <w:rPr>
-          <w:b/>
-          <w:bCs/>
-          <w:sz w:val="21"/>
-          <w:szCs w:val="21"/>
-        </w:rPr>
-        <w:t xml:space="preserve">When would you need the volume of a box in real life?</w:t>
-      </w:r>
-    </w:p>
-    <w:p>
-      <w:pPr>
-        <w:spacing w:after="60"/>
-      </w:pPr>
-      <w:r>
-        <w:rPr>
-          <w:sz w:val="21"/>
-          <w:szCs w:val="21"/>
-        </w:rPr>
-        <w:t xml:space="preserve">I multiplied ___ by ___ by ___.</w:t>
+Ambas cápsulas tienen V = ___ ft³ porque ___ × ___ × ___ = ___ × ___ × ___.</w:t>
+      </w:r>
+    </w:p>
+    <w:p>
+      <w:pPr>
+        <w:spacing w:after="60"/>
+      </w:pPr>
+      <w:r>
+        <w:rPr>
+          <w:sz w:val="21"/>
+          <w:szCs w:val="21"/>
+        </w:rPr>
+        <w:t xml:space="preserve">The dimensions are different but the ___ is the same.</w:t>
       </w:r>
       <w:r>
         <w:rPr>
@@ -578,19 +718,161 @@
         </w:rPr>
         <w:br/>
         <w:t xml:space="preserve">
-Multipliqué ___ por ___ por ___.</w:t>
-      </w:r>
-    </w:p>
-    <w:p>
-      <w:pPr>
-        <w:spacing w:after="60"/>
-      </w:pPr>
-      <w:r>
-        <w:rPr>
-          <w:sz w:val="21"/>
-          <w:szCs w:val="21"/>
-        </w:rPr>
-        <w:t xml:space="preserve">The volume is ___.</w:t>
+Las dimensiones son diferentes pero el ___ es el mismo.</w:t>
+      </w:r>
+    </w:p>
+    <w:p>
+      <w:pPr>
+        <w:spacing w:after="60"/>
+      </w:pPr>
+      <w:r>
+        <w:rPr>
+          <w:b/>
+          <w:bCs/>
+          <w:color w:val="12355B"/>
+          <w:sz w:val="20"/>
+          <w:szCs w:val="20"/>
+        </w:rPr>
+        <w:t xml:space="preserve">Word bank: </w:t>
+      </w:r>
+      <w:r>
+        <w:rPr>
+          <w:color w:val="1FA6A2"/>
+          <w:sz w:val="20"/>
+          <w:szCs w:val="20"/>
+        </w:rPr>
+        <w:t xml:space="preserve">volume, dimensions, rectangular prism, base area, cubic units</w:t>
+      </w:r>
+    </w:p>
+    <w:p>
+      <w:pPr>
+        <w:spacing w:after="60"/>
+      </w:pPr>
+      <w:r>
+        <w:rPr>
+          <w:b/>
+          <w:bCs/>
+          <w:color w:val="12355B"/>
+          <w:sz w:val="19"/>
+          <w:szCs w:val="19"/>
+        </w:rPr>
+        <w:t xml:space="preserve">Listen for: </w:t>
+      </w:r>
+      <w:r>
+        <w:rPr>
+          <w:i/>
+          <w:iCs/>
+          <w:color w:val="5F6F80"/>
+          <w:sz w:val="19"/>
+          <w:szCs w:val="19"/>
+        </w:rPr>
+        <w:t xml:space="preserve">Students show 2 × 1.5 × 1 = 3 and 3 × 1 × 1 = 3, and explain that the same product means equal volume even with different shapes.</w:t>
+      </w:r>
+    </w:p>
+    <w:p>
+      <w:pPr>
+        <w:spacing w:after="60"/>
+      </w:pPr>
+      <w:r>
+        <w:rPr>
+          <w:b/>
+          <w:bCs/>
+          <w:color w:val="9A6B12"/>
+          <w:sz w:val="20"/>
+          <w:szCs w:val="20"/>
+        </w:rPr>
+        <w:t xml:space="preserve">Level 2: </w:t>
+      </w:r>
+      <w:r>
+        <w:rPr>
+          <w:sz w:val="20"/>
+          <w:szCs w:val="20"/>
+        </w:rPr>
+        <w:t xml:space="preserve">If two capsules have the same volume but different dimensions, which would you choose to store long, flat objects, and why?</w:t>
+      </w:r>
+    </w:p>
+    <w:p>
+      <w:pPr>
+        <w:spacing w:after="60"/>
+        <w:ind w:left="360"/>
+      </w:pPr>
+      <w:r>
+        <w:rPr>
+          <w:sz w:val="20"/>
+          <w:szCs w:val="20"/>
+        </w:rPr>
+        <w:t xml:space="preserve">• I would choose Capsule ___ because its dimensions ___.</w:t>
+      </w:r>
+    </w:p>
+    <w:p>
+      <w:pPr>
+        <w:spacing w:after="60"/>
+        <w:ind w:left="360"/>
+      </w:pPr>
+      <w:r>
+        <w:rPr>
+          <w:sz w:val="20"/>
+          <w:szCs w:val="20"/>
+        </w:rPr>
+        <w:t xml:space="preserve">• Same volume does not mean same usefulness because ___.</w:t>
+      </w:r>
+    </w:p>
+    <w:p>
+      <w:pPr>
+        <w:spacing w:after="60"/>
+      </w:pPr>
+      <w:r>
+        <w:rPr>
+          <w:b/>
+          <w:bCs/>
+          <w:color w:val="12355B"/>
+          <w:sz w:val="21"/>
+          <w:szCs w:val="21"/>
+        </w:rPr>
+        <w:t xml:space="preserve">3. [Connect] </w:t>
+      </w:r>
+      <w:r>
+        <w:rPr>
+          <w:b/>
+          <w:bCs/>
+          <w:sz w:val="21"/>
+          <w:szCs w:val="21"/>
+        </w:rPr>
+        <w:t xml:space="preserve">A fish tank is 24 in long, 12 in wide, and 16 in tall, and one gallon takes about 231 cubic inches. Talk through how you would find how many gallons it holds.</w:t>
+      </w:r>
+    </w:p>
+    <w:p>
+      <w:pPr>
+        <w:spacing w:after="60"/>
+      </w:pPr>
+      <w:r>
+        <w:rPr>
+          <w:b/>
+          <w:bCs/>
+          <w:color w:val="1FA6A2"/>
+          <w:sz w:val="20"/>
+          <w:szCs w:val="20"/>
+        </w:rPr>
+        <w:t xml:space="preserve">Level 1 — Start here: </w:t>
+      </w:r>
+      <w:r>
+        <w:rPr>
+          <w:sz w:val="20"/>
+          <w:szCs w:val="20"/>
+        </w:rPr>
+        <w:t xml:space="preserve">Find the volume with V = l × w × h, then divide by 231 to convert to gallons.</w:t>
+      </w:r>
+    </w:p>
+    <w:p>
+      <w:pPr>
+        <w:spacing w:after="60"/>
+      </w:pPr>
+      <w:r>
+        <w:rPr>
+          <w:sz w:val="21"/>
+          <w:szCs w:val="21"/>
+        </w:rPr>
+        <w:t xml:space="preserve">The tank's volume is ___ in³ because 24 × 12 × 16 = ___.</w:t>
       </w:r>
       <w:r>
         <w:rPr>
@@ -602,19 +884,19 @@
         </w:rPr>
         <w:br/>
         <w:t xml:space="preserve">
-El volumen es ___.</w:t>
-      </w:r>
-    </w:p>
-    <w:p>
-      <w:pPr>
-        <w:spacing w:after="60"/>
-      </w:pPr>
-      <w:r>
-        <w:rPr>
-          <w:sz w:val="21"/>
-          <w:szCs w:val="21"/>
-        </w:rPr>
-        <w:t xml:space="preserve">I would use this to ___.</w:t>
+El volumen del tanque es ___ in³ porque 24 × 12 × 16 = ___.</w:t>
+      </w:r>
+    </w:p>
+    <w:p>
+      <w:pPr>
+        <w:spacing w:after="60"/>
+      </w:pPr>
+      <w:r>
+        <w:rPr>
+          <w:sz w:val="21"/>
+          <w:szCs w:val="21"/>
+        </w:rPr>
+        <w:t xml:space="preserve">It holds about ___ gallons because ___ ÷ 231 ≈ ___.</w:t>
       </w:r>
       <w:r>
         <w:rPr>
@@ -626,7 +908,293 @@
         </w:rPr>
         <w:br/>
         <w:t xml:space="preserve">
-Usaría esto para ___.</w:t>
+Contiene unos ___ galones porque ___ ÷ 231 ≈ ___.</w:t>
+      </w:r>
+    </w:p>
+    <w:p>
+      <w:pPr>
+        <w:spacing w:after="60"/>
+      </w:pPr>
+      <w:r>
+        <w:rPr>
+          <w:b/>
+          <w:bCs/>
+          <w:color w:val="12355B"/>
+          <w:sz w:val="20"/>
+          <w:szCs w:val="20"/>
+        </w:rPr>
+        <w:t xml:space="preserve">Word bank: </w:t>
+      </w:r>
+      <w:r>
+        <w:rPr>
+          <w:color w:val="1FA6A2"/>
+          <w:sz w:val="20"/>
+          <w:szCs w:val="20"/>
+        </w:rPr>
+        <w:t xml:space="preserve">volume, cubic units, rectangular prism, dimensions, base area</w:t>
+      </w:r>
+    </w:p>
+    <w:p>
+      <w:pPr>
+        <w:spacing w:after="60"/>
+      </w:pPr>
+      <w:r>
+        <w:rPr>
+          <w:b/>
+          <w:bCs/>
+          <w:color w:val="12355B"/>
+          <w:sz w:val="19"/>
+          <w:szCs w:val="19"/>
+        </w:rPr>
+        <w:t xml:space="preserve">Listen for: </w:t>
+      </w:r>
+      <w:r>
+        <w:rPr>
+          <w:i/>
+          <w:iCs/>
+          <w:color w:val="5F6F80"/>
+          <w:sz w:val="19"/>
+          <w:szCs w:val="19"/>
+        </w:rPr>
+        <w:t xml:space="preserve">Students compute 4608 in³, then divide by 231 to get about 20 gallons, and explain that dividing converts cubic inches into gallons.</w:t>
+      </w:r>
+    </w:p>
+    <w:p>
+      <w:pPr>
+        <w:spacing w:after="60"/>
+      </w:pPr>
+      <w:r>
+        <w:rPr>
+          <w:b/>
+          <w:bCs/>
+          <w:color w:val="9A6B12"/>
+          <w:sz w:val="20"/>
+          <w:szCs w:val="20"/>
+        </w:rPr>
+        <w:t xml:space="preserve">Level 2: </w:t>
+      </w:r>
+      <w:r>
+        <w:rPr>
+          <w:sz w:val="20"/>
+          <w:szCs w:val="20"/>
+        </w:rPr>
+        <w:t xml:space="preserve">Why does the answer come out to about 20 gallons instead of an exact whole number, and how would you decide whether to round up or down for filling the tank?</w:t>
+      </w:r>
+    </w:p>
+    <w:p>
+      <w:pPr>
+        <w:spacing w:after="60"/>
+        <w:ind w:left="360"/>
+      </w:pPr>
+      <w:r>
+        <w:rPr>
+          <w:sz w:val="20"/>
+          <w:szCs w:val="20"/>
+        </w:rPr>
+        <w:t xml:space="preserve">• The answer is not exact because ___.</w:t>
+      </w:r>
+    </w:p>
+    <w:p>
+      <w:pPr>
+        <w:spacing w:after="60"/>
+        <w:ind w:left="360"/>
+      </w:pPr>
+      <w:r>
+        <w:rPr>
+          <w:sz w:val="20"/>
+          <w:szCs w:val="20"/>
+        </w:rPr>
+        <w:t xml:space="preserve">• To fill the tank safely I would round ___ because ___.</w:t>
+      </w:r>
+    </w:p>
+    <w:p>
+      <w:pPr>
+        <w:spacing w:after="60"/>
+      </w:pPr>
+      <w:r>
+        <w:rPr>
+          <w:b/>
+          <w:bCs/>
+          <w:color w:val="12355B"/>
+          <w:sz w:val="21"/>
+          <w:szCs w:val="21"/>
+        </w:rPr>
+        <w:t xml:space="preserve">4. [Reflect] </w:t>
+      </w:r>
+      <w:r>
+        <w:rPr>
+          <w:b/>
+          <w:bCs/>
+          <w:sz w:val="21"/>
+          <w:szCs w:val="21"/>
+        </w:rPr>
+        <w:t xml:space="preserve">A classmate says a 5 × 3 × 2.5 m prism has volume 5 × 5.5 = 27.5 m³. How do you find and explain their mistake?</w:t>
+      </w:r>
+    </w:p>
+    <w:p>
+      <w:pPr>
+        <w:spacing w:after="60"/>
+      </w:pPr>
+      <w:r>
+        <w:rPr>
+          <w:b/>
+          <w:bCs/>
+          <w:color w:val="1FA6A2"/>
+          <w:sz w:val="20"/>
+          <w:szCs w:val="20"/>
+        </w:rPr>
+        <w:t xml:space="preserve">Level 1 — Start here: </w:t>
+      </w:r>
+      <w:r>
+        <w:rPr>
+          <w:sz w:val="20"/>
+          <w:szCs w:val="20"/>
+        </w:rPr>
+        <w:t xml:space="preserve">They added 3 + 2.5 instead of multiplying; the correct volume is 5 × 7.5 = 37.5 m³.</w:t>
+      </w:r>
+    </w:p>
+    <w:p>
+      <w:pPr>
+        <w:spacing w:after="60"/>
+      </w:pPr>
+      <w:r>
+        <w:rPr>
+          <w:sz w:val="21"/>
+          <w:szCs w:val="21"/>
+        </w:rPr>
+        <w:t xml:space="preserve">The mistake is that they ___ instead of multiplying 3 × 2.5.</w:t>
+      </w:r>
+      <w:r>
+        <w:rPr>
+          <w:i/>
+          <w:iCs/>
+          <w:color w:val="5F6F80"/>
+          <w:sz w:val="19"/>
+          <w:szCs w:val="19"/>
+        </w:rPr>
+        <w:br/>
+        <w:t xml:space="preserve">
+El error es que ___ en lugar de multiplicar 3 × 2.5.</w:t>
+      </w:r>
+    </w:p>
+    <w:p>
+      <w:pPr>
+        <w:spacing w:after="60"/>
+      </w:pPr>
+      <w:r>
+        <w:rPr>
+          <w:sz w:val="21"/>
+          <w:szCs w:val="21"/>
+        </w:rPr>
+        <w:t xml:space="preserve">The correct volume is ___ m³ because 3 × 2.5 = ___, then 5 × ___ = ___.</w:t>
+      </w:r>
+      <w:r>
+        <w:rPr>
+          <w:i/>
+          <w:iCs/>
+          <w:color w:val="5F6F80"/>
+          <w:sz w:val="19"/>
+          <w:szCs w:val="19"/>
+        </w:rPr>
+        <w:br/>
+        <w:t xml:space="preserve">
+El volumen correcto es ___ m³ porque 3 × 2.5 = ___, luego 5 × ___ = ___.</w:t>
+      </w:r>
+    </w:p>
+    <w:p>
+      <w:pPr>
+        <w:spacing w:after="60"/>
+      </w:pPr>
+      <w:r>
+        <w:rPr>
+          <w:b/>
+          <w:bCs/>
+          <w:color w:val="12355B"/>
+          <w:sz w:val="20"/>
+          <w:szCs w:val="20"/>
+        </w:rPr>
+        <w:t xml:space="preserve">Word bank: </w:t>
+      </w:r>
+      <w:r>
+        <w:rPr>
+          <w:color w:val="1FA6A2"/>
+          <w:sz w:val="20"/>
+          <w:szCs w:val="20"/>
+        </w:rPr>
+        <w:t xml:space="preserve">volume, dimensions, rectangular prism, base area, cubic units</w:t>
+      </w:r>
+    </w:p>
+    <w:p>
+      <w:pPr>
+        <w:spacing w:after="60"/>
+      </w:pPr>
+      <w:r>
+        <w:rPr>
+          <w:b/>
+          <w:bCs/>
+          <w:color w:val="12355B"/>
+          <w:sz w:val="19"/>
+          <w:szCs w:val="19"/>
+        </w:rPr>
+        <w:t xml:space="preserve">Listen for: </w:t>
+      </w:r>
+      <w:r>
+        <w:rPr>
+          <w:i/>
+          <w:iCs/>
+          <w:color w:val="5F6F80"/>
+          <w:sz w:val="19"/>
+          <w:szCs w:val="19"/>
+        </w:rPr>
+        <w:t xml:space="preserve">Students identify the added-instead-of-multiplied error, compute 3 × 2.5 = 7.5, and conclude the correct volume is 37.5 m³.</w:t>
+      </w:r>
+    </w:p>
+    <w:p>
+      <w:pPr>
+        <w:spacing w:after="60"/>
+      </w:pPr>
+      <w:r>
+        <w:rPr>
+          <w:b/>
+          <w:bCs/>
+          <w:color w:val="9A6B12"/>
+          <w:sz w:val="20"/>
+          <w:szCs w:val="20"/>
+        </w:rPr>
+        <w:t xml:space="preserve">Level 2: </w:t>
+      </w:r>
+      <w:r>
+        <w:rPr>
+          <w:sz w:val="20"/>
+          <w:szCs w:val="20"/>
+        </w:rPr>
+        <w:t xml:space="preserve">What general rule about the volume formula does this mistake break, and how could a quick estimate have caught it?</w:t>
+      </w:r>
+    </w:p>
+    <w:p>
+      <w:pPr>
+        <w:spacing w:after="60"/>
+        <w:ind w:left="360"/>
+      </w:pPr>
+      <w:r>
+        <w:rPr>
+          <w:sz w:val="20"/>
+          <w:szCs w:val="20"/>
+        </w:rPr>
+        <w:t xml:space="preserve">• The mistake breaks the rule that volume always uses ___.</w:t>
+      </w:r>
+    </w:p>
+    <w:p>
+      <w:pPr>
+        <w:spacing w:after="60"/>
+        <w:ind w:left="360"/>
+      </w:pPr>
+      <w:r>
+        <w:rPr>
+          <w:sz w:val="20"/>
+          <w:szCs w:val="20"/>
+        </w:rPr>
+        <w:t xml:space="preserve">• An estimate would catch it because ___.</w:t>
       </w:r>
     </w:p>
     <w:p>
@@ -1213,7 +1781,7 @@
           <w:sz w:val="21"/>
           <w:szCs w:val="21"/>
         </w:rPr>
-        <w:t xml:space="preserve">I multiplied ___ by ___ by ___.</w:t>
+        <w:t xml:space="preserve">A fractional edge ___ change the method because I still multiply ___ × ___ × ___.</w:t>
       </w:r>
       <w:r>
         <w:rPr>
@@ -1225,19 +1793,19 @@
         </w:rPr>
         <w:br/>
         <w:t xml:space="preserve">
-Multipliqué ___ por ___ por ___.</w:t>
-      </w:r>
-    </w:p>
-    <w:p>
-      <w:pPr>
-        <w:spacing w:after="60"/>
-      </w:pPr>
-      <w:r>
-        <w:rPr>
-          <w:sz w:val="21"/>
-          <w:szCs w:val="21"/>
-        </w:rPr>
-        <w:t xml:space="preserve">The volume is ___.</w:t>
+Una arista fraccionaria ___ cambia el método porque sigo multiplicando ___ × ___ × ___.</w:t>
+      </w:r>
+    </w:p>
+    <w:p>
+      <w:pPr>
+        <w:spacing w:after="60"/>
+      </w:pPr>
+      <w:r>
+        <w:rPr>
+          <w:sz w:val="21"/>
+          <w:szCs w:val="21"/>
+        </w:rPr>
+        <w:t xml:space="preserve">The volume of the capsule is ___ ft³.</w:t>
       </w:r>
       <w:r>
         <w:rPr>
@@ -1249,19 +1817,19 @@
         </w:rPr>
         <w:br/>
         <w:t xml:space="preserve">
-El volumen es ___.</w:t>
-      </w:r>
-    </w:p>
-    <w:p>
-      <w:pPr>
-        <w:spacing w:after="60"/>
-      </w:pPr>
-      <w:r>
-        <w:rPr>
-          <w:sz w:val="21"/>
-          <w:szCs w:val="21"/>
-        </w:rPr>
-        <w:t xml:space="preserve">I would use this to ___.</w:t>
+El volumen de la cápsula es ___ ft³.</w:t>
+      </w:r>
+    </w:p>
+    <w:p>
+      <w:pPr>
+        <w:spacing w:after="60"/>
+      </w:pPr>
+      <w:r>
+        <w:rPr>
+          <w:sz w:val="21"/>
+          <w:szCs w:val="21"/>
+        </w:rPr>
+        <w:t xml:space="preserve">Both capsules have V = ___ ft³ because ___ × ___ × ___ = ___ × ___ × ___.</w:t>
       </w:r>
       <w:r>
         <w:rPr>
@@ -1273,7 +1841,7 @@
         </w:rPr>
         <w:br/>
         <w:t xml:space="preserve">
-Usaría esto para ___.</w:t>
+Ambas cápsulas tienen V = ___ ft³ porque ___ × ___ × ___ = ___ × ___ × ___.</w:t>
       </w:r>
     </w:p>
     <w:p>

--- a/lessons/10-2/downloads/10-2-notes.docx
+++ b/lessons/10-2/downloads/10-2-notes.docx
@@ -489,6 +489,43 @@
       </w:pPr>
       <w:r>
         <w:rPr>
+          <w:b/>
+          <w:bCs/>
+          <w:color w:val="1FA6A2"/>
+          <w:sz w:val="20"/>
+          <w:szCs w:val="20"/>
+        </w:rPr>
+        <w:t xml:space="preserve">Hint (optional): </w:t>
+      </w:r>
+      <w:r>
+        <w:rPr>
+          <w:sz w:val="20"/>
+          <w:szCs w:val="20"/>
+        </w:rPr>
+        <w:t xml:space="preserve">Try starting with the word "volume" or "dimensions". Re-read the question and underline what it is asking you to compare or find. Use one number or word from the problem as your evidence.</w:t>
+      </w:r>
+    </w:p>
+    <w:p>
+      <w:pPr>
+        <w:spacing w:after="60"/>
+      </w:pPr>
+      <w:r>
+        <w:rPr>
+          <w:b/>
+          <w:bCs/>
+          <w:color w:val="12355B"/>
+          <w:sz w:val="19"/>
+          <w:szCs w:val="19"/>
+        </w:rPr>
+        <w:t xml:space="preserve">Sentence starters (optional)</w:t>
+      </w:r>
+    </w:p>
+    <w:p>
+      <w:pPr>
+        <w:spacing w:after="60"/>
+      </w:pPr>
+      <w:r>
+        <w:rPr>
           <w:sz w:val="21"/>
           <w:szCs w:val="21"/>
         </w:rPr>
@@ -679,6 +716,43 @@
       </w:pPr>
       <w:r>
         <w:rPr>
+          <w:b/>
+          <w:bCs/>
+          <w:color w:val="1FA6A2"/>
+          <w:sz w:val="20"/>
+          <w:szCs w:val="20"/>
+        </w:rPr>
+        <w:t xml:space="preserve">Hint (optional): </w:t>
+      </w:r>
+      <w:r>
+        <w:rPr>
+          <w:sz w:val="20"/>
+          <w:szCs w:val="20"/>
+        </w:rPr>
+        <w:t xml:space="preserve">Try starting with the word "volume" or "dimensions". Re-read the question and underline what it is asking you to compare or find. Use one number or word from the problem as your evidence.</w:t>
+      </w:r>
+    </w:p>
+    <w:p>
+      <w:pPr>
+        <w:spacing w:after="60"/>
+      </w:pPr>
+      <w:r>
+        <w:rPr>
+          <w:b/>
+          <w:bCs/>
+          <w:color w:val="12355B"/>
+          <w:sz w:val="19"/>
+          <w:szCs w:val="19"/>
+        </w:rPr>
+        <w:t xml:space="preserve">Sentence starters (optional)</w:t>
+      </w:r>
+    </w:p>
+    <w:p>
+      <w:pPr>
+        <w:spacing w:after="60"/>
+      </w:pPr>
+      <w:r>
+        <w:rPr>
           <w:sz w:val="21"/>
           <w:szCs w:val="21"/>
         </w:rPr>
@@ -869,6 +943,43 @@
       </w:pPr>
       <w:r>
         <w:rPr>
+          <w:b/>
+          <w:bCs/>
+          <w:color w:val="1FA6A2"/>
+          <w:sz w:val="20"/>
+          <w:szCs w:val="20"/>
+        </w:rPr>
+        <w:t xml:space="preserve">Hint (optional): </w:t>
+      </w:r>
+      <w:r>
+        <w:rPr>
+          <w:sz w:val="20"/>
+          <w:szCs w:val="20"/>
+        </w:rPr>
+        <w:t xml:space="preserve">Try starting with the word "volume" or "cubic units". Re-read the question and underline what it is asking you to compare or find. Use one number or word from the problem as your evidence.</w:t>
+      </w:r>
+    </w:p>
+    <w:p>
+      <w:pPr>
+        <w:spacing w:after="60"/>
+      </w:pPr>
+      <w:r>
+        <w:rPr>
+          <w:b/>
+          <w:bCs/>
+          <w:color w:val="12355B"/>
+          <w:sz w:val="19"/>
+          <w:szCs w:val="19"/>
+        </w:rPr>
+        <w:t xml:space="preserve">Sentence starters (optional)</w:t>
+      </w:r>
+    </w:p>
+    <w:p>
+      <w:pPr>
+        <w:spacing w:after="60"/>
+      </w:pPr>
+      <w:r>
+        <w:rPr>
           <w:sz w:val="21"/>
           <w:szCs w:val="21"/>
         </w:rPr>
@@ -1051,6 +1162,43 @@
           <w:szCs w:val="20"/>
         </w:rPr>
         <w:t xml:space="preserve">They added 3 + 2.5 instead of multiplying; the correct volume is 5 × 7.5 = 37.5 m³.</w:t>
+      </w:r>
+    </w:p>
+    <w:p>
+      <w:pPr>
+        <w:spacing w:after="60"/>
+      </w:pPr>
+      <w:r>
+        <w:rPr>
+          <w:b/>
+          <w:bCs/>
+          <w:color w:val="1FA6A2"/>
+          <w:sz w:val="20"/>
+          <w:szCs w:val="20"/>
+        </w:rPr>
+        <w:t xml:space="preserve">Hint (optional): </w:t>
+      </w:r>
+      <w:r>
+        <w:rPr>
+          <w:sz w:val="20"/>
+          <w:szCs w:val="20"/>
+        </w:rPr>
+        <w:t xml:space="preserve">Try starting with the word "volume" or "dimensions". Re-read the question and underline what it is asking you to compare or find. Use one number or word from the problem as your evidence.</w:t>
+      </w:r>
+    </w:p>
+    <w:p>
+      <w:pPr>
+        <w:spacing w:after="60"/>
+      </w:pPr>
+      <w:r>
+        <w:rPr>
+          <w:b/>
+          <w:bCs/>
+          <w:color w:val="12355B"/>
+          <w:sz w:val="19"/>
+          <w:szCs w:val="19"/>
+        </w:rPr>
+        <w:t xml:space="preserve">Sentence starters (optional)</w:t>
       </w:r>
     </w:p>
     <w:p>

--- a/lessons/10-2/downloads/10-2-notes.docx
+++ b/lessons/10-2/downloads/10-2-notes.docx
@@ -97,6 +97,69 @@
       </w:pPr>
       <w:r>
         <w:rPr>
+          <w:i/>
+          <w:iCs/>
+          <w:color w:val="5F6F80"/>
+          <w:sz w:val="19"/>
+          <w:szCs w:val="19"/>
+        </w:rPr>
+        <w:t xml:space="preserve">Picture first, then the word, then a plain-language meaning.</w:t>
+      </w:r>
+    </w:p>
+    <w:p>
+      <w:pPr>
+        <w:keepNext/>
+        <w:spacing w:after="20" w:before="120"/>
+        <w:jc w:val="center"/>
+      </w:pPr>
+      <w:r>
+        <w:drawing>
+          <wp:inline distT="0" distB="0" distL="0" distR="0">
+            <wp:extent cx="1238250" cy="933450"/>
+            <wp:effectExtent t="0" r="0" b="0" l="0"/>
+            <wp:docPr id="1" name="" descr="" title=""/>
+            <wp:cNvGraphicFramePr>
+              <a:graphicFrameLocks xmlns:a="http://schemas.openxmlformats.org/drawingml/2006/main" noChangeAspect="1"/>
+            </wp:cNvGraphicFramePr>
+            <a:graphic xmlns:a="http://schemas.openxmlformats.org/drawingml/2006/main">
+              <a:graphicData uri="http://schemas.openxmlformats.org/drawingml/2006/picture">
+                <pic:pic xmlns:pic="http://schemas.openxmlformats.org/drawingml/2006/picture">
+                  <pic:nvPicPr>
+                    <pic:cNvPr id="0" name="" descr=""/>
+                    <pic:cNvPicPr>
+                      <a:picLocks noChangeAspect="1" noChangeArrowheads="1"/>
+                    </pic:cNvPicPr>
+                  </pic:nvPicPr>
+                  <pic:blipFill>
+                    <a:blip r:embed="rId9" cstate="none"/>
+                    <a:srcRect/>
+                    <a:stretch>
+                      <a:fillRect/>
+                    </a:stretch>
+                  </pic:blipFill>
+                  <pic:spPr bwMode="auto">
+                    <a:xfrm>
+                      <a:off x="0" y="0"/>
+                      <a:ext cx="1238250" cy="933450"/>
+                    </a:xfrm>
+                    <a:prstGeom prst="rect">
+                      <a:avLst/>
+                    </a:prstGeom>
+                  </pic:spPr>
+                </pic:pic>
+              </a:graphicData>
+            </a:graphic>
+          </wp:inline>
+        </w:drawing>
+      </w:r>
+    </w:p>
+    <w:p>
+      <w:pPr>
+        <w:keepNext/>
+        <w:spacing w:after="20"/>
+      </w:pPr>
+      <w:r>
+        <w:rPr>
           <w:b/>
           <w:bCs/>
           <w:color w:val="12355B"/>
@@ -118,7 +181,7 @@
     </w:p>
     <w:p>
       <w:pPr>
-        <w:spacing w:after="60"/>
+        <w:spacing w:after="160"/>
       </w:pPr>
       <w:r>
         <w:rPr>
@@ -130,22 +193,55 @@
     </w:p>
     <w:p>
       <w:pPr>
-        <w:spacing w:after="60"/>
-      </w:pPr>
-      <w:r>
-        <w:rPr>
-          <w:i/>
-          <w:iCs/>
-          <w:color w:val="5F6F80"/>
-          <w:sz w:val="19"/>
-          <w:szCs w:val="19"/>
-        </w:rPr>
-        <w:t xml:space="preserve">A box 2 × 1.5 × 1 = 3 ft³ — it holds 3 cubic feet of stuff</w:t>
-      </w:r>
-    </w:p>
-    <w:p>
-      <w:pPr>
-        <w:spacing w:after="60"/>
+        <w:keepNext/>
+        <w:spacing w:after="20" w:before="120"/>
+        <w:jc w:val="center"/>
+      </w:pPr>
+      <w:r>
+        <w:drawing>
+          <wp:inline distT="0" distB="0" distL="0" distR="0">
+            <wp:extent cx="1238250" cy="933450"/>
+            <wp:effectExtent t="0" r="0" b="0" l="0"/>
+            <wp:docPr id="1" name="" descr="" title=""/>
+            <wp:cNvGraphicFramePr>
+              <a:graphicFrameLocks xmlns:a="http://schemas.openxmlformats.org/drawingml/2006/main" noChangeAspect="1"/>
+            </wp:cNvGraphicFramePr>
+            <a:graphic xmlns:a="http://schemas.openxmlformats.org/drawingml/2006/main">
+              <a:graphicData uri="http://schemas.openxmlformats.org/drawingml/2006/picture">
+                <pic:pic xmlns:pic="http://schemas.openxmlformats.org/drawingml/2006/picture">
+                  <pic:nvPicPr>
+                    <pic:cNvPr id="0" name="" descr=""/>
+                    <pic:cNvPicPr>
+                      <a:picLocks noChangeAspect="1" noChangeArrowheads="1"/>
+                    </pic:cNvPicPr>
+                  </pic:nvPicPr>
+                  <pic:blipFill>
+                    <a:blip r:embed="rId10" cstate="none"/>
+                    <a:srcRect/>
+                    <a:stretch>
+                      <a:fillRect/>
+                    </a:stretch>
+                  </pic:blipFill>
+                  <pic:spPr bwMode="auto">
+                    <a:xfrm>
+                      <a:off x="0" y="0"/>
+                      <a:ext cx="1238250" cy="933450"/>
+                    </a:xfrm>
+                    <a:prstGeom prst="rect">
+                      <a:avLst/>
+                    </a:prstGeom>
+                  </pic:spPr>
+                </pic:pic>
+              </a:graphicData>
+            </a:graphic>
+          </wp:inline>
+        </w:drawing>
+      </w:r>
+    </w:p>
+    <w:p>
+      <w:pPr>
+        <w:keepNext/>
+        <w:spacing w:after="20"/>
       </w:pPr>
       <w:r>
         <w:rPr>
@@ -170,7 +266,7 @@
     </w:p>
     <w:p>
       <w:pPr>
-        <w:spacing w:after="60"/>
+        <w:spacing w:after="160"/>
       </w:pPr>
       <w:r>
         <w:rPr>
@@ -182,22 +278,55 @@
     </w:p>
     <w:p>
       <w:pPr>
-        <w:spacing w:after="60"/>
-      </w:pPr>
-      <w:r>
-        <w:rPr>
-          <w:i/>
-          <w:iCs/>
-          <w:color w:val="5F6F80"/>
-          <w:sz w:val="19"/>
-          <w:szCs w:val="19"/>
-        </w:rPr>
-        <w:t xml:space="preserve">A tissue box, a fish tank, a brick — all rectangular prisms</w:t>
-      </w:r>
-    </w:p>
-    <w:p>
-      <w:pPr>
-        <w:spacing w:after="60"/>
+        <w:keepNext/>
+        <w:spacing w:after="20" w:before="120"/>
+        <w:jc w:val="center"/>
+      </w:pPr>
+      <w:r>
+        <w:drawing>
+          <wp:inline distT="0" distB="0" distL="0" distR="0">
+            <wp:extent cx="1238250" cy="933450"/>
+            <wp:effectExtent t="0" r="0" b="0" l="0"/>
+            <wp:docPr id="1" name="" descr="" title=""/>
+            <wp:cNvGraphicFramePr>
+              <a:graphicFrameLocks xmlns:a="http://schemas.openxmlformats.org/drawingml/2006/main" noChangeAspect="1"/>
+            </wp:cNvGraphicFramePr>
+            <a:graphic xmlns:a="http://schemas.openxmlformats.org/drawingml/2006/main">
+              <a:graphicData uri="http://schemas.openxmlformats.org/drawingml/2006/picture">
+                <pic:pic xmlns:pic="http://schemas.openxmlformats.org/drawingml/2006/picture">
+                  <pic:nvPicPr>
+                    <pic:cNvPr id="0" name="" descr=""/>
+                    <pic:cNvPicPr>
+                      <a:picLocks noChangeAspect="1" noChangeArrowheads="1"/>
+                    </pic:cNvPicPr>
+                  </pic:nvPicPr>
+                  <pic:blipFill>
+                    <a:blip r:embed="rId9" cstate="none"/>
+                    <a:srcRect/>
+                    <a:stretch>
+                      <a:fillRect/>
+                    </a:stretch>
+                  </pic:blipFill>
+                  <pic:spPr bwMode="auto">
+                    <a:xfrm>
+                      <a:off x="0" y="0"/>
+                      <a:ext cx="1238250" cy="933450"/>
+                    </a:xfrm>
+                    <a:prstGeom prst="rect">
+                      <a:avLst/>
+                    </a:prstGeom>
+                  </pic:spPr>
+                </pic:pic>
+              </a:graphicData>
+            </a:graphic>
+          </wp:inline>
+        </w:drawing>
+      </w:r>
+    </w:p>
+    <w:p>
+      <w:pPr>
+        <w:keepNext/>
+        <w:spacing w:after="20"/>
       </w:pPr>
       <w:r>
         <w:rPr>
@@ -222,7 +351,7 @@
     </w:p>
     <w:p>
       <w:pPr>
-        <w:spacing w:after="60"/>
+        <w:spacing w:after="160"/>
       </w:pPr>
       <w:r>
         <w:rPr>
@@ -234,22 +363,55 @@
     </w:p>
     <w:p>
       <w:pPr>
-        <w:spacing w:after="60"/>
-      </w:pPr>
-      <w:r>
-        <w:rPr>
-          <w:i/>
-          <w:iCs/>
-          <w:color w:val="5F6F80"/>
-          <w:sz w:val="19"/>
-          <w:szCs w:val="19"/>
-        </w:rPr>
-        <w:t xml:space="preserve">1 ft³ = a cube that is 1 foot on every edge</w:t>
-      </w:r>
-    </w:p>
-    <w:p>
-      <w:pPr>
-        <w:spacing w:after="60"/>
+        <w:keepNext/>
+        <w:spacing w:after="20" w:before="120"/>
+        <w:jc w:val="center"/>
+      </w:pPr>
+      <w:r>
+        <w:drawing>
+          <wp:inline distT="0" distB="0" distL="0" distR="0">
+            <wp:extent cx="1238250" cy="933450"/>
+            <wp:effectExtent t="0" r="0" b="0" l="0"/>
+            <wp:docPr id="1" name="" descr="" title=""/>
+            <wp:cNvGraphicFramePr>
+              <a:graphicFrameLocks xmlns:a="http://schemas.openxmlformats.org/drawingml/2006/main" noChangeAspect="1"/>
+            </wp:cNvGraphicFramePr>
+            <a:graphic xmlns:a="http://schemas.openxmlformats.org/drawingml/2006/main">
+              <a:graphicData uri="http://schemas.openxmlformats.org/drawingml/2006/picture">
+                <pic:pic xmlns:pic="http://schemas.openxmlformats.org/drawingml/2006/picture">
+                  <pic:nvPicPr>
+                    <pic:cNvPr id="0" name="" descr=""/>
+                    <pic:cNvPicPr>
+                      <a:picLocks noChangeAspect="1" noChangeArrowheads="1"/>
+                    </pic:cNvPicPr>
+                  </pic:nvPicPr>
+                  <pic:blipFill>
+                    <a:blip r:embed="rId11" cstate="none"/>
+                    <a:srcRect/>
+                    <a:stretch>
+                      <a:fillRect/>
+                    </a:stretch>
+                  </pic:blipFill>
+                  <pic:spPr bwMode="auto">
+                    <a:xfrm>
+                      <a:off x="0" y="0"/>
+                      <a:ext cx="1238250" cy="933450"/>
+                    </a:xfrm>
+                    <a:prstGeom prst="rect">
+                      <a:avLst/>
+                    </a:prstGeom>
+                  </pic:spPr>
+                </pic:pic>
+              </a:graphicData>
+            </a:graphic>
+          </wp:inline>
+        </w:drawing>
+      </w:r>
+    </w:p>
+    <w:p>
+      <w:pPr>
+        <w:keepNext/>
+        <w:spacing w:after="20"/>
       </w:pPr>
       <w:r>
         <w:rPr>
@@ -274,7 +436,7 @@
     </w:p>
     <w:p>
       <w:pPr>
-        <w:spacing w:after="60"/>
+        <w:spacing w:after="160"/>
       </w:pPr>
       <w:r>
         <w:rPr>
@@ -286,22 +448,55 @@
     </w:p>
     <w:p>
       <w:pPr>
-        <w:spacing w:after="60"/>
-      </w:pPr>
-      <w:r>
-        <w:rPr>
-          <w:i/>
-          <w:iCs/>
-          <w:color w:val="5F6F80"/>
-          <w:sz w:val="19"/>
-          <w:szCs w:val="19"/>
-        </w:rPr>
-        <w:t xml:space="preserve">A box with dimensions 4 × 3 × 2 means l = 4, w = 3, h = 2</w:t>
-      </w:r>
-    </w:p>
-    <w:p>
-      <w:pPr>
-        <w:spacing w:after="60"/>
+        <w:keepNext/>
+        <w:spacing w:after="20" w:before="120"/>
+        <w:jc w:val="center"/>
+      </w:pPr>
+      <w:r>
+        <w:drawing>
+          <wp:inline distT="0" distB="0" distL="0" distR="0">
+            <wp:extent cx="1238250" cy="933450"/>
+            <wp:effectExtent t="0" r="0" b="0" l="0"/>
+            <wp:docPr id="1" name="" descr="" title=""/>
+            <wp:cNvGraphicFramePr>
+              <a:graphicFrameLocks xmlns:a="http://schemas.openxmlformats.org/drawingml/2006/main" noChangeAspect="1"/>
+            </wp:cNvGraphicFramePr>
+            <a:graphic xmlns:a="http://schemas.openxmlformats.org/drawingml/2006/main">
+              <a:graphicData uri="http://schemas.openxmlformats.org/drawingml/2006/picture">
+                <pic:pic xmlns:pic="http://schemas.openxmlformats.org/drawingml/2006/picture">
+                  <pic:nvPicPr>
+                    <pic:cNvPr id="0" name="" descr=""/>
+                    <pic:cNvPicPr>
+                      <a:picLocks noChangeAspect="1" noChangeArrowheads="1"/>
+                    </pic:cNvPicPr>
+                  </pic:nvPicPr>
+                  <pic:blipFill>
+                    <a:blip r:embed="rId12" cstate="none"/>
+                    <a:srcRect/>
+                    <a:stretch>
+                      <a:fillRect/>
+                    </a:stretch>
+                  </pic:blipFill>
+                  <pic:spPr bwMode="auto">
+                    <a:xfrm>
+                      <a:off x="0" y="0"/>
+                      <a:ext cx="1238250" cy="933450"/>
+                    </a:xfrm>
+                    <a:prstGeom prst="rect">
+                      <a:avLst/>
+                    </a:prstGeom>
+                  </pic:spPr>
+                </pic:pic>
+              </a:graphicData>
+            </a:graphic>
+          </wp:inline>
+        </w:drawing>
+      </w:r>
+    </w:p>
+    <w:p>
+      <w:pPr>
+        <w:keepNext/>
+        <w:spacing w:after="20"/>
       </w:pPr>
       <w:r>
         <w:rPr>
@@ -326,7 +521,7 @@
     </w:p>
     <w:p>
       <w:pPr>
-        <w:spacing w:after="60"/>
+        <w:spacing w:after="160"/>
       </w:pPr>
       <w:r>
         <w:rPr>
@@ -338,22 +533,55 @@
     </w:p>
     <w:p>
       <w:pPr>
-        <w:spacing w:after="60"/>
-      </w:pPr>
-      <w:r>
-        <w:rPr>
-          <w:i/>
-          <w:iCs/>
-          <w:color w:val="5F6F80"/>
-          <w:sz w:val="19"/>
-          <w:szCs w:val="19"/>
-        </w:rPr>
-        <w:t xml:space="preserve">Cut a cereal box along its edges, unfold it flat — that is the net</w:t>
-      </w:r>
-    </w:p>
-    <w:p>
-      <w:pPr>
-        <w:spacing w:after="60"/>
+        <w:keepNext/>
+        <w:spacing w:after="20" w:before="120"/>
+        <w:jc w:val="center"/>
+      </w:pPr>
+      <w:r>
+        <w:drawing>
+          <wp:inline distT="0" distB="0" distL="0" distR="0">
+            <wp:extent cx="1238250" cy="933450"/>
+            <wp:effectExtent t="0" r="0" b="0" l="0"/>
+            <wp:docPr id="1" name="" descr="" title=""/>
+            <wp:cNvGraphicFramePr>
+              <a:graphicFrameLocks xmlns:a="http://schemas.openxmlformats.org/drawingml/2006/main" noChangeAspect="1"/>
+            </wp:cNvGraphicFramePr>
+            <a:graphic xmlns:a="http://schemas.openxmlformats.org/drawingml/2006/main">
+              <a:graphicData uri="http://schemas.openxmlformats.org/drawingml/2006/picture">
+                <pic:pic xmlns:pic="http://schemas.openxmlformats.org/drawingml/2006/picture">
+                  <pic:nvPicPr>
+                    <pic:cNvPr id="0" name="" descr=""/>
+                    <pic:cNvPicPr>
+                      <a:picLocks noChangeAspect="1" noChangeArrowheads="1"/>
+                    </pic:cNvPicPr>
+                  </pic:nvPicPr>
+                  <pic:blipFill>
+                    <a:blip r:embed="rId13" cstate="none"/>
+                    <a:srcRect/>
+                    <a:stretch>
+                      <a:fillRect/>
+                    </a:stretch>
+                  </pic:blipFill>
+                  <pic:spPr bwMode="auto">
+                    <a:xfrm>
+                      <a:off x="0" y="0"/>
+                      <a:ext cx="1238250" cy="933450"/>
+                    </a:xfrm>
+                    <a:prstGeom prst="rect">
+                      <a:avLst/>
+                    </a:prstGeom>
+                  </pic:spPr>
+                </pic:pic>
+              </a:graphicData>
+            </a:graphic>
+          </wp:inline>
+        </w:drawing>
+      </w:r>
+    </w:p>
+    <w:p>
+      <w:pPr>
+        <w:keepNext/>
+        <w:spacing w:after="20"/>
       </w:pPr>
       <w:r>
         <w:rPr>
@@ -378,7 +606,7 @@
     </w:p>
     <w:p>
       <w:pPr>
-        <w:spacing w:after="60"/>
+        <w:spacing w:after="160"/>
       </w:pPr>
       <w:r>
         <w:rPr>
@@ -386,21 +614,6 @@
           <w:szCs w:val="21"/>
         </w:rPr>
         <w:t xml:space="preserve">The area of the bottom of a solid. Volume = base area × height.</w:t>
-      </w:r>
-    </w:p>
-    <w:p>
-      <w:pPr>
-        <w:spacing w:after="60"/>
-      </w:pPr>
-      <w:r>
-        <w:rPr>
-          <w:i/>
-          <w:iCs/>
-          <w:color w:val="5F6F80"/>
-          <w:sz w:val="19"/>
-          <w:szCs w:val="19"/>
-        </w:rPr>
-        <w:t xml:space="preserve">If the base is 6 × 4 = 24 cm² and h = 3, then V = 24 × 3 = 72 cm³</w:t>
       </w:r>
     </w:p>
     <w:p>

--- a/lessons/10-2/downloads/10-2-notes.docx
+++ b/lessons/10-2/downloads/10-2-notes.docx
@@ -1377,7 +1377,7 @@
           <w:sz w:val="24"/>
           <w:szCs w:val="24"/>
         </w:rPr>
-        <w:t xml:space="preserve">Try the Model</w:t>
+        <w:t xml:space="preserve">Solved Example</w:t>
       </w:r>
       <w:r>
         <w:rPr>
@@ -1387,90 +1387,130 @@
           <w:sz w:val="19"/>
           <w:szCs w:val="19"/>
         </w:rPr>
-        <w:t xml:space="preserve">   step through it together</w:t>
-      </w:r>
-    </w:p>
-    <w:p>
-      <w:pPr>
-        <w:spacing w:after="80"/>
-      </w:pPr>
-      <w:r>
-        <w:rPr>
-          <w:sz w:val="21"/>
-          <w:szCs w:val="21"/>
-        </w:rPr>
-        <w:t xml:space="preserve">Calculate the volume of each possible time capsule design. Use V = l × w × h.</w:t>
-      </w:r>
-    </w:p>
-    <w:p>
-      <w:pPr>
+        <w:t xml:space="preserve">   I Do — watch each step</w:t>
+      </w:r>
+    </w:p>
+    <w:p>
+      <w:pPr>
+        <w:keepNext/>
         <w:spacing w:after="40"/>
       </w:pPr>
       <w:r>
-        <w:t xml:space="preserve"/>
-      </w:r>
-    </w:p>
-    <w:tbl>
-      <w:tblPr>
-        <w:tblW w:type="pct" w:w="100%"/>
-        <w:tblBorders>
-          <w:top w:val="single" w:color="C7D2DD" w:sz="6"/>
-          <w:left w:val="single" w:color="C7D2DD" w:sz="6"/>
-          <w:bottom w:val="single" w:color="C7D2DD" w:sz="6"/>
-          <w:right w:val="single" w:color="C7D2DD" w:sz="6"/>
-          <w:insideH w:val="single" w:color="auto" w:sz="4"/>
-          <w:insideV w:val="single" w:color="auto" w:sz="4"/>
-        </w:tblBorders>
-      </w:tblPr>
-      <w:tblGrid>
-        <w:gridCol w:w="100"/>
-      </w:tblGrid>
-      <w:tr>
-        <w:tc>
-          <w:tcPr>
-            <w:shd w:fill="E6F4F3" w:color="auto" w:val="clear"/>
-            <w:tcMar>
-              <w:top w:type="dxa" w:w="60"/>
-              <w:left w:type="dxa" w:w="120"/>
-              <w:bottom w:type="dxa" w:w="60"/>
-              <w:right w:type="dxa" w:w="120"/>
-            </w:tcMar>
-          </w:tcPr>
-          <w:p>
-            <w:pPr>
-              <w:spacing w:after="0" w:line="320"/>
-            </w:pPr>
-            <w:r>
-              <w:t xml:space="preserve"/>
-            </w:r>
-          </w:p>
-          <w:p>
-            <w:pPr>
-              <w:spacing w:after="0" w:line="320"/>
-            </w:pPr>
-            <w:r>
-              <w:t xml:space="preserve"/>
-            </w:r>
-          </w:p>
-          <w:p>
-            <w:pPr>
-              <w:spacing w:after="0" w:line="320"/>
-            </w:pPr>
-            <w:r>
-              <w:t xml:space="preserve"/>
-            </w:r>
-          </w:p>
-          <w:p>
-            <w:pPr>
-              <w:spacing w:after="0" w:line="320"/>
-            </w:pPr>
-            <w:r>
-              <w:t xml:space="preserve"/>
-            </w:r>
-          </w:p>
-        </w:tc>
-      </w:tr>
-    </w:tbl>
+        <w:rPr>
+          <w:b/>
+          <w:bCs/>
+          <w:color w:val="12355B"/>
+          <w:sz w:val="21"/>
+          <w:szCs w:val="21"/>
+        </w:rPr>
+        <w:t xml:space="preserve">Problem:  </w:t>
+      </w:r>
+      <w:r>
+        <w:rPr>
+          <w:sz w:val="21"/>
+          <w:szCs w:val="21"/>
+        </w:rPr>
+        <w:t xml:space="preserve">What is the volume of a rectangular prism with l = 4 in, w = 3 in, h = 5 in?</w:t>
+      </w:r>
+    </w:p>
+    <w:p>
+      <w:pPr>
+        <w:spacing w:after="30"/>
+        <w:ind w:left="420"/>
+      </w:pPr>
+      <w:r>
+        <w:rPr>
+          <w:sz w:val="20"/>
+          <w:szCs w:val="20"/>
+        </w:rPr>
+        <w:t xml:space="preserve">A)  60 in³</w:t>
+      </w:r>
+    </w:p>
+    <w:p>
+      <w:pPr>
+        <w:spacing w:after="30"/>
+        <w:ind w:left="420"/>
+      </w:pPr>
+      <w:r>
+        <w:rPr>
+          <w:sz w:val="20"/>
+          <w:szCs w:val="20"/>
+        </w:rPr>
+        <w:t xml:space="preserve">B)  12 in³</w:t>
+      </w:r>
+    </w:p>
+    <w:p>
+      <w:pPr>
+        <w:spacing w:after="30"/>
+        <w:ind w:left="420"/>
+      </w:pPr>
+      <w:r>
+        <w:rPr>
+          <w:sz w:val="20"/>
+          <w:szCs w:val="20"/>
+        </w:rPr>
+        <w:t xml:space="preserve">C)  60 in²</w:t>
+      </w:r>
+    </w:p>
+    <w:p>
+      <w:pPr>
+        <w:spacing w:after="30"/>
+        <w:ind w:left="420"/>
+      </w:pPr>
+      <w:r>
+        <w:rPr>
+          <w:sz w:val="20"/>
+          <w:szCs w:val="20"/>
+        </w:rPr>
+        <w:t xml:space="preserve">D)  24 in³</w:t>
+      </w:r>
+    </w:p>
+    <w:p>
+      <w:pPr>
+        <w:spacing w:after="20" w:before="50"/>
+      </w:pPr>
+      <w:r>
+        <w:rPr>
+          <w:b/>
+          <w:bCs/>
+          <w:color w:val="1FA6A2"/>
+          <w:sz w:val="21"/>
+          <w:szCs w:val="21"/>
+        </w:rPr>
+        <w:t xml:space="preserve">Step 1:  </w:t>
+      </w:r>
+      <w:r>
+        <w:rPr>
+          <w:sz w:val="21"/>
+          <w:szCs w:val="21"/>
+        </w:rPr>
+        <w:t xml:space="preserve">V = l × w × h = 4 × 3 × 5 = 60 cubic inches.</w:t>
+      </w:r>
+    </w:p>
+    <w:p>
+      <w:pPr>
+        <w:spacing w:after="40" w:before="60"/>
+      </w:pPr>
+      <w:r>
+        <w:rPr>
+          <w:b/>
+          <w:bCs/>
+          <w:color w:val="12355B"/>
+          <w:sz w:val="21"/>
+          <w:szCs w:val="21"/>
+        </w:rPr>
+        <w:t xml:space="preserve">Answer:  </w:t>
+      </w:r>
+      <w:r>
+        <w:rPr>
+          <w:b/>
+          <w:bCs/>
+          <w:sz w:val="21"/>
+          <w:szCs w:val="21"/>
+        </w:rPr>
+        <w:t xml:space="preserve">A. 60 in³</w:t>
+      </w:r>
+    </w:p>
     <w:p>
       <w:pPr>
         <w:pStyle w:val="Heading1"/>
@@ -1515,6 +1555,170 @@
           <w:szCs w:val="19"/>
         </w:rPr>
         <w:t xml:space="preserve">   We Do — work with your class</w:t>
+      </w:r>
+    </w:p>
+    <w:p>
+      <w:pPr>
+        <w:keepNext/>
+        <w:spacing w:after="40" w:before="40"/>
+      </w:pPr>
+      <w:r>
+        <w:rPr>
+          <w:b/>
+          <w:bCs/>
+          <w:color w:val="12355B"/>
+          <w:sz w:val="21"/>
+          <w:szCs w:val="21"/>
+        </w:rPr>
+        <w:t xml:space="preserve">Problem:  </w:t>
+      </w:r>
+      <w:r>
+        <w:rPr>
+          <w:sz w:val="21"/>
+          <w:szCs w:val="21"/>
+        </w:rPr>
+        <w:t xml:space="preserve">A box has a volume of 36 cm³. Its length is 6 cm and width is 3 cm. What is the height?</w:t>
+      </w:r>
+    </w:p>
+    <w:p>
+      <w:pPr>
+        <w:spacing w:after="30"/>
+        <w:ind w:left="420"/>
+      </w:pPr>
+      <w:r>
+        <w:rPr>
+          <w:sz w:val="20"/>
+          <w:szCs w:val="20"/>
+        </w:rPr>
+        <w:t xml:space="preserve">A)  2 cm</w:t>
+      </w:r>
+    </w:p>
+    <w:p>
+      <w:pPr>
+        <w:spacing w:after="30"/>
+        <w:ind w:left="420"/>
+      </w:pPr>
+      <w:r>
+        <w:rPr>
+          <w:sz w:val="20"/>
+          <w:szCs w:val="20"/>
+        </w:rPr>
+        <w:t xml:space="preserve">B)  6 cm</w:t>
+      </w:r>
+    </w:p>
+    <w:p>
+      <w:pPr>
+        <w:spacing w:after="30"/>
+        <w:ind w:left="420"/>
+      </w:pPr>
+      <w:r>
+        <w:rPr>
+          <w:sz w:val="20"/>
+          <w:szCs w:val="20"/>
+        </w:rPr>
+        <w:t xml:space="preserve">C)  3 cm</w:t>
+      </w:r>
+    </w:p>
+    <w:p>
+      <w:pPr>
+        <w:spacing w:after="30"/>
+        <w:ind w:left="420"/>
+      </w:pPr>
+      <w:r>
+        <w:rPr>
+          <w:sz w:val="20"/>
+          <w:szCs w:val="20"/>
+        </w:rPr>
+        <w:t xml:space="preserve">D)  12 cm</w:t>
+      </w:r>
+    </w:p>
+    <w:p>
+      <w:pPr>
+        <w:keepNext/>
+        <w:spacing w:after="0" w:before="50"/>
+      </w:pPr>
+      <w:r>
+        <w:rPr>
+          <w:b/>
+          <w:bCs/>
+          <w:color w:val="6B4FA0"/>
+          <w:sz w:val="21"/>
+          <w:szCs w:val="21"/>
+        </w:rPr>
+        <w:t xml:space="preserve">Step 1:</w:t>
+      </w:r>
+    </w:p>
+    <w:p>
+      <w:pPr>
+        <w:pBdr>
+          <w:bottom w:val="single" w:color="AFBECC" w:sz="6"/>
+        </w:pBdr>
+        <w:spacing w:after="30" w:before="150"/>
+      </w:pPr>
+      <w:r>
+        <w:t xml:space="preserve"/>
+      </w:r>
+    </w:p>
+    <w:p>
+      <w:pPr>
+        <w:keepNext/>
+        <w:spacing w:after="0" w:before="50"/>
+      </w:pPr>
+      <w:r>
+        <w:rPr>
+          <w:b/>
+          <w:bCs/>
+          <w:color w:val="6B4FA0"/>
+          <w:sz w:val="21"/>
+          <w:szCs w:val="21"/>
+        </w:rPr>
+        <w:t xml:space="preserve">Step 2:</w:t>
+      </w:r>
+    </w:p>
+    <w:p>
+      <w:pPr>
+        <w:pBdr>
+          <w:bottom w:val="single" w:color="AFBECC" w:sz="6"/>
+        </w:pBdr>
+        <w:spacing w:after="30" w:before="150"/>
+      </w:pPr>
+      <w:r>
+        <w:t xml:space="preserve"/>
+      </w:r>
+    </w:p>
+    <w:p>
+      <w:pPr>
+        <w:keepNext/>
+        <w:spacing w:after="0" w:before="60"/>
+      </w:pPr>
+      <w:r>
+        <w:rPr>
+          <w:b/>
+          <w:bCs/>
+          <w:color w:val="12355B"/>
+          <w:sz w:val="21"/>
+          <w:szCs w:val="21"/>
+        </w:rPr>
+        <w:t xml:space="preserve">Answer:</w:t>
+      </w:r>
+    </w:p>
+    <w:p>
+      <w:pPr>
+        <w:pBdr>
+          <w:bottom w:val="single" w:color="AFBECC" w:sz="6"/>
+        </w:pBdr>
+        <w:spacing w:after="30" w:before="150"/>
+      </w:pPr>
+      <w:r>
+        <w:t xml:space="preserve"/>
+      </w:r>
+    </w:p>
+    <w:p>
+      <w:pPr>
+        <w:spacing w:after="80"/>
+      </w:pPr>
+      <w:r>
+        <w:t xml:space="preserve"/>
       </w:r>
     </w:p>
     <w:tbl>
@@ -2115,7 +2319,7 @@
           <w:sz w:val="21"/>
           <w:szCs w:val="21"/>
         </w:rPr>
-        <w:t xml:space="preserve">What is the volume of a rectangular prism with l = 4 in, w = 3 in, h = 5 in?</w:t>
+        <w:t xml:space="preserve">How is volume different from area?</w:t>
       </w:r>
     </w:p>
     <w:p>
@@ -2128,7 +2332,7 @@
           <w:sz w:val="20"/>
           <w:szCs w:val="20"/>
         </w:rPr>
-        <w:t xml:space="preserve">A)  60 in³</w:t>
+        <w:t xml:space="preserve">A)  Volume measures 3D space (cubic units); area measures 2D surface (square units)</w:t>
       </w:r>
     </w:p>
     <w:p>
@@ -2141,7 +2345,7 @@
           <w:sz w:val="20"/>
           <w:szCs w:val="20"/>
         </w:rPr>
-        <w:t xml:space="preserve">B)  12 in³</w:t>
+        <w:t xml:space="preserve">B)  Volume uses square units; area uses cubic units</w:t>
       </w:r>
     </w:p>
     <w:p>
@@ -2154,7 +2358,7 @@
           <w:sz w:val="20"/>
           <w:szCs w:val="20"/>
         </w:rPr>
-        <w:t xml:space="preserve">C)  60 in²</w:t>
+        <w:t xml:space="preserve">C)  Volume only applies to cubes; area applies to all shapes</w:t>
       </w:r>
     </w:p>
     <w:p>
@@ -2167,7 +2371,7 @@
           <w:sz w:val="20"/>
           <w:szCs w:val="20"/>
         </w:rPr>
-        <w:t xml:space="preserve">D)  24 in³</w:t>
+        <w:t xml:space="preserve">D)  There is no difference</w:t>
       </w:r>
     </w:p>
     <w:p>
@@ -2245,7 +2449,7 @@
           <w:sz w:val="21"/>
           <w:szCs w:val="21"/>
         </w:rPr>
-        <w:t xml:space="preserve">A box has a volume of 36 cm³. Its length is 6 cm and width is 3 cm. What is the height?</w:t>
+        <w:t xml:space="preserve">Two boxes: Box A is 10 × 5 × 4 inches. Box B is 8 × 6 × 5 inches. Which has more volume and by how much?</w:t>
       </w:r>
     </w:p>
     <w:p>
@@ -2258,7 +2462,7 @@
           <w:sz w:val="20"/>
           <w:szCs w:val="20"/>
         </w:rPr>
-        <w:t xml:space="preserve">A)  2 cm</w:t>
+        <w:t xml:space="preserve">A)  Box B by 40 in³</w:t>
       </w:r>
     </w:p>
     <w:p>
@@ -2271,7 +2475,7 @@
           <w:sz w:val="20"/>
           <w:szCs w:val="20"/>
         </w:rPr>
-        <w:t xml:space="preserve">B)  6 cm</w:t>
+        <w:t xml:space="preserve">B)  Box A by 40 in³</w:t>
       </w:r>
     </w:p>
     <w:p>
@@ -2284,7 +2488,7 @@
           <w:sz w:val="20"/>
           <w:szCs w:val="20"/>
         </w:rPr>
-        <w:t xml:space="preserve">C)  3 cm</w:t>
+        <w:t xml:space="preserve">C)  Box B by 60 in³</w:t>
       </w:r>
     </w:p>
     <w:p>
@@ -2297,7 +2501,7 @@
           <w:sz w:val="20"/>
           <w:szCs w:val="20"/>
         </w:rPr>
-        <w:t xml:space="preserve">D)  12 cm</w:t>
+        <w:t xml:space="preserve">D)  They're equal</w:t>
       </w:r>
     </w:p>
     <w:p>
@@ -2375,7 +2579,7 @@
           <w:sz w:val="21"/>
           <w:szCs w:val="21"/>
         </w:rPr>
-        <w:t xml:space="preserve">How is volume different from area?</w:t>
+        <w:t xml:space="preserve">A prism is 2.5 cm by 4 cm by 3 cm. What is its volume?</w:t>
       </w:r>
     </w:p>
     <w:p>
@@ -2388,7 +2592,7 @@
           <w:sz w:val="20"/>
           <w:szCs w:val="20"/>
         </w:rPr>
-        <w:t xml:space="preserve">A)  Volume measures 3D space (cubic units); area measures 2D surface (square units)</w:t>
+        <w:t xml:space="preserve">A)  30 cm³</w:t>
       </w:r>
     </w:p>
     <w:p>
@@ -2401,7 +2605,7 @@
           <w:sz w:val="20"/>
           <w:szCs w:val="20"/>
         </w:rPr>
-        <w:t xml:space="preserve">B)  Volume uses square units; area uses cubic units</w:t>
+        <w:t xml:space="preserve">B)  9.5 cm³</w:t>
       </w:r>
     </w:p>
     <w:p>
@@ -2414,7 +2618,7 @@
           <w:sz w:val="20"/>
           <w:szCs w:val="20"/>
         </w:rPr>
-        <w:t xml:space="preserve">C)  Volume only applies to cubes; area applies to all shapes</w:t>
+        <w:t xml:space="preserve">C)  10 cm³</w:t>
       </w:r>
     </w:p>
     <w:p>
@@ -2427,7 +2631,7 @@
           <w:sz w:val="20"/>
           <w:szCs w:val="20"/>
         </w:rPr>
-        <w:t xml:space="preserve">D)  There is no difference</w:t>
+        <w:t xml:space="preserve">D)  24 cm³</w:t>
       </w:r>
     </w:p>
     <w:p>
@@ -2505,7 +2709,7 @@
           <w:sz w:val="21"/>
           <w:szCs w:val="21"/>
         </w:rPr>
-        <w:t xml:space="preserve">Two boxes: Box A is 10 × 5 × 4 inches. Box B is 8 × 6 × 5 inches. Which has more volume and by how much?</w:t>
+        <w:t xml:space="preserve">A fish tank is 30 cm long, 20 cm wide, and 25 cm tall. What is its volume?</w:t>
       </w:r>
     </w:p>
     <w:p>
@@ -2518,7 +2722,7 @@
           <w:sz w:val="20"/>
           <w:szCs w:val="20"/>
         </w:rPr>
-        <w:t xml:space="preserve">A)  Box B by 40 in³</w:t>
+        <w:t xml:space="preserve">A)  15,000 cm³</w:t>
       </w:r>
     </w:p>
     <w:p>
@@ -2531,7 +2735,7 @@
           <w:sz w:val="20"/>
           <w:szCs w:val="20"/>
         </w:rPr>
-        <w:t xml:space="preserve">B)  Box A by 40 in³</w:t>
+        <w:t xml:space="preserve">B)  75 cm³</w:t>
       </w:r>
     </w:p>
     <w:p>
@@ -2544,7 +2748,7 @@
           <w:sz w:val="20"/>
           <w:szCs w:val="20"/>
         </w:rPr>
-        <w:t xml:space="preserve">C)  Box B by 60 in³</w:t>
+        <w:t xml:space="preserve">C)  1,500 cm³</w:t>
       </w:r>
     </w:p>
     <w:p>
@@ -2557,7 +2761,7 @@
           <w:sz w:val="20"/>
           <w:szCs w:val="20"/>
         </w:rPr>
-        <w:t xml:space="preserve">D)  They're equal</w:t>
+        <w:t xml:space="preserve">D)  600 cm³</w:t>
       </w:r>
     </w:p>
     <w:p>
@@ -3270,6 +3474,64 @@
           <w:sz w:val="24"/>
           <w:szCs w:val="24"/>
         </w:rPr>
+        <w:t xml:space="preserve">Worked Notes (I Do / We Do)</w:t>
+      </w:r>
+    </w:p>
+    <w:p>
+      <w:pPr>
+        <w:spacing w:after="80"/>
+      </w:pPr>
+      <w:r>
+        <w:rPr>
+          <w:b/>
+          <w:bCs/>
+          <w:sz w:val="21"/>
+          <w:szCs w:val="21"/>
+        </w:rPr>
+        <w:t xml:space="preserve">I Do:  </w:t>
+      </w:r>
+      <w:r>
+        <w:rPr>
+          <w:sz w:val="21"/>
+          <w:szCs w:val="21"/>
+        </w:rPr>
+        <w:t xml:space="preserve">A. 60 in³</w:t>
+      </w:r>
+    </w:p>
+    <w:p>
+      <w:pPr>
+        <w:spacing w:after="80"/>
+      </w:pPr>
+      <w:r>
+        <w:rPr>
+          <w:b/>
+          <w:bCs/>
+          <w:sz w:val="21"/>
+          <w:szCs w:val="21"/>
+        </w:rPr>
+        <w:t xml:space="preserve">We Do:  </w:t>
+      </w:r>
+      <w:r>
+        <w:rPr>
+          <w:sz w:val="21"/>
+          <w:szCs w:val="21"/>
+        </w:rPr>
+        <w:t xml:space="preserve">A. 2 cm</w:t>
+      </w:r>
+    </w:p>
+    <w:p>
+      <w:pPr>
+        <w:pStyle w:val="Heading2"/>
+        <w:spacing w:after="80" w:before="180"/>
+      </w:pPr>
+      <w:r>
+        <w:rPr>
+          <w:b/>
+          <w:bCs/>
+          <w:color w:val="12355B"/>
+          <w:sz w:val="24"/>
+          <w:szCs w:val="24"/>
+        </w:rPr>
         <w:t xml:space="preserve">Independent Practice</w:t>
       </w:r>
     </w:p>
@@ -3291,7 +3553,7 @@
           <w:sz w:val="21"/>
           <w:szCs w:val="21"/>
         </w:rPr>
-        <w:t xml:space="preserve">A)  60 in³</w:t>
+        <w:t xml:space="preserve">A)  Volume measures 3D space (cubic units); area measures 2D surface (square units)</w:t>
       </w:r>
       <w:r>
         <w:rPr>
@@ -3301,7 +3563,7 @@
           <w:sz w:val="19"/>
           <w:szCs w:val="19"/>
         </w:rPr>
-        <w:t xml:space="preserve">  — V = l × w × h = 4 × 3 × 5 = 60 cubic inches.</w:t>
+        <w:t xml:space="preserve">  — Volume measures the space inside a 3D shape (cubic units like in³). Area measures a flat 2D surface (square units like in²).</w:t>
       </w:r>
     </w:p>
     <w:p>
@@ -3322,7 +3584,7 @@
           <w:sz w:val="21"/>
           <w:szCs w:val="21"/>
         </w:rPr>
-        <w:t xml:space="preserve">A)  2 cm</w:t>
+        <w:t xml:space="preserve">A)  Box B by 40 in³</w:t>
       </w:r>
       <w:r>
         <w:rPr>
@@ -3332,7 +3594,7 @@
           <w:sz w:val="19"/>
           <w:szCs w:val="19"/>
         </w:rPr>
-        <w:t xml:space="preserve">  — V = l × w × h → 36 = 6 × 3 × h → 36 = 18h → h = 2 cm.</w:t>
+        <w:t xml:space="preserve">  — Box A: 10 × 5 × 4 = 200 in³. Box B: 8 × 6 × 5 = 240 in³. Box B is bigger by 40 in³.</w:t>
       </w:r>
     </w:p>
     <w:p>
@@ -3353,7 +3615,7 @@
           <w:sz w:val="21"/>
           <w:szCs w:val="21"/>
         </w:rPr>
-        <w:t xml:space="preserve">A)  Volume measures 3D space (cubic units); area measures 2D surface (square units)</w:t>
+        <w:t xml:space="preserve">A)  30 cm³</w:t>
       </w:r>
       <w:r>
         <w:rPr>
@@ -3363,7 +3625,7 @@
           <w:sz w:val="19"/>
           <w:szCs w:val="19"/>
         </w:rPr>
-        <w:t xml:space="preserve">  — Volume measures the space inside a 3D shape (cubic units like in³). Area measures a flat 2D surface (square units like in²).</w:t>
+        <w:t xml:space="preserve">  — V = 2.5 × 4 × 3 = 30 cm³.</w:t>
       </w:r>
     </w:p>
     <w:p>
@@ -3384,7 +3646,7 @@
           <w:sz w:val="21"/>
           <w:szCs w:val="21"/>
         </w:rPr>
-        <w:t xml:space="preserve">A)  Box B by 40 in³</w:t>
+        <w:t xml:space="preserve">A)  15,000 cm³</w:t>
       </w:r>
       <w:r>
         <w:rPr>
@@ -3394,7 +3656,7 @@
           <w:sz w:val="19"/>
           <w:szCs w:val="19"/>
         </w:rPr>
-        <w:t xml:space="preserve">  — Box A: 10 × 5 × 4 = 200 in³. Box B: 8 × 6 × 5 = 240 in³. Box B is bigger by 40 in³.</w:t>
+        <w:t xml:space="preserve">  — 30 × 20 × 25 = 15,000 cm³.</w:t>
       </w:r>
     </w:p>
     <w:p>

--- a/lessons/10-2/downloads/10-2-notes.docx
+++ b/lessons/10-2/downloads/10-2-notes.docx
@@ -613,160 +613,6 @@
                           </pic:cNvPicPr>
                         </pic:nvPicPr>
                         <pic:blipFill>
-                          <a:blip r:embed="rId9" cstate="none"/>
-                          <a:srcRect/>
-                          <a:stretch>
-                            <a:fillRect/>
-                          </a:stretch>
-                        </pic:blipFill>
-                        <pic:spPr bwMode="auto">
-                          <a:xfrm>
-                            <a:off x="0" y="0"/>
-                            <a:ext cx="1047750" cy="790575"/>
-                          </a:xfrm>
-                          <a:prstGeom prst="rect">
-                            <a:avLst/>
-                          </a:prstGeom>
-                        </pic:spPr>
-                      </pic:pic>
-                    </a:graphicData>
-                  </a:graphic>
-                </wp:inline>
-              </w:drawing>
-            </w:r>
-          </w:p>
-        </w:tc>
-        <w:tc>
-          <w:tcPr>
-            <w:tcW w:type="dxa" w:w="7560"/>
-            <w:tcMar>
-              <w:top w:type="dxa" w:w="100"/>
-              <w:left w:type="dxa" w:w="40"/>
-              <w:bottom w:type="dxa" w:w="100"/>
-              <w:right w:type="dxa" w:w="40"/>
-            </w:tcMar>
-            <w:vAlign w:val="center"/>
-          </w:tcPr>
-          <w:p>
-            <w:pPr>
-              <w:spacing w:after="50"/>
-            </w:pPr>
-            <w:r>
-              <w:rPr>
-                <w:b/>
-                <w:bCs/>
-                <w:color w:val="12355B"/>
-                <w:sz w:val="24"/>
-                <w:szCs w:val="24"/>
-              </w:rPr>
-              <w:t xml:space="preserve">Cubic units</w:t>
-            </w:r>
-            <w:r>
-              <w:rPr>
-                <w:i/>
-                <w:iCs/>
-                <w:color w:val="5F6F80"/>
-                <w:sz w:val="19"/>
-                <w:szCs w:val="19"/>
-              </w:rPr>
-              <w:t xml:space="preserve">   Unidades cúbicas</w:t>
-            </w:r>
-          </w:p>
-          <w:p>
-            <w:pPr>
-              <w:spacing w:after="40"/>
-            </w:pPr>
-            <w:r>
-              <w:rPr>
-                <w:sz w:val="21"/>
-                <w:szCs w:val="21"/>
-              </w:rPr>
-              <w:t xml:space="preserve">The units used to measure space inside, like cubic inches.</w:t>
-            </w:r>
-          </w:p>
-          <w:p>
-            <w:pPr>
-              <w:spacing w:after="0"/>
-            </w:pPr>
-            <w:r>
-              <w:rPr>
-                <w:b/>
-                <w:bCs/>
-                <w:color w:val="1FA6A2"/>
-                <w:sz w:val="18"/>
-                <w:szCs w:val="18"/>
-              </w:rPr>
-              <w:t xml:space="preserve">Example:  </w:t>
-            </w:r>
-            <w:r>
-              <w:rPr>
-                <w:i/>
-                <w:iCs/>
-                <w:color w:val="5F6F80"/>
-                <w:sz w:val="18"/>
-                <w:szCs w:val="18"/>
-              </w:rPr>
-              <w:t xml:space="preserve">1 ft³ = a cube that is 1 foot on every edge</w:t>
-            </w:r>
-          </w:p>
-        </w:tc>
-      </w:tr>
-    </w:tbl>
-    <w:tbl>
-      <w:tblPr>
-        <w:tblW w:type="pct" w:w="100%"/>
-        <w:tblBorders>
-          <w:top w:val="none" w:color="FFFFFF" w:sz="0"/>
-          <w:left w:val="none" w:color="FFFFFF" w:sz="0"/>
-          <w:bottom w:val="single" w:color="C7D2DD" w:sz="4"/>
-          <w:right w:val="none" w:color="FFFFFF" w:sz="0"/>
-          <w:insideH w:val="none" w:color="FFFFFF" w:sz="0"/>
-          <w:insideV w:val="none" w:color="FFFFFF" w:sz="0"/>
-        </w:tblBorders>
-      </w:tblPr>
-      <w:tblGrid>
-        <w:gridCol w:w="1800"/>
-        <w:gridCol w:w="7560"/>
-      </w:tblGrid>
-      <w:tr>
-        <w:trPr>
-          <w:cantSplit/>
-        </w:trPr>
-        <w:tc>
-          <w:tcPr>
-            <w:tcW w:type="dxa" w:w="1800"/>
-            <w:tcMar>
-              <w:top w:type="dxa" w:w="100"/>
-              <w:left w:type="dxa" w:w="40"/>
-              <w:bottom w:type="dxa" w:w="100"/>
-              <w:right w:type="dxa" w:w="120"/>
-            </w:tcMar>
-            <w:vAlign w:val="center"/>
-          </w:tcPr>
-          <w:p>
-            <w:pPr>
-              <w:spacing w:after="0"/>
-              <w:jc w:val="center"/>
-            </w:pPr>
-            <w:r>
-              <w:drawing>
-                <wp:inline distT="0" distB="0" distL="0" distR="0">
-                  <wp:extent cx="1047750" cy="790575"/>
-                  <wp:effectExtent t="0" r="0" b="0" l="0"/>
-                  <wp:docPr id="1" name="" descr="" title=""/>
-                  <wp:cNvGraphicFramePr>
-                    <a:graphicFrameLocks xmlns:a="http://schemas.openxmlformats.org/drawingml/2006/main" noChangeAspect="1"/>
-                  </wp:cNvGraphicFramePr>
-                  <a:graphic xmlns:a="http://schemas.openxmlformats.org/drawingml/2006/main">
-                    <a:graphicData uri="http://schemas.openxmlformats.org/drawingml/2006/picture">
-                      <pic:pic xmlns:pic="http://schemas.openxmlformats.org/drawingml/2006/picture">
-                        <pic:nvPicPr>
-                          <pic:cNvPr id="0" name="" descr=""/>
-                          <pic:cNvPicPr>
-                            <a:picLocks noChangeAspect="1" noChangeArrowheads="1"/>
-                          </pic:cNvPicPr>
-                        </pic:nvPicPr>
-                        <pic:blipFill>
                           <a:blip r:embed="rId11" cstate="none"/>
                           <a:srcRect/>
                           <a:stretch>
@@ -813,7 +659,7 @@
                 <w:sz w:val="24"/>
                 <w:szCs w:val="24"/>
               </w:rPr>
-              <w:t xml:space="preserve">Dimensions</w:t>
+              <w:t xml:space="preserve">Cubic units</w:t>
             </w:r>
             <w:r>
               <w:rPr>
@@ -823,7 +669,7 @@
                 <w:sz w:val="19"/>
                 <w:szCs w:val="19"/>
               </w:rPr>
-              <w:t xml:space="preserve">   Dimensiones</w:t>
+              <w:t xml:space="preserve">   Unidades cúbicas</w:t>
             </w:r>
           </w:p>
           <w:p>
@@ -835,7 +681,7 @@
                 <w:sz w:val="21"/>
                 <w:szCs w:val="21"/>
               </w:rPr>
-              <w:t xml:space="preserve">How long, how wide, and how tall a shape is.</w:t>
+              <w:t xml:space="preserve">The units used to measure space inside, like cubic inches.</w:t>
             </w:r>
           </w:p>
           <w:p>
@@ -860,7 +706,7 @@
                 <w:sz w:val="18"/>
                 <w:szCs w:val="18"/>
               </w:rPr>
-              <w:t xml:space="preserve">A box with dimensions 4 × 3 × 2 means l = 4, w = 3, h = 2</w:t>
+              <w:t xml:space="preserve">1 ft³ = a cube that is 1 foot on every edge</w:t>
             </w:r>
           </w:p>
         </w:tc>
@@ -967,7 +813,7 @@
                 <w:sz w:val="24"/>
                 <w:szCs w:val="24"/>
               </w:rPr>
-              <w:t xml:space="preserve">Net</w:t>
+              <w:t xml:space="preserve">Dimensions</w:t>
             </w:r>
             <w:r>
               <w:rPr>
@@ -977,7 +823,7 @@
                 <w:sz w:val="19"/>
                 <w:szCs w:val="19"/>
               </w:rPr>
-              <w:t xml:space="preserve">   Plantilla (desarrollo plano)</w:t>
+              <w:t xml:space="preserve">   Dimensiones</w:t>
             </w:r>
           </w:p>
           <w:p>
@@ -989,7 +835,7 @@
                 <w:sz w:val="21"/>
                 <w:szCs w:val="21"/>
               </w:rPr>
-              <w:t xml:space="preserve">A flat shape that folds up into a solid.</w:t>
+              <w:t xml:space="preserve">How long, how wide, and how tall a shape is.</w:t>
             </w:r>
           </w:p>
           <w:p>
@@ -1014,7 +860,7 @@
                 <w:sz w:val="18"/>
                 <w:szCs w:val="18"/>
               </w:rPr>
-              <w:t xml:space="preserve">Cut a cereal box along its edges, unfold it flat — that is the net</w:t>
+              <w:t xml:space="preserve">A box with dimensions 4 × 3 × 2 means l = 4, w = 3, h = 2</w:t>
             </w:r>
           </w:p>
         </w:tc>
@@ -1121,6 +967,160 @@
                 <w:sz w:val="24"/>
                 <w:szCs w:val="24"/>
               </w:rPr>
+              <w:t xml:space="preserve">Net</w:t>
+            </w:r>
+            <w:r>
+              <w:rPr>
+                <w:i/>
+                <w:iCs/>
+                <w:color w:val="5F6F80"/>
+                <w:sz w:val="19"/>
+                <w:szCs w:val="19"/>
+              </w:rPr>
+              <w:t xml:space="preserve">   Plantilla (desarrollo plano)</w:t>
+            </w:r>
+          </w:p>
+          <w:p>
+            <w:pPr>
+              <w:spacing w:after="40"/>
+            </w:pPr>
+            <w:r>
+              <w:rPr>
+                <w:sz w:val="21"/>
+                <w:szCs w:val="21"/>
+              </w:rPr>
+              <w:t xml:space="preserve">A flat shape that folds up into a solid.</w:t>
+            </w:r>
+          </w:p>
+          <w:p>
+            <w:pPr>
+              <w:spacing w:after="0"/>
+            </w:pPr>
+            <w:r>
+              <w:rPr>
+                <w:b/>
+                <w:bCs/>
+                <w:color w:val="1FA6A2"/>
+                <w:sz w:val="18"/>
+                <w:szCs w:val="18"/>
+              </w:rPr>
+              <w:t xml:space="preserve">Example:  </w:t>
+            </w:r>
+            <w:r>
+              <w:rPr>
+                <w:i/>
+                <w:iCs/>
+                <w:color w:val="5F6F80"/>
+                <w:sz w:val="18"/>
+                <w:szCs w:val="18"/>
+              </w:rPr>
+              <w:t xml:space="preserve">Cut a cereal box along its edges, unfold it flat — that is the net</w:t>
+            </w:r>
+          </w:p>
+        </w:tc>
+      </w:tr>
+    </w:tbl>
+    <w:tbl>
+      <w:tblPr>
+        <w:tblW w:type="pct" w:w="100%"/>
+        <w:tblBorders>
+          <w:top w:val="none" w:color="FFFFFF" w:sz="0"/>
+          <w:left w:val="none" w:color="FFFFFF" w:sz="0"/>
+          <w:bottom w:val="single" w:color="C7D2DD" w:sz="4"/>
+          <w:right w:val="none" w:color="FFFFFF" w:sz="0"/>
+          <w:insideH w:val="none" w:color="FFFFFF" w:sz="0"/>
+          <w:insideV w:val="none" w:color="FFFFFF" w:sz="0"/>
+        </w:tblBorders>
+      </w:tblPr>
+      <w:tblGrid>
+        <w:gridCol w:w="1800"/>
+        <w:gridCol w:w="7560"/>
+      </w:tblGrid>
+      <w:tr>
+        <w:trPr>
+          <w:cantSplit/>
+        </w:trPr>
+        <w:tc>
+          <w:tcPr>
+            <w:tcW w:type="dxa" w:w="1800"/>
+            <w:tcMar>
+              <w:top w:type="dxa" w:w="100"/>
+              <w:left w:type="dxa" w:w="40"/>
+              <w:bottom w:type="dxa" w:w="100"/>
+              <w:right w:type="dxa" w:w="120"/>
+            </w:tcMar>
+            <w:vAlign w:val="center"/>
+          </w:tcPr>
+          <w:p>
+            <w:pPr>
+              <w:spacing w:after="0"/>
+              <w:jc w:val="center"/>
+            </w:pPr>
+            <w:r>
+              <w:drawing>
+                <wp:inline distT="0" distB="0" distL="0" distR="0">
+                  <wp:extent cx="1047750" cy="790575"/>
+                  <wp:effectExtent t="0" r="0" b="0" l="0"/>
+                  <wp:docPr id="1" name="" descr="" title=""/>
+                  <wp:cNvGraphicFramePr>
+                    <a:graphicFrameLocks xmlns:a="http://schemas.openxmlformats.org/drawingml/2006/main" noChangeAspect="1"/>
+                  </wp:cNvGraphicFramePr>
+                  <a:graphic xmlns:a="http://schemas.openxmlformats.org/drawingml/2006/main">
+                    <a:graphicData uri="http://schemas.openxmlformats.org/drawingml/2006/picture">
+                      <pic:pic xmlns:pic="http://schemas.openxmlformats.org/drawingml/2006/picture">
+                        <pic:nvPicPr>
+                          <pic:cNvPr id="0" name="" descr=""/>
+                          <pic:cNvPicPr>
+                            <a:picLocks noChangeAspect="1" noChangeArrowheads="1"/>
+                          </pic:cNvPicPr>
+                        </pic:nvPicPr>
+                        <pic:blipFill>
+                          <a:blip r:embed="rId14" cstate="none"/>
+                          <a:srcRect/>
+                          <a:stretch>
+                            <a:fillRect/>
+                          </a:stretch>
+                        </pic:blipFill>
+                        <pic:spPr bwMode="auto">
+                          <a:xfrm>
+                            <a:off x="0" y="0"/>
+                            <a:ext cx="1047750" cy="790575"/>
+                          </a:xfrm>
+                          <a:prstGeom prst="rect">
+                            <a:avLst/>
+                          </a:prstGeom>
+                        </pic:spPr>
+                      </pic:pic>
+                    </a:graphicData>
+                  </a:graphic>
+                </wp:inline>
+              </w:drawing>
+            </w:r>
+          </w:p>
+        </w:tc>
+        <w:tc>
+          <w:tcPr>
+            <w:tcW w:type="dxa" w:w="7560"/>
+            <w:tcMar>
+              <w:top w:type="dxa" w:w="100"/>
+              <w:left w:type="dxa" w:w="40"/>
+              <w:bottom w:type="dxa" w:w="100"/>
+              <w:right w:type="dxa" w:w="40"/>
+            </w:tcMar>
+            <w:vAlign w:val="center"/>
+          </w:tcPr>
+          <w:p>
+            <w:pPr>
+              <w:spacing w:after="50"/>
+            </w:pPr>
+            <w:r>
+              <w:rPr>
+                <w:b/>
+                <w:bCs/>
+                <w:color w:val="12355B"/>
+                <w:sz w:val="24"/>
+                <w:szCs w:val="24"/>
+              </w:rPr>
               <w:t xml:space="preserve">Base area</w:t>
             </w:r>
             <w:r>
@@ -1174,6 +1174,238 @@
         </w:tc>
       </w:tr>
     </w:tbl>
+    <w:p>
+      <w:pPr>
+        <w:pStyle w:val="Heading1"/>
+        <w:pBdr>
+          <w:bottom w:val="single" w:color="1FA6A2" w:sz="14" w:space="6"/>
+        </w:pBdr>
+        <w:spacing w:after="140" w:before="260"/>
+      </w:pPr>
+      <w:r>
+        <w:rPr>
+          <w:b/>
+          <w:bCs/>
+          <w:color w:val="12355B"/>
+          <w:sz w:val="30"/>
+          <w:szCs w:val="30"/>
+        </w:rPr>
+        <w:t xml:space="preserve">Guided Notes</w:t>
+      </w:r>
+    </w:p>
+    <w:p>
+      <w:pPr>
+        <w:spacing w:after="100"/>
+      </w:pPr>
+      <w:r>
+        <w:rPr>
+          <w:i/>
+          <w:iCs/>
+          <w:color w:val="5F6F80"/>
+          <w:sz w:val="19"/>
+          <w:szCs w:val="19"/>
+        </w:rPr>
+        <w:t xml:space="preserve">Fill in each blank as we go. Use the Word Bank to help you.</w:t>
+      </w:r>
+    </w:p>
+    <w:tbl>
+      <w:tblPr>
+        <w:tblW w:type="pct" w:w="100%"/>
+        <w:tblBorders>
+          <w:top w:val="single" w:color="BBD0DE" w:sz="8"/>
+          <w:left w:val="single" w:color="BBD0DE" w:sz="8"/>
+          <w:bottom w:val="single" w:color="BBD0DE" w:sz="8"/>
+          <w:right w:val="single" w:color="BBD0DE" w:sz="8"/>
+          <w:insideH w:val="single" w:color="auto" w:sz="4"/>
+          <w:insideV w:val="single" w:color="auto" w:sz="4"/>
+        </w:tblBorders>
+      </w:tblPr>
+      <w:tblGrid>
+        <w:gridCol w:w="100"/>
+      </w:tblGrid>
+      <w:tr>
+        <w:tc>
+          <w:tcPr>
+            <w:shd w:fill="EEF4F8" w:color="auto" w:val="clear"/>
+            <w:tcMar>
+              <w:top w:type="dxa" w:w="120"/>
+              <w:left w:type="dxa" w:w="180"/>
+              <w:bottom w:type="dxa" w:w="120"/>
+              <w:right w:type="dxa" w:w="180"/>
+            </w:tcMar>
+          </w:tcPr>
+          <w:p>
+            <w:pPr>
+              <w:spacing w:after="40"/>
+            </w:pPr>
+            <w:r>
+              <w:rPr>
+                <w:b/>
+                <w:bCs/>
+                <w:color w:val="1FA6A2"/>
+                <w:sz w:val="18"/>
+                <w:szCs w:val="18"/>
+              </w:rPr>
+              <w:t xml:space="preserve">WORD BANK</w:t>
+            </w:r>
+          </w:p>
+          <w:p>
+            <w:pPr>
+              <w:spacing w:after="80"/>
+            </w:pPr>
+            <w:r>
+              <w:rPr>
+                <w:b/>
+                <w:bCs/>
+                <w:sz w:val="21"/>
+                <w:szCs w:val="21"/>
+              </w:rPr>
+              <w:t xml:space="preserve">Volume      •      Rectangular prism      •      Cubic units      •      Dimensions      •      Net      •      Base area</w:t>
+            </w:r>
+          </w:p>
+        </w:tc>
+      </w:tr>
+    </w:tbl>
+    <w:p>
+      <w:pPr>
+        <w:spacing w:after="80"/>
+      </w:pPr>
+      <w:r>
+        <w:t xml:space="preserve"/>
+      </w:r>
+    </w:p>
+    <w:p>
+      <w:pPr>
+        <w:spacing w:after="120" w:before="80"/>
+      </w:pPr>
+      <w:r>
+        <w:rPr>
+          <w:b/>
+          <w:bCs/>
+          <w:color w:val="12355B"/>
+          <w:sz w:val="22"/>
+          <w:szCs w:val="22"/>
+        </w:rPr>
+        <w:t xml:space="preserve">1.  </w:t>
+      </w:r>
+      <w:r>
+        <w:rPr>
+          <w:sz w:val="22"/>
+          <w:szCs w:val="22"/>
+        </w:rPr>
+        <w:t xml:space="preserve">The amount of space inside a three-dimensional solid is its ___.</w:t>
+      </w:r>
+    </w:p>
+    <w:p>
+      <w:pPr>
+        <w:spacing w:after="120" w:before="80"/>
+      </w:pPr>
+      <w:r>
+        <w:rPr>
+          <w:b/>
+          <w:bCs/>
+          <w:color w:val="12355B"/>
+          <w:sz w:val="22"/>
+          <w:szCs w:val="22"/>
+        </w:rPr>
+        <w:t xml:space="preserve">2.  </w:t>
+      </w:r>
+      <w:r>
+        <w:rPr>
+          <w:sz w:val="22"/>
+          <w:szCs w:val="22"/>
+        </w:rPr>
+        <w:t xml:space="preserve">A solid with six rectangular faces is a ___.</w:t>
+      </w:r>
+    </w:p>
+    <w:p>
+      <w:pPr>
+        <w:spacing w:after="120" w:before="80"/>
+      </w:pPr>
+      <w:r>
+        <w:rPr>
+          <w:b/>
+          <w:bCs/>
+          <w:color w:val="12355B"/>
+          <w:sz w:val="22"/>
+          <w:szCs w:val="22"/>
+        </w:rPr>
+        <w:t xml:space="preserve">3.  </w:t>
+      </w:r>
+      <w:r>
+        <w:rPr>
+          <w:sz w:val="22"/>
+          <w:szCs w:val="22"/>
+        </w:rPr>
+        <w:t xml:space="preserve">The unit used to measure volume is ___.</w:t>
+      </w:r>
+    </w:p>
+    <w:p>
+      <w:pPr>
+        <w:spacing w:after="120" w:before="80"/>
+      </w:pPr>
+      <w:r>
+        <w:rPr>
+          <w:b/>
+          <w:bCs/>
+          <w:color w:val="12355B"/>
+          <w:sz w:val="22"/>
+          <w:szCs w:val="22"/>
+        </w:rPr>
+        <w:t xml:space="preserve">4.  </w:t>
+      </w:r>
+      <w:r>
+        <w:rPr>
+          <w:sz w:val="22"/>
+          <w:szCs w:val="22"/>
+        </w:rPr>
+        <w:t xml:space="preserve">The measurements of length, width, and height of a solid are its ___.</w:t>
+      </w:r>
+    </w:p>
+    <w:p>
+      <w:pPr>
+        <w:spacing w:after="120" w:before="80"/>
+      </w:pPr>
+      <w:r>
+        <w:rPr>
+          <w:b/>
+          <w:bCs/>
+          <w:color w:val="12355B"/>
+          <w:sz w:val="22"/>
+          <w:szCs w:val="22"/>
+        </w:rPr>
+        <w:t xml:space="preserve">5.  </w:t>
+      </w:r>
+      <w:r>
+        <w:rPr>
+          <w:sz w:val="22"/>
+          <w:szCs w:val="22"/>
+        </w:rPr>
+        <w:t xml:space="preserve">A flat pattern that folds into a solid is a ___.</w:t>
+      </w:r>
+    </w:p>
+    <w:p>
+      <w:pPr>
+        <w:spacing w:after="120" w:before="80"/>
+      </w:pPr>
+      <w:r>
+        <w:rPr>
+          <w:b/>
+          <w:bCs/>
+          <w:color w:val="12355B"/>
+          <w:sz w:val="22"/>
+          <w:szCs w:val="22"/>
+        </w:rPr>
+        <w:t xml:space="preserve">6.  </w:t>
+      </w:r>
+      <w:r>
+        <w:rPr>
+          <w:sz w:val="22"/>
+          <w:szCs w:val="22"/>
+        </w:rPr>
+        <w:t xml:space="preserve">The area of the bottom face of a prism, multiplied by height to find volume, is the ___.</w:t>
+      </w:r>
+    </w:p>
     <w:p>
       <w:pPr>
         <w:pStyle w:val="Heading1"/>
@@ -2238,6 +2470,87 @@
     </w:p>
     <w:p>
       <w:pPr>
+        <w:spacing w:after="40" w:before="80"/>
+      </w:pPr>
+      <w:r>
+        <w:rPr>
+          <w:b/>
+          <w:bCs/>
+          <w:color w:val="12355B"/>
+          <w:sz w:val="21"/>
+          <w:szCs w:val="21"/>
+        </w:rPr>
+        <w:t xml:space="preserve">5. </w:t>
+      </w:r>
+      <w:r>
+        <w:rPr>
+          <w:b/>
+          <w:bCs/>
+          <w:color w:val="6B4FA0"/>
+          <w:sz w:val="19"/>
+          <w:szCs w:val="19"/>
+        </w:rPr>
+        <w:t xml:space="preserve">[Practice] </w:t>
+      </w:r>
+      <w:r>
+        <w:rPr>
+          <w:b/>
+          <w:bCs/>
+          <w:sz w:val="21"/>
+          <w:szCs w:val="21"/>
+        </w:rPr>
+        <w:t xml:space="preserve">During practice on Volume of Rectangular Prisms, what strategy did you use when a problem felt tricky?</w:t>
+      </w:r>
+    </w:p>
+    <w:p>
+      <w:pPr>
+        <w:spacing w:after="60"/>
+      </w:pPr>
+      <w:r>
+        <w:rPr>
+          <w:color w:val="1A2733"/>
+          <w:sz w:val="21"/>
+          <w:szCs w:val="21"/>
+        </w:rPr>
+        <w:t xml:space="preserve">Start with:  Both capsules have V = ___ ft³ because ___ × ___ × ___ = ___ × ___ × ___.</w:t>
+      </w:r>
+      <w:r>
+        <w:rPr>
+          <w:i/>
+          <w:iCs/>
+          <w:color w:val="5F6F80"/>
+          <w:sz w:val="19"/>
+          <w:szCs w:val="19"/>
+        </w:rPr>
+        <w:br/>
+        <w:t xml:space="preserve">Ambas cápsulas tienen V = ___ ft³ porque ___ × ___ × ___ = ___ × ___ × ___.</w:t>
+      </w:r>
+    </w:p>
+    <w:p>
+      <w:pPr>
+        <w:spacing w:after="80"/>
+      </w:pPr>
+      <w:r>
+        <w:rPr>
+          <w:b/>
+          <w:bCs/>
+          <w:color w:val="12355B"/>
+          <w:sz w:val="19"/>
+          <w:szCs w:val="19"/>
+        </w:rPr>
+        <w:t xml:space="preserve">Word bank:  </w:t>
+      </w:r>
+      <w:r>
+        <w:rPr>
+          <w:color w:val="1FA6A2"/>
+          <w:sz w:val="19"/>
+          <w:szCs w:val="19"/>
+        </w:rPr>
+        <w:t xml:space="preserve">Volume,  Rectangular prism,  Cubic units,  Dimensions</w:t>
+      </w:r>
+    </w:p>
+    <w:p>
+      <w:pPr>
         <w:pStyle w:val="Heading1"/>
         <w:pageBreakBefore/>
         <w:pBdr>
@@ -2579,7 +2892,7 @@
           <w:sz w:val="21"/>
           <w:szCs w:val="21"/>
         </w:rPr>
-        <w:t xml:space="preserve">A prism is 2.5 cm by 4 cm by 3 cm. What is its volume?</w:t>
+        <w:t xml:space="preserve">A time-capsule box measures 6 in long, 4 in wide, and 3 in tall. What is its volume?</w:t>
       </w:r>
     </w:p>
     <w:p>
@@ -2592,7 +2905,7 @@
           <w:sz w:val="20"/>
           <w:szCs w:val="20"/>
         </w:rPr>
-        <w:t xml:space="preserve">A)  30 cm³</w:t>
+        <w:t xml:space="preserve">A)  72 cubic in</w:t>
       </w:r>
     </w:p>
     <w:p>
@@ -2605,7 +2918,7 @@
           <w:sz w:val="20"/>
           <w:szCs w:val="20"/>
         </w:rPr>
-        <w:t xml:space="preserve">B)  9.5 cm³</w:t>
+        <w:t xml:space="preserve">B)  13 cubic in</w:t>
       </w:r>
     </w:p>
     <w:p>
@@ -2618,7 +2931,7 @@
           <w:sz w:val="20"/>
           <w:szCs w:val="20"/>
         </w:rPr>
-        <w:t xml:space="preserve">C)  10 cm³</w:t>
+        <w:t xml:space="preserve">C)  24 cubic in</w:t>
       </w:r>
     </w:p>
     <w:p>
@@ -2631,7 +2944,7 @@
           <w:sz w:val="20"/>
           <w:szCs w:val="20"/>
         </w:rPr>
-        <w:t xml:space="preserve">D)  24 cm³</w:t>
+        <w:t xml:space="preserve">D)  72 square in</w:t>
       </w:r>
     </w:p>
     <w:p>
@@ -2709,7 +3022,7 @@
           <w:sz w:val="21"/>
           <w:szCs w:val="21"/>
         </w:rPr>
-        <w:t xml:space="preserve">A fish tank is 30 cm long, 20 cm wide, and 25 cm tall. What is its volume?</w:t>
+        <w:t xml:space="preserve">Two storage boxes are ready to pack. Box A is 5 × 5 × 2 inches and Box B is 4 × 4 × 3 inches. Which box holds more?</w:t>
       </w:r>
     </w:p>
     <w:p>
@@ -2722,7 +3035,7 @@
           <w:sz w:val="20"/>
           <w:szCs w:val="20"/>
         </w:rPr>
-        <w:t xml:space="preserve">A)  15,000 cm³</w:t>
+        <w:t xml:space="preserve">A)  Box A, because 50 cubic in is more than 48 cubic in</w:t>
       </w:r>
     </w:p>
     <w:p>
@@ -2735,7 +3048,7 @@
           <w:sz w:val="20"/>
           <w:szCs w:val="20"/>
         </w:rPr>
-        <w:t xml:space="preserve">B)  75 cm³</w:t>
+        <w:t xml:space="preserve">B)  Box B, because 48 cubic in is more than 50 cubic in</w:t>
       </w:r>
     </w:p>
     <w:p>
@@ -2748,7 +3061,7 @@
           <w:sz w:val="20"/>
           <w:szCs w:val="20"/>
         </w:rPr>
-        <w:t xml:space="preserve">C)  1,500 cm³</w:t>
+        <w:t xml:space="preserve">C)  They hold the same amount</w:t>
       </w:r>
     </w:p>
     <w:p>
@@ -2761,7 +3074,7 @@
           <w:sz w:val="20"/>
           <w:szCs w:val="20"/>
         </w:rPr>
-        <w:t xml:space="preserve">D)  600 cm³</w:t>
+        <w:t xml:space="preserve">D)  Box B, because it is taller</w:t>
       </w:r>
     </w:p>
     <w:p>
@@ -2834,33 +3147,7 @@
           <w:sz w:val="30"/>
           <w:szCs w:val="30"/>
         </w:rPr>
-        <w:t xml:space="preserve">Write About the Math</w:t>
-      </w:r>
-    </w:p>
-    <w:p>
-      <w:pPr>
-        <w:pStyle w:val="Heading2"/>
-        <w:spacing w:after="80" w:before="180"/>
-      </w:pPr>
-      <w:r>
-        <w:rPr>
-          <w:b/>
-          <w:bCs/>
-          <w:color w:val="12355B"/>
-          <w:sz w:val="24"/>
-          <w:szCs w:val="24"/>
-        </w:rPr>
-        <w:t xml:space="preserve">Build Strong Sentences</w:t>
-      </w:r>
-      <w:r>
-        <w:rPr>
-          <w:i/>
-          <w:iCs/>
-          <w:color w:val="B97A12"/>
-          <w:sz w:val="19"/>
-          <w:szCs w:val="19"/>
-        </w:rPr>
-        <w:t xml:space="preserve">   The Writing Revolution</w:t>
+        <w:t xml:space="preserve">Exit Ticket</w:t>
       </w:r>
     </w:p>
     <w:p>
@@ -2875,435 +3162,86 @@
           <w:sz w:val="19"/>
           <w:szCs w:val="19"/>
         </w:rPr>
-        <w:t xml:space="preserve">I can explain my work using the words volume, rectangular prism, dimensions, and base area.</w:t>
-      </w:r>
-    </w:p>
-    <w:p>
-      <w:pPr>
-        <w:pStyle w:val="Heading2"/>
-        <w:spacing w:after="80" w:before="180"/>
-      </w:pPr>
-      <w:r>
-        <w:rPr>
-          <w:b/>
-          <w:bCs/>
-          <w:color w:val="12355B"/>
-          <w:sz w:val="24"/>
-          <w:szCs w:val="24"/>
-        </w:rPr>
-        <w:t xml:space="preserve">1. Kernel Sentence</w:t>
-      </w:r>
-      <w:r>
-        <w:rPr>
-          <w:i/>
-          <w:iCs/>
-          <w:color w:val="1FA6A2"/>
-          <w:sz w:val="19"/>
-          <w:szCs w:val="19"/>
-        </w:rPr>
-        <w:t xml:space="preserve">   subject + verb</w:t>
-      </w:r>
-    </w:p>
-    <w:tbl>
-      <w:tblPr>
-        <w:tblW w:type="pct" w:w="100%"/>
-        <w:tblBorders>
-          <w:top w:val="single" w:color="B97A12" w:sz="8"/>
-          <w:left w:val="single" w:color="B97A12" w:sz="8"/>
-          <w:bottom w:val="single" w:color="B97A12" w:sz="8"/>
-          <w:right w:val="single" w:color="B97A12" w:sz="8"/>
-          <w:insideH w:val="single" w:color="auto" w:sz="4"/>
-          <w:insideV w:val="single" w:color="auto" w:sz="4"/>
-        </w:tblBorders>
-      </w:tblPr>
-      <w:tblGrid>
-        <w:gridCol w:w="100"/>
-      </w:tblGrid>
-      <w:tr>
-        <w:tc>
-          <w:tcPr>
-            <w:shd w:fill="FBF3E2" w:color="auto" w:val="clear"/>
-            <w:tcMar>
-              <w:top w:type="dxa" w:w="120"/>
-              <w:left w:type="dxa" w:w="180"/>
-              <w:bottom w:type="dxa" w:w="120"/>
-              <w:right w:type="dxa" w:w="180"/>
-            </w:tcMar>
-          </w:tcPr>
-          <w:p>
-            <w:pPr>
-              <w:spacing w:after="0"/>
-            </w:pPr>
-            <w:r>
-              <w:rPr>
-                <w:b/>
-                <w:bCs/>
-                <w:color w:val="1FA6A2"/>
-                <w:sz w:val="20"/>
-                <w:szCs w:val="20"/>
-              </w:rPr>
-              <w:t xml:space="preserve">Model:  </w:t>
-            </w:r>
-            <w:r>
-              <w:rPr>
-                <w:sz w:val="20"/>
-                <w:szCs w:val="20"/>
-              </w:rPr>
-              <w:t xml:space="preserve">Volume is how much space is inside a solid shape.</w:t>
-            </w:r>
-          </w:p>
-        </w:tc>
-      </w:tr>
-    </w:tbl>
+        <w:t xml:space="preserve">Answer on your own. This shows what you learned today.</w:t>
+      </w:r>
+    </w:p>
+    <w:p>
+      <w:pPr>
+        <w:spacing w:after="80" w:before="80"/>
+      </w:pPr>
+      <w:r>
+        <w:rPr>
+          <w:color w:val="B97A12"/>
+          <w:sz w:val="22"/>
+          <w:szCs w:val="22"/>
+        </w:rPr>
+        <w:t xml:space="preserve">★  </w:t>
+      </w:r>
+      <w:r>
+        <w:rPr>
+          <w:b/>
+          <w:bCs/>
+          <w:sz w:val="22"/>
+          <w:szCs w:val="22"/>
+        </w:rPr>
+        <w:t xml:space="preserve">A rectangular prism has l = 7 ft, w = 2 ft, h = 3 ft. What is the volume?</w:t>
+      </w:r>
+    </w:p>
+    <w:p>
+      <w:pPr>
+        <w:spacing w:after="60"/>
+        <w:ind w:left="420"/>
+      </w:pPr>
+      <w:r>
+        <w:rPr>
+          <w:sz w:val="21"/>
+          <w:szCs w:val="21"/>
+        </w:rPr>
+        <w:t xml:space="preserve">A)  42 ft³</w:t>
+      </w:r>
+    </w:p>
+    <w:p>
+      <w:pPr>
+        <w:spacing w:after="60"/>
+        <w:ind w:left="420"/>
+      </w:pPr>
+      <w:r>
+        <w:rPr>
+          <w:sz w:val="21"/>
+          <w:szCs w:val="21"/>
+        </w:rPr>
+        <w:t xml:space="preserve">B)  24 ft³</w:t>
+      </w:r>
+    </w:p>
+    <w:p>
+      <w:pPr>
+        <w:spacing w:after="60"/>
+        <w:ind w:left="420"/>
+      </w:pPr>
+      <w:r>
+        <w:rPr>
+          <w:sz w:val="21"/>
+          <w:szCs w:val="21"/>
+        </w:rPr>
+        <w:t xml:space="preserve">C)  42 ft²</w:t>
+      </w:r>
+    </w:p>
+    <w:p>
+      <w:pPr>
+        <w:spacing w:after="60"/>
+        <w:ind w:left="420"/>
+      </w:pPr>
+      <w:r>
+        <w:rPr>
+          <w:sz w:val="21"/>
+          <w:szCs w:val="21"/>
+        </w:rPr>
+        <w:t xml:space="preserve">D)  12 ft³</w:t>
+      </w:r>
+    </w:p>
     <w:p>
       <w:pPr>
         <w:spacing w:after="40"/>
-      </w:pPr>
-      <w:r>
-        <w:t xml:space="preserve"/>
-      </w:r>
-    </w:p>
-    <w:p>
-      <w:pPr>
-        <w:spacing w:after="60"/>
-      </w:pPr>
-      <w:r>
-        <w:rPr>
-          <w:color w:val="1A2733"/>
-          <w:sz w:val="21"/>
-          <w:szCs w:val="21"/>
-        </w:rPr>
-        <w:t xml:space="preserve">Write a kernel sentence about volume. Use a subject and a verb.</w:t>
-      </w:r>
-      <w:r>
-        <w:rPr>
-          <w:i/>
-          <w:iCs/>
-          <w:color w:val="5F6F80"/>
-          <w:sz w:val="19"/>
-          <w:szCs w:val="19"/>
-        </w:rPr>
-        <w:br/>
-        <w:t xml:space="preserve">Escribe una oración base sobre volumen. Usa un sujeto y un verbo.</w:t>
-      </w:r>
-    </w:p>
-    <w:p>
-      <w:pPr>
-        <w:pBdr>
-          <w:bottom w:val="single" w:color="AFBECC" w:sz="6"/>
-        </w:pBdr>
-        <w:spacing w:after="30" w:before="150"/>
-      </w:pPr>
-      <w:r>
-        <w:t xml:space="preserve"/>
-      </w:r>
-    </w:p>
-    <w:p>
-      <w:pPr>
-        <w:pBdr>
-          <w:bottom w:val="single" w:color="AFBECC" w:sz="6"/>
-        </w:pBdr>
-        <w:spacing w:after="30" w:before="150"/>
-      </w:pPr>
-      <w:r>
-        <w:t xml:space="preserve"/>
-      </w:r>
-    </w:p>
-    <w:p>
-      <w:pPr>
-        <w:pStyle w:val="Heading2"/>
-        <w:spacing w:after="80" w:before="180"/>
-      </w:pPr>
-      <w:r>
-        <w:rPr>
-          <w:b/>
-          <w:bCs/>
-          <w:color w:val="12355B"/>
-          <w:sz w:val="24"/>
-          <w:szCs w:val="24"/>
-        </w:rPr>
-        <w:t xml:space="preserve">2. Sentence Expansion</w:t>
-      </w:r>
-      <w:r>
-        <w:rPr>
-          <w:i/>
-          <w:iCs/>
-          <w:color w:val="1FA6A2"/>
-          <w:sz w:val="19"/>
-          <w:szCs w:val="19"/>
-        </w:rPr>
-        <w:t xml:space="preserve">   because · but · so</w:t>
-      </w:r>
-    </w:p>
-    <w:p>
-      <w:pPr>
-        <w:spacing w:after="80"/>
-      </w:pPr>
-      <w:r>
-        <w:rPr>
-          <w:b/>
-          <w:bCs/>
-          <w:color w:val="1FA6A2"/>
-          <w:sz w:val="20"/>
-          <w:szCs w:val="20"/>
-        </w:rPr>
-        <w:t xml:space="preserve">Kernel:  </w:t>
-      </w:r>
-      <w:r>
-        <w:rPr>
-          <w:sz w:val="20"/>
-          <w:szCs w:val="20"/>
-        </w:rPr>
-        <w:t xml:space="preserve">Volume matters in math</w:t>
-      </w:r>
-    </w:p>
-    <w:p>
-      <w:pPr>
-        <w:spacing w:after="80"/>
-      </w:pPr>
-      <w:r>
-        <w:rPr>
-          <w:b/>
-          <w:bCs/>
-          <w:color w:val="12355B"/>
-          <w:sz w:val="21"/>
-          <w:szCs w:val="21"/>
-        </w:rPr>
-        <w:t xml:space="preserve">because  </w:t>
-      </w:r>
-      <w:r>
-        <w:rPr>
-          <w:sz w:val="21"/>
-          <w:szCs w:val="21"/>
-        </w:rPr>
-        <w:t xml:space="preserve">Volume matters in math because ___.</w:t>
-      </w:r>
-      <w:r>
-        <w:rPr>
-          <w:i/>
-          <w:iCs/>
-          <w:color w:val="5F6F80"/>
-          <w:sz w:val="19"/>
-          <w:szCs w:val="19"/>
-        </w:rPr>
-        <w:br/>
-        <w:t xml:space="preserve">Volumen importa en matemáticas porque ___.</w:t>
-      </w:r>
-    </w:p>
-    <w:p>
-      <w:pPr>
-        <w:pBdr>
-          <w:bottom w:val="single" w:color="AFBECC" w:sz="6"/>
-        </w:pBdr>
-        <w:spacing w:after="30" w:before="150"/>
-      </w:pPr>
-      <w:r>
-        <w:t xml:space="preserve"/>
-      </w:r>
-    </w:p>
-    <w:p>
-      <w:pPr>
-        <w:spacing w:after="80"/>
-      </w:pPr>
-      <w:r>
-        <w:rPr>
-          <w:b/>
-          <w:bCs/>
-          <w:color w:val="12355B"/>
-          <w:sz w:val="21"/>
-          <w:szCs w:val="21"/>
-        </w:rPr>
-        <w:t xml:space="preserve">but  </w:t>
-      </w:r>
-      <w:r>
-        <w:rPr>
-          <w:sz w:val="21"/>
-          <w:szCs w:val="21"/>
-        </w:rPr>
-        <w:t xml:space="preserve">Volume matters in math, but ___.</w:t>
-      </w:r>
-      <w:r>
-        <w:rPr>
-          <w:i/>
-          <w:iCs/>
-          <w:color w:val="5F6F80"/>
-          <w:sz w:val="19"/>
-          <w:szCs w:val="19"/>
-        </w:rPr>
-        <w:br/>
-        <w:t xml:space="preserve">Volumen importa en matemáticas, pero ___.</w:t>
-      </w:r>
-    </w:p>
-    <w:p>
-      <w:pPr>
-        <w:pBdr>
-          <w:bottom w:val="single" w:color="AFBECC" w:sz="6"/>
-        </w:pBdr>
-        <w:spacing w:after="30" w:before="150"/>
-      </w:pPr>
-      <w:r>
-        <w:t xml:space="preserve"/>
-      </w:r>
-    </w:p>
-    <w:p>
-      <w:pPr>
-        <w:spacing w:after="80"/>
-      </w:pPr>
-      <w:r>
-        <w:rPr>
-          <w:b/>
-          <w:bCs/>
-          <w:color w:val="12355B"/>
-          <w:sz w:val="21"/>
-          <w:szCs w:val="21"/>
-        </w:rPr>
-        <w:t xml:space="preserve">so  </w:t>
-      </w:r>
-      <w:r>
-        <w:rPr>
-          <w:sz w:val="21"/>
-          <w:szCs w:val="21"/>
-        </w:rPr>
-        <w:t xml:space="preserve">Volume matters in math, so ___.</w:t>
-      </w:r>
-      <w:r>
-        <w:rPr>
-          <w:i/>
-          <w:iCs/>
-          <w:color w:val="5F6F80"/>
-          <w:sz w:val="19"/>
-          <w:szCs w:val="19"/>
-        </w:rPr>
-        <w:br/>
-        <w:t xml:space="preserve">Volumen importa en matemáticas, entonces ___.</w:t>
-      </w:r>
-    </w:p>
-    <w:p>
-      <w:pPr>
-        <w:pBdr>
-          <w:bottom w:val="single" w:color="AFBECC" w:sz="6"/>
-        </w:pBdr>
-        <w:spacing w:after="30" w:before="150"/>
-      </w:pPr>
-      <w:r>
-        <w:t xml:space="preserve"/>
-      </w:r>
-    </w:p>
-    <w:p>
-      <w:pPr>
-        <w:pStyle w:val="Heading2"/>
-        <w:spacing w:after="80" w:before="180"/>
-      </w:pPr>
-      <w:r>
-        <w:rPr>
-          <w:b/>
-          <w:bCs/>
-          <w:color w:val="12355B"/>
-          <w:sz w:val="24"/>
-          <w:szCs w:val="24"/>
-        </w:rPr>
-        <w:t xml:space="preserve">3. Explain Your Reasoning</w:t>
-      </w:r>
-      <w:r>
-        <w:rPr>
-          <w:i/>
-          <w:iCs/>
-          <w:color w:val="1FA6A2"/>
-          <w:sz w:val="19"/>
-          <w:szCs w:val="19"/>
-        </w:rPr>
-        <w:t xml:space="preserve">   use a sentence starter</w:t>
-      </w:r>
-    </w:p>
-    <w:p>
-      <w:pPr>
-        <w:spacing w:after="60"/>
-      </w:pPr>
-      <w:r>
-        <w:rPr>
-          <w:color w:val="1A2733"/>
-          <w:sz w:val="21"/>
-          <w:szCs w:val="21"/>
-        </w:rPr>
-        <w:t xml:space="preserve">A fractional edge ___ change the method because I still multiply ___ × ___ × ___.</w:t>
-      </w:r>
-      <w:r>
-        <w:rPr>
-          <w:i/>
-          <w:iCs/>
-          <w:color w:val="5F6F80"/>
-          <w:sz w:val="19"/>
-          <w:szCs w:val="19"/>
-        </w:rPr>
-        <w:br/>
-        <w:t xml:space="preserve">Una arista fraccionaria ___ cambia el método porque sigo multiplicando ___ × ___ × ___.</w:t>
-      </w:r>
-    </w:p>
-    <w:p>
-      <w:pPr>
-        <w:spacing w:after="60"/>
-      </w:pPr>
-      <w:r>
-        <w:rPr>
-          <w:color w:val="1A2733"/>
-          <w:sz w:val="21"/>
-          <w:szCs w:val="21"/>
-        </w:rPr>
-        <w:t xml:space="preserve">The volume of the capsule is ___ ft³.</w:t>
-      </w:r>
-      <w:r>
-        <w:rPr>
-          <w:i/>
-          <w:iCs/>
-          <w:color w:val="5F6F80"/>
-          <w:sz w:val="19"/>
-          <w:szCs w:val="19"/>
-        </w:rPr>
-        <w:br/>
-        <w:t xml:space="preserve">El volumen de la cápsula es ___ ft³.</w:t>
-      </w:r>
-    </w:p>
-    <w:p>
-      <w:pPr>
-        <w:spacing w:after="60"/>
-      </w:pPr>
-      <w:r>
-        <w:rPr>
-          <w:color w:val="1A2733"/>
-          <w:sz w:val="21"/>
-          <w:szCs w:val="21"/>
-        </w:rPr>
-        <w:t xml:space="preserve">Both capsules have V = ___ ft³ because ___ × ___ × ___ = ___ × ___ × ___.</w:t>
-      </w:r>
-      <w:r>
-        <w:rPr>
-          <w:i/>
-          <w:iCs/>
-          <w:color w:val="5F6F80"/>
-          <w:sz w:val="19"/>
-          <w:szCs w:val="19"/>
-        </w:rPr>
-        <w:br/>
-        <w:t xml:space="preserve">Ambas cápsulas tienen V = ___ ft³ porque ___ × ___ × ___ = ___ × ___ × ___.</w:t>
-      </w:r>
-    </w:p>
-    <w:p>
-      <w:pPr>
-        <w:pBdr>
-          <w:bottom w:val="single" w:color="AFBECC" w:sz="6"/>
-        </w:pBdr>
-        <w:spacing w:after="30" w:before="150"/>
-      </w:pPr>
-      <w:r>
-        <w:t xml:space="preserve"/>
-      </w:r>
-    </w:p>
-    <w:p>
-      <w:pPr>
-        <w:pBdr>
-          <w:bottom w:val="single" w:color="AFBECC" w:sz="6"/>
-        </w:pBdr>
-        <w:spacing w:after="30" w:before="150"/>
       </w:pPr>
       <w:r>
         <w:t xml:space="preserve"/>
@@ -3326,7 +3264,7 @@
           <w:sz w:val="30"/>
           <w:szCs w:val="30"/>
         </w:rPr>
-        <w:t xml:space="preserve">Exit Ticket</w:t>
+        <w:t xml:space="preserve">Answer Key &amp; Teacher Guide</w:t>
       </w:r>
     </w:p>
     <w:p>
@@ -3341,115 +3279,245 @@
           <w:sz w:val="19"/>
           <w:szCs w:val="19"/>
         </w:rPr>
-        <w:t xml:space="preserve">Answer on your own. This shows what you learned today.</w:t>
-      </w:r>
-    </w:p>
-    <w:p>
-      <w:pPr>
-        <w:spacing w:after="80" w:before="80"/>
-      </w:pPr>
-      <w:r>
-        <w:rPr>
-          <w:color w:val="B97A12"/>
-          <w:sz w:val="22"/>
-          <w:szCs w:val="22"/>
-        </w:rPr>
-        <w:t xml:space="preserve">★  </w:t>
-      </w:r>
-      <w:r>
-        <w:rPr>
-          <w:b/>
-          <w:bCs/>
-          <w:sz w:val="22"/>
-          <w:szCs w:val="22"/>
-        </w:rPr>
-        <w:t xml:space="preserve">A rectangular prism has l = 7 ft, w = 2 ft, h = 3 ft. What is the volume?</w:t>
-      </w:r>
-    </w:p>
-    <w:p>
-      <w:pPr>
-        <w:spacing w:after="60"/>
-        <w:ind w:left="420"/>
-      </w:pPr>
-      <w:r>
-        <w:rPr>
-          <w:sz w:val="21"/>
-          <w:szCs w:val="21"/>
-        </w:rPr>
-        <w:t xml:space="preserve">A)  42 ft³</w:t>
-      </w:r>
-    </w:p>
-    <w:p>
-      <w:pPr>
-        <w:spacing w:after="60"/>
-        <w:ind w:left="420"/>
-      </w:pPr>
-      <w:r>
-        <w:rPr>
-          <w:sz w:val="21"/>
-          <w:szCs w:val="21"/>
-        </w:rPr>
-        <w:t xml:space="preserve">B)  24 ft³</w:t>
-      </w:r>
-    </w:p>
-    <w:p>
-      <w:pPr>
-        <w:spacing w:after="60"/>
-        <w:ind w:left="420"/>
-      </w:pPr>
-      <w:r>
-        <w:rPr>
-          <w:sz w:val="21"/>
-          <w:szCs w:val="21"/>
-        </w:rPr>
-        <w:t xml:space="preserve">C)  42 ft²</w:t>
-      </w:r>
-    </w:p>
-    <w:p>
-      <w:pPr>
-        <w:spacing w:after="60"/>
-        <w:ind w:left="420"/>
-      </w:pPr>
-      <w:r>
-        <w:rPr>
-          <w:sz w:val="21"/>
-          <w:szCs w:val="21"/>
-        </w:rPr>
-        <w:t xml:space="preserve">D)  12 ft³</w:t>
-      </w:r>
-    </w:p>
-    <w:p>
-      <w:pPr>
-        <w:spacing w:after="40"/>
-      </w:pPr>
-      <w:r>
-        <w:t xml:space="preserve"/>
-      </w:r>
-    </w:p>
-    <w:p>
-      <w:pPr>
-        <w:pStyle w:val="Heading1"/>
-        <w:pageBreakBefore/>
-        <w:pBdr>
-          <w:bottom w:val="single" w:color="1FA6A2" w:sz="14" w:space="6"/>
-        </w:pBdr>
-        <w:spacing w:after="140" w:before="0"/>
-      </w:pPr>
-      <w:r>
-        <w:rPr>
-          <w:b/>
-          <w:bCs/>
-          <w:color w:val="12355B"/>
-          <w:sz w:val="30"/>
-          <w:szCs w:val="30"/>
-        </w:rPr>
-        <w:t xml:space="preserve">Answer Key &amp; Teacher Guide</w:t>
-      </w:r>
-    </w:p>
-    <w:p>
-      <w:pPr>
-        <w:spacing w:after="100"/>
-      </w:pPr>
+        <w:t xml:space="preserve">Teacher reference — remove or fold back before distributing to students.</w:t>
+      </w:r>
+    </w:p>
+    <w:p>
+      <w:pPr>
+        <w:pStyle w:val="Heading2"/>
+        <w:spacing w:after="80" w:before="180"/>
+      </w:pPr>
+      <w:r>
+        <w:rPr>
+          <w:b/>
+          <w:bCs/>
+          <w:color w:val="12355B"/>
+          <w:sz w:val="24"/>
+          <w:szCs w:val="24"/>
+        </w:rPr>
+        <w:t xml:space="preserve">Guided Notes (Fill-in)</w:t>
+      </w:r>
+    </w:p>
+    <w:p>
+      <w:pPr>
+        <w:spacing w:after="80"/>
+      </w:pPr>
+      <w:r>
+        <w:rPr>
+          <w:b/>
+          <w:bCs/>
+          <w:sz w:val="21"/>
+          <w:szCs w:val="21"/>
+        </w:rPr>
+        <w:t xml:space="preserve">Notes 1:  </w:t>
+      </w:r>
+      <w:r>
+        <w:rPr>
+          <w:sz w:val="21"/>
+          <w:szCs w:val="21"/>
+        </w:rPr>
+        <w:t xml:space="preserve">Volume</w:t>
+      </w:r>
+    </w:p>
+    <w:p>
+      <w:pPr>
+        <w:spacing w:after="80"/>
+      </w:pPr>
+      <w:r>
+        <w:rPr>
+          <w:b/>
+          <w:bCs/>
+          <w:sz w:val="21"/>
+          <w:szCs w:val="21"/>
+        </w:rPr>
+        <w:t xml:space="preserve">Notes 2:  </w:t>
+      </w:r>
+      <w:r>
+        <w:rPr>
+          <w:sz w:val="21"/>
+          <w:szCs w:val="21"/>
+        </w:rPr>
+        <w:t xml:space="preserve">Rectangular prism</w:t>
+      </w:r>
+    </w:p>
+    <w:p>
+      <w:pPr>
+        <w:spacing w:after="80"/>
+      </w:pPr>
+      <w:r>
+        <w:rPr>
+          <w:b/>
+          <w:bCs/>
+          <w:sz w:val="21"/>
+          <w:szCs w:val="21"/>
+        </w:rPr>
+        <w:t xml:space="preserve">Notes 3:  </w:t>
+      </w:r>
+      <w:r>
+        <w:rPr>
+          <w:sz w:val="21"/>
+          <w:szCs w:val="21"/>
+        </w:rPr>
+        <w:t xml:space="preserve">Cubic units</w:t>
+      </w:r>
+    </w:p>
+    <w:p>
+      <w:pPr>
+        <w:spacing w:after="80"/>
+      </w:pPr>
+      <w:r>
+        <w:rPr>
+          <w:b/>
+          <w:bCs/>
+          <w:sz w:val="21"/>
+          <w:szCs w:val="21"/>
+        </w:rPr>
+        <w:t xml:space="preserve">Notes 4:  </w:t>
+      </w:r>
+      <w:r>
+        <w:rPr>
+          <w:sz w:val="21"/>
+          <w:szCs w:val="21"/>
+        </w:rPr>
+        <w:t xml:space="preserve">Dimensions</w:t>
+      </w:r>
+    </w:p>
+    <w:p>
+      <w:pPr>
+        <w:spacing w:after="80"/>
+      </w:pPr>
+      <w:r>
+        <w:rPr>
+          <w:b/>
+          <w:bCs/>
+          <w:sz w:val="21"/>
+          <w:szCs w:val="21"/>
+        </w:rPr>
+        <w:t xml:space="preserve">Notes 5:  </w:t>
+      </w:r>
+      <w:r>
+        <w:rPr>
+          <w:sz w:val="21"/>
+          <w:szCs w:val="21"/>
+        </w:rPr>
+        <w:t xml:space="preserve">Net</w:t>
+      </w:r>
+    </w:p>
+    <w:p>
+      <w:pPr>
+        <w:spacing w:after="80"/>
+      </w:pPr>
+      <w:r>
+        <w:rPr>
+          <w:b/>
+          <w:bCs/>
+          <w:sz w:val="21"/>
+          <w:szCs w:val="21"/>
+        </w:rPr>
+        <w:t xml:space="preserve">Notes 6:  </w:t>
+      </w:r>
+      <w:r>
+        <w:rPr>
+          <w:sz w:val="21"/>
+          <w:szCs w:val="21"/>
+        </w:rPr>
+        <w:t xml:space="preserve">Base area</w:t>
+      </w:r>
+    </w:p>
+    <w:p>
+      <w:pPr>
+        <w:pStyle w:val="Heading2"/>
+        <w:spacing w:after="80" w:before="180"/>
+      </w:pPr>
+      <w:r>
+        <w:rPr>
+          <w:b/>
+          <w:bCs/>
+          <w:color w:val="12355B"/>
+          <w:sz w:val="24"/>
+          <w:szCs w:val="24"/>
+        </w:rPr>
+        <w:t xml:space="preserve">Worked Notes (I Do / We Do)</w:t>
+      </w:r>
+    </w:p>
+    <w:p>
+      <w:pPr>
+        <w:spacing w:after="80"/>
+      </w:pPr>
+      <w:r>
+        <w:rPr>
+          <w:b/>
+          <w:bCs/>
+          <w:sz w:val="21"/>
+          <w:szCs w:val="21"/>
+        </w:rPr>
+        <w:t xml:space="preserve">I Do:  </w:t>
+      </w:r>
+      <w:r>
+        <w:rPr>
+          <w:sz w:val="21"/>
+          <w:szCs w:val="21"/>
+        </w:rPr>
+        <w:t xml:space="preserve">A. 60 in³</w:t>
+      </w:r>
+    </w:p>
+    <w:p>
+      <w:pPr>
+        <w:spacing w:after="80"/>
+      </w:pPr>
+      <w:r>
+        <w:rPr>
+          <w:b/>
+          <w:bCs/>
+          <w:sz w:val="21"/>
+          <w:szCs w:val="21"/>
+        </w:rPr>
+        <w:t xml:space="preserve">We Do:  </w:t>
+      </w:r>
+      <w:r>
+        <w:rPr>
+          <w:sz w:val="21"/>
+          <w:szCs w:val="21"/>
+        </w:rPr>
+        <w:t xml:space="preserve">A. 2 cm</w:t>
+      </w:r>
+    </w:p>
+    <w:p>
+      <w:pPr>
+        <w:pStyle w:val="Heading2"/>
+        <w:spacing w:after="80" w:before="180"/>
+      </w:pPr>
+      <w:r>
+        <w:rPr>
+          <w:b/>
+          <w:bCs/>
+          <w:color w:val="12355B"/>
+          <w:sz w:val="24"/>
+          <w:szCs w:val="24"/>
+        </w:rPr>
+        <w:t xml:space="preserve">Independent Practice</w:t>
+      </w:r>
+    </w:p>
+    <w:p>
+      <w:pPr>
+        <w:spacing w:after="80"/>
+      </w:pPr>
+      <w:r>
+        <w:rPr>
+          <w:b/>
+          <w:bCs/>
+          <w:sz w:val="21"/>
+          <w:szCs w:val="21"/>
+        </w:rPr>
+        <w:t xml:space="preserve">1.  </w:t>
+      </w:r>
+      <w:r>
+        <w:rPr>
+          <w:sz w:val="21"/>
+          <w:szCs w:val="21"/>
+        </w:rPr>
+        <w:t xml:space="preserve">A)  Volume measures 3D space (cubic units); area measures 2D surface (square units)</w:t>
+      </w:r>
       <w:r>
         <w:rPr>
           <w:i/>
@@ -3458,23 +3526,7 @@
           <w:sz w:val="19"/>
           <w:szCs w:val="19"/>
         </w:rPr>
-        <w:t xml:space="preserve">Teacher reference — remove or fold back before distributing to students.</w:t>
-      </w:r>
-    </w:p>
-    <w:p>
-      <w:pPr>
-        <w:pStyle w:val="Heading2"/>
-        <w:spacing w:after="80" w:before="180"/>
-      </w:pPr>
-      <w:r>
-        <w:rPr>
-          <w:b/>
-          <w:bCs/>
-          <w:color w:val="12355B"/>
-          <w:sz w:val="24"/>
-          <w:szCs w:val="24"/>
-        </w:rPr>
-        <w:t xml:space="preserve">Worked Notes (I Do / We Do)</w:t>
+        <w:t xml:space="preserve">  — Volume measures the space inside a 3D shape (cubic units like in³). Area measures a flat 2D surface (square units like in²).</w:t>
       </w:r>
     </w:p>
     <w:p>
@@ -3488,72 +3540,14 @@
           <w:sz w:val="21"/>
           <w:szCs w:val="21"/>
         </w:rPr>
-        <w:t xml:space="preserve">I Do:  </w:t>
-      </w:r>
-      <w:r>
-        <w:rPr>
-          <w:sz w:val="21"/>
-          <w:szCs w:val="21"/>
-        </w:rPr>
-        <w:t xml:space="preserve">A. 60 in³</w:t>
-      </w:r>
-    </w:p>
-    <w:p>
-      <w:pPr>
-        <w:spacing w:after="80"/>
-      </w:pPr>
-      <w:r>
-        <w:rPr>
-          <w:b/>
-          <w:bCs/>
-          <w:sz w:val="21"/>
-          <w:szCs w:val="21"/>
-        </w:rPr>
-        <w:t xml:space="preserve">We Do:  </w:t>
-      </w:r>
-      <w:r>
-        <w:rPr>
-          <w:sz w:val="21"/>
-          <w:szCs w:val="21"/>
-        </w:rPr>
-        <w:t xml:space="preserve">A. 2 cm</w:t>
-      </w:r>
-    </w:p>
-    <w:p>
-      <w:pPr>
-        <w:pStyle w:val="Heading2"/>
-        <w:spacing w:after="80" w:before="180"/>
-      </w:pPr>
-      <w:r>
-        <w:rPr>
-          <w:b/>
-          <w:bCs/>
-          <w:color w:val="12355B"/>
-          <w:sz w:val="24"/>
-          <w:szCs w:val="24"/>
-        </w:rPr>
-        <w:t xml:space="preserve">Independent Practice</w:t>
-      </w:r>
-    </w:p>
-    <w:p>
-      <w:pPr>
-        <w:spacing w:after="80"/>
-      </w:pPr>
-      <w:r>
-        <w:rPr>
-          <w:b/>
-          <w:bCs/>
-          <w:sz w:val="21"/>
-          <w:szCs w:val="21"/>
-        </w:rPr>
-        <w:t xml:space="preserve">1.  </w:t>
-      </w:r>
-      <w:r>
-        <w:rPr>
-          <w:sz w:val="21"/>
-          <w:szCs w:val="21"/>
-        </w:rPr>
-        <w:t xml:space="preserve">A)  Volume measures 3D space (cubic units); area measures 2D surface (square units)</w:t>
+        <w:t xml:space="preserve">2.  </w:t>
+      </w:r>
+      <w:r>
+        <w:rPr>
+          <w:sz w:val="21"/>
+          <w:szCs w:val="21"/>
+        </w:rPr>
+        <w:t xml:space="preserve">A)  Box B by 40 in³</w:t>
       </w:r>
       <w:r>
         <w:rPr>
@@ -3563,7 +3557,7 @@
           <w:sz w:val="19"/>
           <w:szCs w:val="19"/>
         </w:rPr>
-        <w:t xml:space="preserve">  — Volume measures the space inside a 3D shape (cubic units like in³). Area measures a flat 2D surface (square units like in²).</w:t>
+        <w:t xml:space="preserve">  — Box A: 10 × 5 × 4 = 200 in³. Box B: 8 × 6 × 5 = 240 in³. Box B is bigger by 40 in³.</w:t>
       </w:r>
     </w:p>
     <w:p>
@@ -3577,14 +3571,14 @@
           <w:sz w:val="21"/>
           <w:szCs w:val="21"/>
         </w:rPr>
-        <w:t xml:space="preserve">2.  </w:t>
-      </w:r>
-      <w:r>
-        <w:rPr>
-          <w:sz w:val="21"/>
-          <w:szCs w:val="21"/>
-        </w:rPr>
-        <w:t xml:space="preserve">A)  Box B by 40 in³</w:t>
+        <w:t xml:space="preserve">3.  </w:t>
+      </w:r>
+      <w:r>
+        <w:rPr>
+          <w:sz w:val="21"/>
+          <w:szCs w:val="21"/>
+        </w:rPr>
+        <w:t xml:space="preserve">A)  72 cubic in</w:t>
       </w:r>
       <w:r>
         <w:rPr>
@@ -3594,7 +3588,7 @@
           <w:sz w:val="19"/>
           <w:szCs w:val="19"/>
         </w:rPr>
-        <w:t xml:space="preserve">  — Box A: 10 × 5 × 4 = 200 in³. Box B: 8 × 6 × 5 = 240 in³. Box B is bigger by 40 in³.</w:t>
+        <w:t xml:space="preserve">  — V = length × width × height = 6 × 4 × 3 = 72 cubic in. Volume uses cubic units.</w:t>
       </w:r>
     </w:p>
     <w:p>
@@ -3608,14 +3602,14 @@
           <w:sz w:val="21"/>
           <w:szCs w:val="21"/>
         </w:rPr>
-        <w:t xml:space="preserve">3.  </w:t>
-      </w:r>
-      <w:r>
-        <w:rPr>
-          <w:sz w:val="21"/>
-          <w:szCs w:val="21"/>
-        </w:rPr>
-        <w:t xml:space="preserve">A)  30 cm³</w:t>
+        <w:t xml:space="preserve">4.  </w:t>
+      </w:r>
+      <w:r>
+        <w:rPr>
+          <w:sz w:val="21"/>
+          <w:szCs w:val="21"/>
+        </w:rPr>
+        <w:t xml:space="preserve">A)  Box A, because 50 cubic in is more than 48 cubic in</w:t>
       </w:r>
       <w:r>
         <w:rPr>
@@ -3625,7 +3619,23 @@
           <w:sz w:val="19"/>
           <w:szCs w:val="19"/>
         </w:rPr>
-        <w:t xml:space="preserve">  — V = 2.5 × 4 × 3 = 30 cm³.</w:t>
+        <w:t xml:space="preserve">  — Box A: 5 × 5 × 2 = 50 cubic in. Box B: 4 × 4 × 3 = 48 cubic in. 50 &gt; 48, so Box A holds more.</w:t>
+      </w:r>
+    </w:p>
+    <w:p>
+      <w:pPr>
+        <w:pStyle w:val="Heading2"/>
+        <w:spacing w:after="80" w:before="180"/>
+      </w:pPr>
+      <w:r>
+        <w:rPr>
+          <w:b/>
+          <w:bCs/>
+          <w:color w:val="12355B"/>
+          <w:sz w:val="24"/>
+          <w:szCs w:val="24"/>
+        </w:rPr>
+        <w:t xml:space="preserve">Exit Ticket</w:t>
       </w:r>
     </w:p>
     <w:p>
@@ -3634,19 +3644,10 @@
       </w:pPr>
       <w:r>
         <w:rPr>
-          <w:b/>
-          <w:bCs/>
-          <w:sz w:val="21"/>
-          <w:szCs w:val="21"/>
-        </w:rPr>
-        <w:t xml:space="preserve">4.  </w:t>
-      </w:r>
-      <w:r>
-        <w:rPr>
-          <w:sz w:val="21"/>
-          <w:szCs w:val="21"/>
-        </w:rPr>
-        <w:t xml:space="preserve">A)  15,000 cm³</w:t>
+          <w:sz w:val="21"/>
+          <w:szCs w:val="21"/>
+        </w:rPr>
+        <w:t xml:space="preserve">A)  42 ft³</w:t>
       </w:r>
       <w:r>
         <w:rPr>
@@ -3656,197 +3657,7 @@
           <w:sz w:val="19"/>
           <w:szCs w:val="19"/>
         </w:rPr>
-        <w:t xml:space="preserve">  — 30 × 20 × 25 = 15,000 cm³.</w:t>
-      </w:r>
-    </w:p>
-    <w:p>
-      <w:pPr>
-        <w:pStyle w:val="Heading2"/>
-        <w:spacing w:after="80" w:before="180"/>
-      </w:pPr>
-      <w:r>
-        <w:rPr>
-          <w:b/>
-          <w:bCs/>
-          <w:color w:val="12355B"/>
-          <w:sz w:val="24"/>
-          <w:szCs w:val="24"/>
-        </w:rPr>
-        <w:t xml:space="preserve">Exit Ticket</w:t>
-      </w:r>
-    </w:p>
-    <w:p>
-      <w:pPr>
-        <w:spacing w:after="80"/>
-      </w:pPr>
-      <w:r>
-        <w:rPr>
-          <w:sz w:val="21"/>
-          <w:szCs w:val="21"/>
-        </w:rPr>
-        <w:t xml:space="preserve">A)  42 ft³</w:t>
-      </w:r>
-      <w:r>
-        <w:rPr>
-          <w:i/>
-          <w:iCs/>
-          <w:color w:val="5F6F80"/>
-          <w:sz w:val="19"/>
-          <w:szCs w:val="19"/>
-        </w:rPr>
         <w:t xml:space="preserve">  — V = 7 × 2 × 3 = 42 cubic feet. Remember: volume uses cubic units (ft³).</w:t>
-      </w:r>
-    </w:p>
-    <w:p>
-      <w:pPr>
-        <w:pStyle w:val="Heading2"/>
-        <w:spacing w:after="80" w:before="180"/>
-      </w:pPr>
-      <w:r>
-        <w:rPr>
-          <w:b/>
-          <w:bCs/>
-          <w:color w:val="12355B"/>
-          <w:sz w:val="24"/>
-          <w:szCs w:val="24"/>
-        </w:rPr>
-        <w:t xml:space="preserve">Writing (TWR) — what to look for</w:t>
-      </w:r>
-    </w:p>
-    <w:p>
-      <w:pPr>
-        <w:spacing w:after="80"/>
-      </w:pPr>
-      <w:r>
-        <w:rPr>
-          <w:sz w:val="20"/>
-          <w:szCs w:val="20"/>
-        </w:rPr>
-        <w:t xml:space="preserve">Kernel sentence: a complete sentence needs a subject and a verb. Example: Volume is how much space is inside a solid shape.</w:t>
-      </w:r>
-    </w:p>
-    <w:p>
-      <w:pPr>
-        <w:spacing w:after="80"/>
-      </w:pPr>
-      <w:r>
-        <w:rPr>
-          <w:sz w:val="20"/>
-          <w:szCs w:val="20"/>
-        </w:rPr>
-        <w:t xml:space="preserve">Expansion: because = reason, but = contrast/exception, so = result. Answers vary; each must keep the kernel idea.</w:t>
-      </w:r>
-    </w:p>
-    <w:p>
-      <w:pPr>
-        <w:pStyle w:val="Heading2"/>
-        <w:spacing w:after="80" w:before="180"/>
-      </w:pPr>
-      <w:r>
-        <w:rPr>
-          <w:b/>
-          <w:bCs/>
-          <w:color w:val="12355B"/>
-          <w:sz w:val="24"/>
-          <w:szCs w:val="24"/>
-        </w:rPr>
-        <w:t xml:space="preserve">Turn &amp; Talk — listen for</w:t>
-      </w:r>
-    </w:p>
-    <w:p>
-      <w:pPr>
-        <w:spacing w:after="80"/>
-      </w:pPr>
-      <w:r>
-        <w:rPr>
-          <w:b/>
-          <w:bCs/>
-          <w:sz w:val="19"/>
-          <w:szCs w:val="19"/>
-        </w:rPr>
-        <w:t xml:space="preserve">1.  </w:t>
-      </w:r>
-      <w:r>
-        <w:rPr>
-          <w:i/>
-          <w:iCs/>
-          <w:color w:val="5F6F80"/>
-          <w:sz w:val="19"/>
-          <w:szCs w:val="19"/>
-        </w:rPr>
-        <w:t xml:space="preserve">Students explain the formula stays the same (V = l × w × h = 2 × 1.5 × 1 = 3 ft³) and that a fractional edge just means multiplying with a fraction or decimal.</w:t>
-      </w:r>
-    </w:p>
-    <w:p>
-      <w:pPr>
-        <w:spacing w:after="80"/>
-      </w:pPr>
-      <w:r>
-        <w:rPr>
-          <w:b/>
-          <w:bCs/>
-          <w:sz w:val="19"/>
-          <w:szCs w:val="19"/>
-        </w:rPr>
-        <w:t xml:space="preserve">2.  </w:t>
-      </w:r>
-      <w:r>
-        <w:rPr>
-          <w:i/>
-          <w:iCs/>
-          <w:color w:val="5F6F80"/>
-          <w:sz w:val="19"/>
-          <w:szCs w:val="19"/>
-        </w:rPr>
-        <w:t xml:space="preserve">Students show 2 × 1.5 × 1 = 3 and 3 × 1 × 1 = 3, and explain that the same product means equal volume even with different shapes.</w:t>
-      </w:r>
-    </w:p>
-    <w:p>
-      <w:pPr>
-        <w:spacing w:after="80"/>
-      </w:pPr>
-      <w:r>
-        <w:rPr>
-          <w:b/>
-          <w:bCs/>
-          <w:sz w:val="19"/>
-          <w:szCs w:val="19"/>
-        </w:rPr>
-        <w:t xml:space="preserve">3.  </w:t>
-      </w:r>
-      <w:r>
-        <w:rPr>
-          <w:i/>
-          <w:iCs/>
-          <w:color w:val="5F6F80"/>
-          <w:sz w:val="19"/>
-          <w:szCs w:val="19"/>
-        </w:rPr>
-        <w:t xml:space="preserve">Students compute 4608 in³, then divide by 231 to get about 20 gallons, and explain that dividing converts cubic inches into gallons.</w:t>
-      </w:r>
-    </w:p>
-    <w:p>
-      <w:pPr>
-        <w:spacing w:after="80"/>
-      </w:pPr>
-      <w:r>
-        <w:rPr>
-          <w:b/>
-          <w:bCs/>
-          <w:sz w:val="19"/>
-          <w:szCs w:val="19"/>
-        </w:rPr>
-        <w:t xml:space="preserve">4.  </w:t>
-      </w:r>
-      <w:r>
-        <w:rPr>
-          <w:i/>
-          <w:iCs/>
-          <w:color w:val="5F6F80"/>
-          <w:sz w:val="19"/>
-          <w:szCs w:val="19"/>
-        </w:rPr>
-        <w:t xml:space="preserve">Students identify the added-instead-of-multiplied error, compute 3 × 2.5 = 7.5, and conclude the correct volume is 37.5 m³.</w:t>
       </w:r>
     </w:p>
     <w:sectPr>

--- a/lessons/10-2/downloads/10-2-notes.docx
+++ b/lessons/10-2/downloads/10-2-notes.docx
@@ -3245,419 +3245,6 @@
       </w:pPr>
       <w:r>
         <w:t xml:space="preserve"/>
-      </w:r>
-    </w:p>
-    <w:p>
-      <w:pPr>
-        <w:pStyle w:val="Heading1"/>
-        <w:pageBreakBefore/>
-        <w:pBdr>
-          <w:bottom w:val="single" w:color="1FA6A2" w:sz="14" w:space="6"/>
-        </w:pBdr>
-        <w:spacing w:after="140" w:before="0"/>
-      </w:pPr>
-      <w:r>
-        <w:rPr>
-          <w:b/>
-          <w:bCs/>
-          <w:color w:val="12355B"/>
-          <w:sz w:val="30"/>
-          <w:szCs w:val="30"/>
-        </w:rPr>
-        <w:t xml:space="preserve">Answer Key &amp; Teacher Guide</w:t>
-      </w:r>
-    </w:p>
-    <w:p>
-      <w:pPr>
-        <w:spacing w:after="100"/>
-      </w:pPr>
-      <w:r>
-        <w:rPr>
-          <w:i/>
-          <w:iCs/>
-          <w:color w:val="5F6F80"/>
-          <w:sz w:val="19"/>
-          <w:szCs w:val="19"/>
-        </w:rPr>
-        <w:t xml:space="preserve">Teacher reference — remove or fold back before distributing to students.</w:t>
-      </w:r>
-    </w:p>
-    <w:p>
-      <w:pPr>
-        <w:pStyle w:val="Heading2"/>
-        <w:spacing w:after="80" w:before="180"/>
-      </w:pPr>
-      <w:r>
-        <w:rPr>
-          <w:b/>
-          <w:bCs/>
-          <w:color w:val="12355B"/>
-          <w:sz w:val="24"/>
-          <w:szCs w:val="24"/>
-        </w:rPr>
-        <w:t xml:space="preserve">Guided Notes (Fill-in)</w:t>
-      </w:r>
-    </w:p>
-    <w:p>
-      <w:pPr>
-        <w:spacing w:after="80"/>
-      </w:pPr>
-      <w:r>
-        <w:rPr>
-          <w:b/>
-          <w:bCs/>
-          <w:sz w:val="21"/>
-          <w:szCs w:val="21"/>
-        </w:rPr>
-        <w:t xml:space="preserve">Notes 1:  </w:t>
-      </w:r>
-      <w:r>
-        <w:rPr>
-          <w:sz w:val="21"/>
-          <w:szCs w:val="21"/>
-        </w:rPr>
-        <w:t xml:space="preserve">Volume</w:t>
-      </w:r>
-    </w:p>
-    <w:p>
-      <w:pPr>
-        <w:spacing w:after="80"/>
-      </w:pPr>
-      <w:r>
-        <w:rPr>
-          <w:b/>
-          <w:bCs/>
-          <w:sz w:val="21"/>
-          <w:szCs w:val="21"/>
-        </w:rPr>
-        <w:t xml:space="preserve">Notes 2:  </w:t>
-      </w:r>
-      <w:r>
-        <w:rPr>
-          <w:sz w:val="21"/>
-          <w:szCs w:val="21"/>
-        </w:rPr>
-        <w:t xml:space="preserve">Rectangular prism</w:t>
-      </w:r>
-    </w:p>
-    <w:p>
-      <w:pPr>
-        <w:spacing w:after="80"/>
-      </w:pPr>
-      <w:r>
-        <w:rPr>
-          <w:b/>
-          <w:bCs/>
-          <w:sz w:val="21"/>
-          <w:szCs w:val="21"/>
-        </w:rPr>
-        <w:t xml:space="preserve">Notes 3:  </w:t>
-      </w:r>
-      <w:r>
-        <w:rPr>
-          <w:sz w:val="21"/>
-          <w:szCs w:val="21"/>
-        </w:rPr>
-        <w:t xml:space="preserve">Cubic units</w:t>
-      </w:r>
-    </w:p>
-    <w:p>
-      <w:pPr>
-        <w:spacing w:after="80"/>
-      </w:pPr>
-      <w:r>
-        <w:rPr>
-          <w:b/>
-          <w:bCs/>
-          <w:sz w:val="21"/>
-          <w:szCs w:val="21"/>
-        </w:rPr>
-        <w:t xml:space="preserve">Notes 4:  </w:t>
-      </w:r>
-      <w:r>
-        <w:rPr>
-          <w:sz w:val="21"/>
-          <w:szCs w:val="21"/>
-        </w:rPr>
-        <w:t xml:space="preserve">Dimensions</w:t>
-      </w:r>
-    </w:p>
-    <w:p>
-      <w:pPr>
-        <w:spacing w:after="80"/>
-      </w:pPr>
-      <w:r>
-        <w:rPr>
-          <w:b/>
-          <w:bCs/>
-          <w:sz w:val="21"/>
-          <w:szCs w:val="21"/>
-        </w:rPr>
-        <w:t xml:space="preserve">Notes 5:  </w:t>
-      </w:r>
-      <w:r>
-        <w:rPr>
-          <w:sz w:val="21"/>
-          <w:szCs w:val="21"/>
-        </w:rPr>
-        <w:t xml:space="preserve">Net</w:t>
-      </w:r>
-    </w:p>
-    <w:p>
-      <w:pPr>
-        <w:spacing w:after="80"/>
-      </w:pPr>
-      <w:r>
-        <w:rPr>
-          <w:b/>
-          <w:bCs/>
-          <w:sz w:val="21"/>
-          <w:szCs w:val="21"/>
-        </w:rPr>
-        <w:t xml:space="preserve">Notes 6:  </w:t>
-      </w:r>
-      <w:r>
-        <w:rPr>
-          <w:sz w:val="21"/>
-          <w:szCs w:val="21"/>
-        </w:rPr>
-        <w:t xml:space="preserve">Base area</w:t>
-      </w:r>
-    </w:p>
-    <w:p>
-      <w:pPr>
-        <w:pStyle w:val="Heading2"/>
-        <w:spacing w:after="80" w:before="180"/>
-      </w:pPr>
-      <w:r>
-        <w:rPr>
-          <w:b/>
-          <w:bCs/>
-          <w:color w:val="12355B"/>
-          <w:sz w:val="24"/>
-          <w:szCs w:val="24"/>
-        </w:rPr>
-        <w:t xml:space="preserve">Worked Notes (I Do / We Do)</w:t>
-      </w:r>
-    </w:p>
-    <w:p>
-      <w:pPr>
-        <w:spacing w:after="80"/>
-      </w:pPr>
-      <w:r>
-        <w:rPr>
-          <w:b/>
-          <w:bCs/>
-          <w:sz w:val="21"/>
-          <w:szCs w:val="21"/>
-        </w:rPr>
-        <w:t xml:space="preserve">I Do:  </w:t>
-      </w:r>
-      <w:r>
-        <w:rPr>
-          <w:sz w:val="21"/>
-          <w:szCs w:val="21"/>
-        </w:rPr>
-        <w:t xml:space="preserve">A. 60 in³</w:t>
-      </w:r>
-    </w:p>
-    <w:p>
-      <w:pPr>
-        <w:spacing w:after="80"/>
-      </w:pPr>
-      <w:r>
-        <w:rPr>
-          <w:b/>
-          <w:bCs/>
-          <w:sz w:val="21"/>
-          <w:szCs w:val="21"/>
-        </w:rPr>
-        <w:t xml:space="preserve">We Do:  </w:t>
-      </w:r>
-      <w:r>
-        <w:rPr>
-          <w:sz w:val="21"/>
-          <w:szCs w:val="21"/>
-        </w:rPr>
-        <w:t xml:space="preserve">A. 2 cm</w:t>
-      </w:r>
-    </w:p>
-    <w:p>
-      <w:pPr>
-        <w:pStyle w:val="Heading2"/>
-        <w:spacing w:after="80" w:before="180"/>
-      </w:pPr>
-      <w:r>
-        <w:rPr>
-          <w:b/>
-          <w:bCs/>
-          <w:color w:val="12355B"/>
-          <w:sz w:val="24"/>
-          <w:szCs w:val="24"/>
-        </w:rPr>
-        <w:t xml:space="preserve">Independent Practice</w:t>
-      </w:r>
-    </w:p>
-    <w:p>
-      <w:pPr>
-        <w:spacing w:after="80"/>
-      </w:pPr>
-      <w:r>
-        <w:rPr>
-          <w:b/>
-          <w:bCs/>
-          <w:sz w:val="21"/>
-          <w:szCs w:val="21"/>
-        </w:rPr>
-        <w:t xml:space="preserve">1.  </w:t>
-      </w:r>
-      <w:r>
-        <w:rPr>
-          <w:sz w:val="21"/>
-          <w:szCs w:val="21"/>
-        </w:rPr>
-        <w:t xml:space="preserve">A)  Volume measures 3D space (cubic units); area measures 2D surface (square units)</w:t>
-      </w:r>
-      <w:r>
-        <w:rPr>
-          <w:i/>
-          <w:iCs/>
-          <w:color w:val="5F6F80"/>
-          <w:sz w:val="19"/>
-          <w:szCs w:val="19"/>
-        </w:rPr>
-        <w:t xml:space="preserve">  — Volume measures the space inside a 3D shape (cubic units like in³). Area measures a flat 2D surface (square units like in²).</w:t>
-      </w:r>
-    </w:p>
-    <w:p>
-      <w:pPr>
-        <w:spacing w:after="80"/>
-      </w:pPr>
-      <w:r>
-        <w:rPr>
-          <w:b/>
-          <w:bCs/>
-          <w:sz w:val="21"/>
-          <w:szCs w:val="21"/>
-        </w:rPr>
-        <w:t xml:space="preserve">2.  </w:t>
-      </w:r>
-      <w:r>
-        <w:rPr>
-          <w:sz w:val="21"/>
-          <w:szCs w:val="21"/>
-        </w:rPr>
-        <w:t xml:space="preserve">A)  Box B by 40 in³</w:t>
-      </w:r>
-      <w:r>
-        <w:rPr>
-          <w:i/>
-          <w:iCs/>
-          <w:color w:val="5F6F80"/>
-          <w:sz w:val="19"/>
-          <w:szCs w:val="19"/>
-        </w:rPr>
-        <w:t xml:space="preserve">  — Box A: 10 × 5 × 4 = 200 in³. Box B: 8 × 6 × 5 = 240 in³. Box B is bigger by 40 in³.</w:t>
-      </w:r>
-    </w:p>
-    <w:p>
-      <w:pPr>
-        <w:spacing w:after="80"/>
-      </w:pPr>
-      <w:r>
-        <w:rPr>
-          <w:b/>
-          <w:bCs/>
-          <w:sz w:val="21"/>
-          <w:szCs w:val="21"/>
-        </w:rPr>
-        <w:t xml:space="preserve">3.  </w:t>
-      </w:r>
-      <w:r>
-        <w:rPr>
-          <w:sz w:val="21"/>
-          <w:szCs w:val="21"/>
-        </w:rPr>
-        <w:t xml:space="preserve">A)  72 cubic in</w:t>
-      </w:r>
-      <w:r>
-        <w:rPr>
-          <w:i/>
-          <w:iCs/>
-          <w:color w:val="5F6F80"/>
-          <w:sz w:val="19"/>
-          <w:szCs w:val="19"/>
-        </w:rPr>
-        <w:t xml:space="preserve">  — V = length × width × height = 6 × 4 × 3 = 72 cubic in. Volume uses cubic units.</w:t>
-      </w:r>
-    </w:p>
-    <w:p>
-      <w:pPr>
-        <w:spacing w:after="80"/>
-      </w:pPr>
-      <w:r>
-        <w:rPr>
-          <w:b/>
-          <w:bCs/>
-          <w:sz w:val="21"/>
-          <w:szCs w:val="21"/>
-        </w:rPr>
-        <w:t xml:space="preserve">4.  </w:t>
-      </w:r>
-      <w:r>
-        <w:rPr>
-          <w:sz w:val="21"/>
-          <w:szCs w:val="21"/>
-        </w:rPr>
-        <w:t xml:space="preserve">A)  Box A, because 50 cubic in is more than 48 cubic in</w:t>
-      </w:r>
-      <w:r>
-        <w:rPr>
-          <w:i/>
-          <w:iCs/>
-          <w:color w:val="5F6F80"/>
-          <w:sz w:val="19"/>
-          <w:szCs w:val="19"/>
-        </w:rPr>
-        <w:t xml:space="preserve">  — Box A: 5 × 5 × 2 = 50 cubic in. Box B: 4 × 4 × 3 = 48 cubic in. 50 &gt; 48, so Box A holds more.</w:t>
-      </w:r>
-    </w:p>
-    <w:p>
-      <w:pPr>
-        <w:pStyle w:val="Heading2"/>
-        <w:spacing w:after="80" w:before="180"/>
-      </w:pPr>
-      <w:r>
-        <w:rPr>
-          <w:b/>
-          <w:bCs/>
-          <w:color w:val="12355B"/>
-          <w:sz w:val="24"/>
-          <w:szCs w:val="24"/>
-        </w:rPr>
-        <w:t xml:space="preserve">Exit Ticket</w:t>
-      </w:r>
-    </w:p>
-    <w:p>
-      <w:pPr>
-        <w:spacing w:after="80"/>
-      </w:pPr>
-      <w:r>
-        <w:rPr>
-          <w:sz w:val="21"/>
-          <w:szCs w:val="21"/>
-        </w:rPr>
-        <w:t xml:space="preserve">A)  42 ft³</w:t>
-      </w:r>
-      <w:r>
-        <w:rPr>
-          <w:i/>
-          <w:iCs/>
-          <w:color w:val="5F6F80"/>
-          <w:sz w:val="19"/>
-          <w:szCs w:val="19"/>
-        </w:rPr>
-        <w:t xml:space="preserve">  — V = 7 × 2 × 3 = 42 cubic feet. Remember: volume uses cubic units (ft³).</w:t>
       </w:r>
     </w:p>
     <w:sectPr>

--- a/lessons/10-2/downloads/10-2-notes.docx
+++ b/lessons/10-2/downloads/10-2-notes.docx
@@ -14,7 +14,7 @@
           <w:sz w:val="18"/>
           <w:szCs w:val="18"/>
         </w:rPr>
-        <w:t xml:space="preserve">UNIT 10  ·  LESSON 2      STANDARD 6.G.2</w:t>
+        <w:t xml:space="preserve">UNIT 10  ·  LESSON 2      STANDARD 6.GR.2</w:t>
       </w:r>
     </w:p>
     <w:p>
@@ -2612,6 +2612,32 @@
     </w:p>
     <w:p>
       <w:pPr>
+        <w:pStyle w:val="Heading2"/>
+        <w:spacing w:after="80" w:before="180"/>
+      </w:pPr>
+      <w:r>
+        <w:rPr>
+          <w:b/>
+          <w:bCs/>
+          <w:color w:val="12355B"/>
+          <w:sz w:val="24"/>
+          <w:szCs w:val="24"/>
+        </w:rPr>
+        <w:t xml:space="preserve">Level 1 Support</w:t>
+      </w:r>
+      <w:r>
+        <w:rPr>
+          <w:i/>
+          <w:iCs/>
+          <w:color w:val="1FA6A2"/>
+          <w:sz w:val="19"/>
+          <w:szCs w:val="19"/>
+        </w:rPr>
+        <w:t xml:space="preserve">   extra scaffolding</w:t>
+      </w:r>
+    </w:p>
+    <w:p>
+      <w:pPr>
         <w:keepNext/>
         <w:spacing w:after="60" w:before="160"/>
       </w:pPr>
@@ -2742,6 +2768,32 @@
     </w:tbl>
     <w:p>
       <w:pPr>
+        <w:pStyle w:val="Heading2"/>
+        <w:spacing w:after="80" w:before="180"/>
+      </w:pPr>
+      <w:r>
+        <w:rPr>
+          <w:b/>
+          <w:bCs/>
+          <w:color w:val="12355B"/>
+          <w:sz w:val="24"/>
+          <w:szCs w:val="24"/>
+        </w:rPr>
+        <w:t xml:space="preserve">On Level</w:t>
+      </w:r>
+      <w:r>
+        <w:rPr>
+          <w:i/>
+          <w:iCs/>
+          <w:color w:val="12355B"/>
+          <w:sz w:val="19"/>
+          <w:szCs w:val="19"/>
+        </w:rPr>
+        <w:t xml:space="preserve">   grade-level practice</w:t>
+      </w:r>
+    </w:p>
+    <w:p>
+      <w:pPr>
         <w:keepNext/>
         <w:spacing w:after="60" w:before="160"/>
       </w:pPr>
@@ -2892,7 +2944,7 @@
           <w:sz w:val="21"/>
           <w:szCs w:val="21"/>
         </w:rPr>
-        <w:t xml:space="preserve">A time-capsule box measures 6 in long, 4 in wide, and 3 in tall. What is its volume?</w:t>
+        <w:t xml:space="preserve">What is the volume of a prism with edge lengths 1/2 m, 3 m, and 4 m?</w:t>
       </w:r>
     </w:p>
     <w:p>
@@ -2905,7 +2957,7 @@
           <w:sz w:val="20"/>
           <w:szCs w:val="20"/>
         </w:rPr>
-        <w:t xml:space="preserve">A)  72 cubic in</w:t>
+        <w:t xml:space="preserve">A)  7.5 m³</w:t>
       </w:r>
     </w:p>
     <w:p>
@@ -2918,7 +2970,7 @@
           <w:sz w:val="20"/>
           <w:szCs w:val="20"/>
         </w:rPr>
-        <w:t xml:space="preserve">B)  13 cubic in</w:t>
+        <w:t xml:space="preserve">B)  12 m³</w:t>
       </w:r>
     </w:p>
     <w:p>
@@ -2931,7 +2983,7 @@
           <w:sz w:val="20"/>
           <w:szCs w:val="20"/>
         </w:rPr>
-        <w:t xml:space="preserve">C)  24 cubic in</w:t>
+        <w:t xml:space="preserve">C)  6 m³</w:t>
       </w:r>
     </w:p>
     <w:p>
@@ -2944,7 +2996,7 @@
           <w:sz w:val="20"/>
           <w:szCs w:val="20"/>
         </w:rPr>
-        <w:t xml:space="preserve">D)  72 square in</w:t>
+        <w:t xml:space="preserve">D)  3 m³</w:t>
       </w:r>
     </w:p>
     <w:p>
@@ -3022,7 +3074,7 @@
           <w:sz w:val="21"/>
           <w:szCs w:val="21"/>
         </w:rPr>
-        <w:t xml:space="preserve">Two storage boxes are ready to pack. Box A is 5 × 5 × 2 inches and Box B is 4 × 4 × 3 inches. Which box holds more?</w:t>
+        <w:t xml:space="preserve">A cube has an edge length of 5 cm. What is its volume?</w:t>
       </w:r>
     </w:p>
     <w:p>
@@ -3035,7 +3087,7 @@
           <w:sz w:val="20"/>
           <w:szCs w:val="20"/>
         </w:rPr>
-        <w:t xml:space="preserve">A)  Box A, because 50 cubic in is more than 48 cubic in</w:t>
+        <w:t xml:space="preserve">A)  125 cm³</w:t>
       </w:r>
     </w:p>
     <w:p>
@@ -3048,7 +3100,7 @@
           <w:sz w:val="20"/>
           <w:szCs w:val="20"/>
         </w:rPr>
-        <w:t xml:space="preserve">B)  Box B, because 48 cubic in is more than 50 cubic in</w:t>
+        <w:t xml:space="preserve">B)  15 cm³</w:t>
       </w:r>
     </w:p>
     <w:p>
@@ -3061,7 +3113,7 @@
           <w:sz w:val="20"/>
           <w:szCs w:val="20"/>
         </w:rPr>
-        <w:t xml:space="preserve">C)  They hold the same amount</w:t>
+        <w:t xml:space="preserve">C)  25 cm³</w:t>
       </w:r>
     </w:p>
     <w:p>
@@ -3074,7 +3126,293 @@
           <w:sz w:val="20"/>
           <w:szCs w:val="20"/>
         </w:rPr>
-        <w:t xml:space="preserve">D)  Box B, because it is taller</w:t>
+        <w:t xml:space="preserve">D)  75 cm³</w:t>
+      </w:r>
+    </w:p>
+    <w:p>
+      <w:pPr>
+        <w:spacing w:after="20"/>
+      </w:pPr>
+      <w:r>
+        <w:t xml:space="preserve"/>
+      </w:r>
+    </w:p>
+    <w:tbl>
+      <w:tblPr>
+        <w:tblW w:type="pct" w:w="100%"/>
+        <w:tblBorders>
+          <w:top w:val="single" w:color="C7D2DD" w:sz="6"/>
+          <w:left w:val="single" w:color="C7D2DD" w:sz="6"/>
+          <w:bottom w:val="single" w:color="C7D2DD" w:sz="6"/>
+          <w:right w:val="single" w:color="C7D2DD" w:sz="6"/>
+          <w:insideH w:val="single" w:color="auto" w:sz="4"/>
+          <w:insideV w:val="single" w:color="auto" w:sz="4"/>
+        </w:tblBorders>
+      </w:tblPr>
+      <w:tblGrid>
+        <w:gridCol w:w="100"/>
+      </w:tblGrid>
+      <w:tr>
+        <w:tc>
+          <w:tcPr>
+            <w:shd w:fill="FBF3E2" w:color="auto" w:val="clear"/>
+            <w:tcMar>
+              <w:top w:type="dxa" w:w="60"/>
+              <w:left w:type="dxa" w:w="120"/>
+              <w:bottom w:type="dxa" w:w="60"/>
+              <w:right w:type="dxa" w:w="120"/>
+            </w:tcMar>
+          </w:tcPr>
+          <w:p>
+            <w:pPr>
+              <w:spacing w:after="0" w:line="320"/>
+            </w:pPr>
+            <w:r>
+              <w:t xml:space="preserve"/>
+            </w:r>
+          </w:p>
+          <w:p>
+            <w:pPr>
+              <w:spacing w:after="0" w:line="320"/>
+            </w:pPr>
+            <w:r>
+              <w:t xml:space="preserve"/>
+            </w:r>
+          </w:p>
+        </w:tc>
+      </w:tr>
+    </w:tbl>
+    <w:p>
+      <w:pPr>
+        <w:pStyle w:val="Heading2"/>
+        <w:spacing w:after="80" w:before="180"/>
+      </w:pPr>
+      <w:r>
+        <w:rPr>
+          <w:b/>
+          <w:bCs/>
+          <w:color w:val="12355B"/>
+          <w:sz w:val="24"/>
+          <w:szCs w:val="24"/>
+        </w:rPr>
+        <w:t xml:space="preserve">Level 2 Enrichment</w:t>
+      </w:r>
+      <w:r>
+        <w:rPr>
+          <w:i/>
+          <w:iCs/>
+          <w:color w:val="6B4FA0"/>
+          <w:sz w:val="19"/>
+          <w:szCs w:val="19"/>
+        </w:rPr>
+        <w:t xml:space="preserve">   stretch your thinking</w:t>
+      </w:r>
+    </w:p>
+    <w:p>
+      <w:pPr>
+        <w:keepNext/>
+        <w:spacing w:after="60" w:before="160"/>
+      </w:pPr>
+      <w:r>
+        <w:rPr>
+          <w:b/>
+          <w:bCs/>
+          <w:color w:val="12355B"/>
+          <w:sz w:val="22"/>
+          <w:szCs w:val="22"/>
+        </w:rPr>
+        <w:t xml:space="preserve">5.  </w:t>
+      </w:r>
+      <w:r>
+        <w:rPr>
+          <w:b/>
+          <w:bCs/>
+          <w:sz w:val="21"/>
+          <w:szCs w:val="21"/>
+        </w:rPr>
+        <w:t xml:space="preserve">A fish tank measures 2 1/2 ft by 2 ft by 3 ft. What is its volume?</w:t>
+      </w:r>
+    </w:p>
+    <w:p>
+      <w:pPr>
+        <w:spacing w:after="40"/>
+        <w:ind w:left="420"/>
+      </w:pPr>
+      <w:r>
+        <w:rPr>
+          <w:sz w:val="20"/>
+          <w:szCs w:val="20"/>
+        </w:rPr>
+        <w:t xml:space="preserve">A)  7.5 ft³</w:t>
+      </w:r>
+    </w:p>
+    <w:p>
+      <w:pPr>
+        <w:spacing w:after="40"/>
+        <w:ind w:left="420"/>
+      </w:pPr>
+      <w:r>
+        <w:rPr>
+          <w:sz w:val="20"/>
+          <w:szCs w:val="20"/>
+        </w:rPr>
+        <w:t xml:space="preserve">B)  15 ft³</w:t>
+      </w:r>
+    </w:p>
+    <w:p>
+      <w:pPr>
+        <w:spacing w:after="40"/>
+        <w:ind w:left="420"/>
+      </w:pPr>
+      <w:r>
+        <w:rPr>
+          <w:sz w:val="20"/>
+          <w:szCs w:val="20"/>
+        </w:rPr>
+        <w:t xml:space="preserve">C)  12 ft³</w:t>
+      </w:r>
+    </w:p>
+    <w:p>
+      <w:pPr>
+        <w:spacing w:after="40"/>
+        <w:ind w:left="420"/>
+      </w:pPr>
+      <w:r>
+        <w:rPr>
+          <w:sz w:val="20"/>
+          <w:szCs w:val="20"/>
+        </w:rPr>
+        <w:t xml:space="preserve">D)  30 ft³</w:t>
+      </w:r>
+    </w:p>
+    <w:p>
+      <w:pPr>
+        <w:spacing w:after="20"/>
+      </w:pPr>
+      <w:r>
+        <w:t xml:space="preserve"/>
+      </w:r>
+    </w:p>
+    <w:tbl>
+      <w:tblPr>
+        <w:tblW w:type="pct" w:w="100%"/>
+        <w:tblBorders>
+          <w:top w:val="single" w:color="C7D2DD" w:sz="6"/>
+          <w:left w:val="single" w:color="C7D2DD" w:sz="6"/>
+          <w:bottom w:val="single" w:color="C7D2DD" w:sz="6"/>
+          <w:right w:val="single" w:color="C7D2DD" w:sz="6"/>
+          <w:insideH w:val="single" w:color="auto" w:sz="4"/>
+          <w:insideV w:val="single" w:color="auto" w:sz="4"/>
+        </w:tblBorders>
+      </w:tblPr>
+      <w:tblGrid>
+        <w:gridCol w:w="100"/>
+      </w:tblGrid>
+      <w:tr>
+        <w:tc>
+          <w:tcPr>
+            <w:shd w:fill="FBF3E2" w:color="auto" w:val="clear"/>
+            <w:tcMar>
+              <w:top w:type="dxa" w:w="60"/>
+              <w:left w:type="dxa" w:w="120"/>
+              <w:bottom w:type="dxa" w:w="60"/>
+              <w:right w:type="dxa" w:w="120"/>
+            </w:tcMar>
+          </w:tcPr>
+          <w:p>
+            <w:pPr>
+              <w:spacing w:after="0" w:line="320"/>
+            </w:pPr>
+            <w:r>
+              <w:t xml:space="preserve"/>
+            </w:r>
+          </w:p>
+          <w:p>
+            <w:pPr>
+              <w:spacing w:after="0" w:line="320"/>
+            </w:pPr>
+            <w:r>
+              <w:t xml:space="preserve"/>
+            </w:r>
+          </w:p>
+        </w:tc>
+      </w:tr>
+    </w:tbl>
+    <w:p>
+      <w:pPr>
+        <w:keepNext/>
+        <w:spacing w:after="60" w:before="160"/>
+      </w:pPr>
+      <w:r>
+        <w:rPr>
+          <w:b/>
+          <w:bCs/>
+          <w:color w:val="12355B"/>
+          <w:sz w:val="22"/>
+          <w:szCs w:val="22"/>
+        </w:rPr>
+        <w:t xml:space="preserve">6.  </w:t>
+      </w:r>
+      <w:r>
+        <w:rPr>
+          <w:b/>
+          <w:bCs/>
+          <w:sz w:val="21"/>
+          <w:szCs w:val="21"/>
+        </w:rPr>
+        <w:t xml:space="preserve">A prism with a 3/4 ft by 2 ft base has a volume of 9 ft³. What is its height?</w:t>
+      </w:r>
+    </w:p>
+    <w:p>
+      <w:pPr>
+        <w:spacing w:after="40"/>
+        <w:ind w:left="420"/>
+      </w:pPr>
+      <w:r>
+        <w:rPr>
+          <w:sz w:val="20"/>
+          <w:szCs w:val="20"/>
+        </w:rPr>
+        <w:t xml:space="preserve">A)  4 ft</w:t>
+      </w:r>
+    </w:p>
+    <w:p>
+      <w:pPr>
+        <w:spacing w:after="40"/>
+        <w:ind w:left="420"/>
+      </w:pPr>
+      <w:r>
+        <w:rPr>
+          <w:sz w:val="20"/>
+          <w:szCs w:val="20"/>
+        </w:rPr>
+        <w:t xml:space="preserve">B)  9 ft</w:t>
+      </w:r>
+    </w:p>
+    <w:p>
+      <w:pPr>
+        <w:spacing w:after="40"/>
+        <w:ind w:left="420"/>
+      </w:pPr>
+      <w:r>
+        <w:rPr>
+          <w:sz w:val="20"/>
+          <w:szCs w:val="20"/>
+        </w:rPr>
+        <w:t xml:space="preserve">C)  6 ft</w:t>
+      </w:r>
+    </w:p>
+    <w:p>
+      <w:pPr>
+        <w:spacing w:after="40"/>
+        <w:ind w:left="420"/>
+      </w:pPr>
+      <w:r>
+        <w:rPr>
+          <w:sz w:val="20"/>
+          <w:szCs w:val="20"/>
+        </w:rPr>
+        <w:t xml:space="preserve">D)  12 ft</w:t>
       </w:r>
     </w:p>
     <w:p>

--- a/lessons/10-2/downloads/10-2-notes.docx
+++ b/lessons/10-2/downloads/10-2-notes.docx
@@ -1404,6 +1404,1302 @@
           <w:szCs w:val="22"/>
         </w:rPr>
         <w:t xml:space="preserve">The area of the bottom face of a prism, multiplied by height to find volume, is the ___.</w:t>
+      </w:r>
+    </w:p>
+    <w:p>
+      <w:pPr>
+        <w:pStyle w:val="Heading1"/>
+        <w:pageBreakBefore/>
+        <w:pBdr>
+          <w:bottom w:val="single" w:color="1FA6A2" w:sz="14" w:space="6"/>
+        </w:pBdr>
+        <w:spacing w:after="140" w:before="0"/>
+      </w:pPr>
+      <w:r>
+        <w:rPr>
+          <w:b/>
+          <w:bCs/>
+          <w:color w:val="12355B"/>
+          <w:sz w:val="30"/>
+          <w:szCs w:val="30"/>
+        </w:rPr>
+        <w:t xml:space="preserve">Write About the Math</w:t>
+      </w:r>
+    </w:p>
+    <w:p>
+      <w:pPr>
+        <w:spacing w:after="100"/>
+      </w:pPr>
+      <w:r>
+        <w:rPr>
+          <w:i/>
+          <w:iCs/>
+          <w:color w:val="5F6F80"/>
+          <w:sz w:val="19"/>
+          <w:szCs w:val="19"/>
+        </w:rPr>
+        <w:t xml:space="preserve">Use the support level you need. Every level answers the same math question.</w:t>
+      </w:r>
+    </w:p>
+    <w:p>
+      <w:pPr>
+        <w:pStyle w:val="Heading2"/>
+        <w:spacing w:after="80" w:before="180"/>
+      </w:pPr>
+      <w:r>
+        <w:rPr>
+          <w:b/>
+          <w:bCs/>
+          <w:color w:val="12355B"/>
+          <w:sz w:val="24"/>
+          <w:szCs w:val="24"/>
+        </w:rPr>
+        <w:t xml:space="preserve">1. Understand the Question</w:t>
+      </w:r>
+      <w:r>
+        <w:rPr>
+          <w:i/>
+          <w:iCs/>
+          <w:color w:val="B97A12"/>
+          <w:sz w:val="19"/>
+          <w:szCs w:val="19"/>
+        </w:rPr>
+        <w:t xml:space="preserve">   compare</w:t>
+      </w:r>
+    </w:p>
+    <w:tbl>
+      <w:tblPr>
+        <w:tblW w:type="pct" w:w="100%"/>
+        <w:tblBorders>
+          <w:top w:val="single" w:color="1FA6A2" w:sz="8"/>
+          <w:left w:val="single" w:color="1FA6A2" w:sz="8"/>
+          <w:bottom w:val="single" w:color="1FA6A2" w:sz="8"/>
+          <w:right w:val="single" w:color="1FA6A2" w:sz="8"/>
+          <w:insideH w:val="single" w:color="auto" w:sz="4"/>
+          <w:insideV w:val="single" w:color="auto" w:sz="4"/>
+        </w:tblBorders>
+      </w:tblPr>
+      <w:tblGrid>
+        <w:gridCol w:w="100"/>
+      </w:tblGrid>
+      <w:tr>
+        <w:tc>
+          <w:tcPr>
+            <w:shd w:fill="E6F4F3" w:color="auto" w:val="clear"/>
+            <w:tcMar>
+              <w:top w:type="dxa" w:w="120"/>
+              <w:left w:type="dxa" w:w="180"/>
+              <w:bottom w:type="dxa" w:w="120"/>
+              <w:right w:type="dxa" w:w="180"/>
+            </w:tcMar>
+          </w:tcPr>
+          <w:p>
+            <w:pPr>
+              <w:spacing w:after="60"/>
+            </w:pPr>
+            <w:r>
+              <w:rPr>
+                <w:color w:val="1A2733"/>
+                <w:sz w:val="21"/>
+                <w:szCs w:val="21"/>
+              </w:rPr>
+              <w:t xml:space="preserve">Capsule A (2 × 1.5 × 1) and Capsule B (3 × 1 × 1) both have a volume of 3 ft³. How did your multiplication produce the same volume from different dimensions?</w:t>
+            </w:r>
+          </w:p>
+          <w:p>
+            <w:pPr>
+              <w:spacing w:after="0"/>
+            </w:pPr>
+            <w:r>
+              <w:rPr>
+                <w:b/>
+                <w:bCs/>
+                <w:color w:val="12355B"/>
+                <w:sz w:val="20"/>
+                <w:szCs w:val="20"/>
+              </w:rPr>
+              <w:t xml:space="preserve">Your job:  </w:t>
+            </w:r>
+            <w:r>
+              <w:rPr>
+                <w:sz w:val="20"/>
+                <w:szCs w:val="20"/>
+              </w:rPr>
+              <w:t xml:space="preserve">Answer the question. Use math evidence. Explain how the evidence proves your answer.</w:t>
+            </w:r>
+            <w:r>
+              <w:rPr>
+                <w:i/>
+                <w:iCs/>
+                <w:color w:val="5F6F80"/>
+                <w:sz w:val="18"/>
+                <w:szCs w:val="18"/>
+              </w:rPr>
+              <w:br/>
+              <w:t xml:space="preserve">Responde la pregunta. Usa evidencia matemática. Explica cómo la evidencia demuestra tu respuesta.</w:t>
+            </w:r>
+          </w:p>
+        </w:tc>
+      </w:tr>
+    </w:tbl>
+    <w:p>
+      <w:pPr>
+        <w:pStyle w:val="Heading2"/>
+        <w:spacing w:after="80" w:before="180"/>
+      </w:pPr>
+      <w:r>
+        <w:rPr>
+          <w:b/>
+          <w:bCs/>
+          <w:color w:val="12355B"/>
+          <w:sz w:val="24"/>
+          <w:szCs w:val="24"/>
+        </w:rPr>
+        <w:t xml:space="preserve">2. Plan Your Math Words</w:t>
+      </w:r>
+      <w:r>
+        <w:rPr>
+          <w:i/>
+          <w:iCs/>
+          <w:color w:val="1FA6A2"/>
+          <w:sz w:val="19"/>
+          <w:szCs w:val="19"/>
+        </w:rPr>
+        <w:t xml:space="preserve">   check at least two</w:t>
+      </w:r>
+    </w:p>
+    <w:p>
+      <w:pPr>
+        <w:spacing w:after="60"/>
+      </w:pPr>
+      <w:r>
+        <w:rPr>
+          <w:b/>
+          <w:bCs/>
+          <w:color w:val="1FA6A2"/>
+          <w:sz w:val="22"/>
+          <w:szCs w:val="22"/>
+        </w:rPr>
+        <w:t xml:space="preserve">☐  </w:t>
+      </w:r>
+      <w:r>
+        <w:rPr>
+          <w:b/>
+          <w:bCs/>
+          <w:color w:val="12355B"/>
+          <w:sz w:val="20"/>
+          <w:szCs w:val="20"/>
+        </w:rPr>
+        <w:t xml:space="preserve">Volume — </w:t>
+      </w:r>
+      <w:r>
+        <w:rPr>
+          <w:sz w:val="20"/>
+          <w:szCs w:val="20"/>
+        </w:rPr>
+        <w:t xml:space="preserve">How much space is inside a solid shape.</w:t>
+      </w:r>
+      <w:r>
+        <w:rPr>
+          <w:i/>
+          <w:iCs/>
+          <w:color w:val="5F6F80"/>
+          <w:sz w:val="18"/>
+          <w:szCs w:val="18"/>
+        </w:rPr>
+        <w:br/>
+        <w:t xml:space="preserve">Volumen — Cuánto espacio hay dentro de una figura sólida.</w:t>
+      </w:r>
+    </w:p>
+    <w:p>
+      <w:pPr>
+        <w:spacing w:after="60"/>
+      </w:pPr>
+      <w:r>
+        <w:rPr>
+          <w:b/>
+          <w:bCs/>
+          <w:color w:val="1FA6A2"/>
+          <w:sz w:val="22"/>
+          <w:szCs w:val="22"/>
+        </w:rPr>
+        <w:t xml:space="preserve">☐  </w:t>
+      </w:r>
+      <w:r>
+        <w:rPr>
+          <w:b/>
+          <w:bCs/>
+          <w:color w:val="12355B"/>
+          <w:sz w:val="20"/>
+          <w:szCs w:val="20"/>
+        </w:rPr>
+        <w:t xml:space="preserve">Rectangular prism — </w:t>
+      </w:r>
+      <w:r>
+        <w:rPr>
+          <w:sz w:val="20"/>
+          <w:szCs w:val="20"/>
+        </w:rPr>
+        <w:t xml:space="preserve">A solid box shape with six flat rectangle sides.</w:t>
+      </w:r>
+      <w:r>
+        <w:rPr>
+          <w:i/>
+          <w:iCs/>
+          <w:color w:val="5F6F80"/>
+          <w:sz w:val="18"/>
+          <w:szCs w:val="18"/>
+        </w:rPr>
+        <w:br/>
+        <w:t xml:space="preserve">Prisma rectangular — Una figura sólida en forma de caja con seis lados rectangulares.</w:t>
+      </w:r>
+    </w:p>
+    <w:p>
+      <w:pPr>
+        <w:spacing w:after="60"/>
+      </w:pPr>
+      <w:r>
+        <w:rPr>
+          <w:b/>
+          <w:bCs/>
+          <w:color w:val="1FA6A2"/>
+          <w:sz w:val="22"/>
+          <w:szCs w:val="22"/>
+        </w:rPr>
+        <w:t xml:space="preserve">☐  </w:t>
+      </w:r>
+      <w:r>
+        <w:rPr>
+          <w:b/>
+          <w:bCs/>
+          <w:color w:val="12355B"/>
+          <w:sz w:val="20"/>
+          <w:szCs w:val="20"/>
+        </w:rPr>
+        <w:t xml:space="preserve">Cubic units — </w:t>
+      </w:r>
+      <w:r>
+        <w:rPr>
+          <w:sz w:val="20"/>
+          <w:szCs w:val="20"/>
+        </w:rPr>
+        <w:t xml:space="preserve">The units used to measure space inside, like cubic inches.</w:t>
+      </w:r>
+      <w:r>
+        <w:rPr>
+          <w:i/>
+          <w:iCs/>
+          <w:color w:val="5F6F80"/>
+          <w:sz w:val="18"/>
+          <w:szCs w:val="18"/>
+        </w:rPr>
+        <w:br/>
+        <w:t xml:space="preserve">Unidades cúbicas — Las unidades para medir el espacio interior, como pulgadas cúbicas.</w:t>
+      </w:r>
+    </w:p>
+    <w:p>
+      <w:pPr>
+        <w:spacing w:after="60"/>
+      </w:pPr>
+      <w:r>
+        <w:rPr>
+          <w:b/>
+          <w:bCs/>
+          <w:color w:val="1FA6A2"/>
+          <w:sz w:val="22"/>
+          <w:szCs w:val="22"/>
+        </w:rPr>
+        <w:t xml:space="preserve">☐  </w:t>
+      </w:r>
+      <w:r>
+        <w:rPr>
+          <w:b/>
+          <w:bCs/>
+          <w:color w:val="12355B"/>
+          <w:sz w:val="20"/>
+          <w:szCs w:val="20"/>
+        </w:rPr>
+        <w:t xml:space="preserve">Dimensions — </w:t>
+      </w:r>
+      <w:r>
+        <w:rPr>
+          <w:sz w:val="20"/>
+          <w:szCs w:val="20"/>
+        </w:rPr>
+        <w:t xml:space="preserve">How long, how wide, and how tall a shape is.</w:t>
+      </w:r>
+      <w:r>
+        <w:rPr>
+          <w:i/>
+          <w:iCs/>
+          <w:color w:val="5F6F80"/>
+          <w:sz w:val="18"/>
+          <w:szCs w:val="18"/>
+        </w:rPr>
+        <w:br/>
+        <w:t xml:space="preserve">Dimensiones — Qué tan largo, ancho y alto es una figura.</w:t>
+      </w:r>
+    </w:p>
+    <w:p>
+      <w:pPr>
+        <w:spacing w:after="60"/>
+      </w:pPr>
+      <w:r>
+        <w:rPr>
+          <w:b/>
+          <w:bCs/>
+          <w:color w:val="1FA6A2"/>
+          <w:sz w:val="22"/>
+          <w:szCs w:val="22"/>
+        </w:rPr>
+        <w:t xml:space="preserve">☐  </w:t>
+      </w:r>
+      <w:r>
+        <w:rPr>
+          <w:b/>
+          <w:bCs/>
+          <w:color w:val="12355B"/>
+          <w:sz w:val="20"/>
+          <w:szCs w:val="20"/>
+        </w:rPr>
+        <w:t xml:space="preserve">Base area — </w:t>
+      </w:r>
+      <w:r>
+        <w:rPr>
+          <w:sz w:val="20"/>
+          <w:szCs w:val="20"/>
+        </w:rPr>
+        <w:t xml:space="preserve">The area of the bottom of a solid. Volume = base area × height.</w:t>
+      </w:r>
+      <w:r>
+        <w:rPr>
+          <w:i/>
+          <w:iCs/>
+          <w:color w:val="5F6F80"/>
+          <w:sz w:val="18"/>
+          <w:szCs w:val="18"/>
+        </w:rPr>
+        <w:br/>
+        <w:t xml:space="preserve">Área de la base — El área del fondo de un sólido. Volumen = área de la base × altura.</w:t>
+      </w:r>
+    </w:p>
+    <w:tbl>
+      <w:tblPr>
+        <w:tblW w:type="pct" w:w="100%"/>
+        <w:tblBorders>
+          <w:top w:val="single" w:color="1FA6A2" w:sz="8"/>
+          <w:left w:val="single" w:color="1FA6A2" w:sz="8"/>
+          <w:bottom w:val="single" w:color="1FA6A2" w:sz="8"/>
+          <w:right w:val="single" w:color="1FA6A2" w:sz="8"/>
+          <w:insideH w:val="single" w:color="auto" w:sz="4"/>
+          <w:insideV w:val="single" w:color="auto" w:sz="4"/>
+        </w:tblBorders>
+      </w:tblPr>
+      <w:tblGrid>
+        <w:gridCol w:w="100"/>
+      </w:tblGrid>
+      <w:tr>
+        <w:tc>
+          <w:tcPr>
+            <w:shd w:fill="F7FFFD" w:color="auto" w:val="clear"/>
+            <w:tcMar>
+              <w:top w:type="dxa" w:w="120"/>
+              <w:left w:type="dxa" w:w="180"/>
+              <w:bottom w:type="dxa" w:w="120"/>
+              <w:right w:type="dxa" w:w="180"/>
+            </w:tcMar>
+          </w:tcPr>
+          <w:p>
+            <w:pPr>
+              <w:spacing w:after="50"/>
+            </w:pPr>
+            <w:r>
+              <w:rPr>
+                <w:b/>
+                <w:bCs/>
+                <w:color w:val="1FA6A2"/>
+                <w:sz w:val="20"/>
+                <w:szCs w:val="20"/>
+              </w:rPr>
+              <w:t xml:space="preserve">Say it first:  </w:t>
+            </w:r>
+            <w:r>
+              <w:rPr>
+                <w:sz w:val="20"/>
+                <w:szCs w:val="20"/>
+              </w:rPr>
+              <w:t xml:space="preserve">Say your idea to a partner or quietly to yourself before you write.</w:t>
+            </w:r>
+          </w:p>
+          <w:p>
+            <w:pPr>
+              <w:spacing w:after="60"/>
+            </w:pPr>
+            <w:r>
+              <w:rPr>
+                <w:color w:val="1A2733"/>
+                <w:sz w:val="21"/>
+                <w:szCs w:val="21"/>
+              </w:rPr>
+              <w:t xml:space="preserve">Both capsules have V = ___ ft³ because ___ × ___ × ___ = ___ × ___ × ___.</w:t>
+            </w:r>
+            <w:r>
+              <w:rPr>
+                <w:i/>
+                <w:iCs/>
+                <w:color w:val="5F6F80"/>
+                <w:sz w:val="19"/>
+                <w:szCs w:val="19"/>
+              </w:rPr>
+              <w:br/>
+              <w:t xml:space="preserve">Ambas cápsulas tienen V = ___ ft³ porque ___ × ___ × ___ = ___ × ___ × ___.</w:t>
+            </w:r>
+          </w:p>
+        </w:tc>
+      </w:tr>
+    </w:tbl>
+    <w:p>
+      <w:pPr>
+        <w:pStyle w:val="Heading2"/>
+        <w:spacing w:after="80" w:before="180"/>
+      </w:pPr>
+      <w:r>
+        <w:rPr>
+          <w:b/>
+          <w:bCs/>
+          <w:color w:val="12355B"/>
+          <w:sz w:val="24"/>
+          <w:szCs w:val="24"/>
+        </w:rPr>
+        <w:t xml:space="preserve">3. Build Your Explanation</w:t>
+      </w:r>
+      <w:r>
+        <w:rPr>
+          <w:i/>
+          <w:iCs/>
+          <w:color w:val="B97A12"/>
+          <w:sz w:val="19"/>
+          <w:szCs w:val="19"/>
+        </w:rPr>
+        <w:t xml:space="preserve">   choose your support</w:t>
+      </w:r>
+    </w:p>
+    <w:tbl>
+      <w:tblPr>
+        <w:tblW w:type="pct" w:w="100%"/>
+        <w:tblBorders>
+          <w:top w:val="single" w:color="BBD0DE" w:sz="8"/>
+          <w:left w:val="single" w:color="BBD0DE" w:sz="8"/>
+          <w:bottom w:val="single" w:color="BBD0DE" w:sz="8"/>
+          <w:right w:val="single" w:color="BBD0DE" w:sz="8"/>
+          <w:insideH w:val="single" w:color="auto" w:sz="4"/>
+          <w:insideV w:val="single" w:color="auto" w:sz="4"/>
+        </w:tblBorders>
+      </w:tblPr>
+      <w:tblGrid>
+        <w:gridCol w:w="100"/>
+      </w:tblGrid>
+      <w:tr>
+        <w:tc>
+          <w:tcPr>
+            <w:shd w:fill="EEF4F8" w:color="auto" w:val="clear"/>
+            <w:tcMar>
+              <w:top w:type="dxa" w:w="120"/>
+              <w:left w:type="dxa" w:w="180"/>
+              <w:bottom w:type="dxa" w:w="120"/>
+              <w:right w:type="dxa" w:w="180"/>
+            </w:tcMar>
+          </w:tcPr>
+          <w:p>
+            <w:pPr>
+              <w:spacing w:after="50"/>
+            </w:pPr>
+            <w:r>
+              <w:rPr>
+                <w:i/>
+                <w:iCs/>
+                <w:color w:val="5F6F80"/>
+                <w:sz w:val="19"/>
+                <w:szCs w:val="19"/>
+              </w:rPr>
+              <w:t xml:space="preserve">This model shows the parts of an explanation. It does not answer your writing question.</w:t>
+            </w:r>
+          </w:p>
+          <w:p>
+            <w:pPr>
+              <w:spacing w:after="80"/>
+            </w:pPr>
+            <w:r>
+              <w:rPr>
+                <w:b/>
+                <w:bCs/>
+                <w:color w:val="12355B"/>
+                <w:sz w:val="19"/>
+                <w:szCs w:val="19"/>
+              </w:rPr>
+              <w:t xml:space="preserve">Claim:  </w:t>
+            </w:r>
+            <w:r>
+              <w:rPr>
+                <w:sz w:val="19"/>
+                <w:szCs w:val="19"/>
+              </w:rPr>
+              <w:t xml:space="preserve">You still multiply length × width × height even when an edge is a fraction or decimal.</w:t>
+            </w:r>
+          </w:p>
+          <w:p>
+            <w:pPr>
+              <w:spacing w:after="80"/>
+            </w:pPr>
+            <w:r>
+              <w:rPr>
+                <w:b/>
+                <w:bCs/>
+                <w:color w:val="12355B"/>
+                <w:sz w:val="19"/>
+                <w:szCs w:val="19"/>
+              </w:rPr>
+              <w:t xml:space="preserve">Evidence:  </w:t>
+            </w:r>
+            <w:r>
+              <w:rPr>
+                <w:sz w:val="19"/>
+                <w:szCs w:val="19"/>
+              </w:rPr>
+              <w:t xml:space="preserve">Students explain the formula stays the same (V = l × w × h = 2 × 1.5 × 1 = 3 ft³) and that a fractional edge just means multiplying with a fraction or decimal.</w:t>
+            </w:r>
+          </w:p>
+          <w:p>
+            <w:pPr>
+              <w:spacing w:after="80"/>
+            </w:pPr>
+            <w:r>
+              <w:rPr>
+                <w:b/>
+                <w:bCs/>
+                <w:color w:val="12355B"/>
+                <w:sz w:val="19"/>
+                <w:szCs w:val="19"/>
+              </w:rPr>
+              <w:t xml:space="preserve">Reasoning:  </w:t>
+            </w:r>
+            <w:r>
+              <w:rPr>
+                <w:sz w:val="19"/>
+                <w:szCs w:val="19"/>
+              </w:rPr>
+              <w:t xml:space="preserve">This evidence connects the definition of volume to the mathematical claim.</w:t>
+            </w:r>
+          </w:p>
+        </w:tc>
+      </w:tr>
+    </w:tbl>
+    <w:p>
+      <w:pPr>
+        <w:pStyle w:val="Heading2"/>
+        <w:spacing w:after="80" w:before="180"/>
+      </w:pPr>
+      <w:r>
+        <w:rPr>
+          <w:b/>
+          <w:bCs/>
+          <w:color w:val="12355B"/>
+          <w:sz w:val="24"/>
+          <w:szCs w:val="24"/>
+        </w:rPr>
+        <w:t xml:space="preserve">Start</w:t>
+      </w:r>
+      <w:r>
+        <w:rPr>
+          <w:i/>
+          <w:iCs/>
+          <w:color w:val="1FA6A2"/>
+          <w:sz w:val="19"/>
+          <w:szCs w:val="19"/>
+        </w:rPr>
+        <w:t xml:space="preserve">   Most language support</w:t>
+      </w:r>
+    </w:p>
+    <w:p>
+      <w:pPr>
+        <w:spacing w:after="60"/>
+      </w:pPr>
+      <w:r>
+        <w:rPr>
+          <w:color w:val="1A2733"/>
+          <w:sz w:val="21"/>
+          <w:szCs w:val="21"/>
+        </w:rPr>
+        <w:t xml:space="preserve">Complete the frames. Use the word bank.</w:t>
+      </w:r>
+      <w:r>
+        <w:rPr>
+          <w:i/>
+          <w:iCs/>
+          <w:color w:val="5F6F80"/>
+          <w:sz w:val="19"/>
+          <w:szCs w:val="19"/>
+        </w:rPr>
+        <w:br/>
+        <w:t xml:space="preserve">Completa las oraciones. Usa el banco de palabras.</w:t>
+      </w:r>
+    </w:p>
+    <w:p>
+      <w:pPr>
+        <w:spacing w:after="60"/>
+      </w:pPr>
+      <w:r>
+        <w:rPr>
+          <w:color w:val="1A2733"/>
+          <w:sz w:val="21"/>
+          <w:szCs w:val="21"/>
+        </w:rPr>
+        <w:t xml:space="preserve">Both capsules have V = ___ ft³ because ___ × ___ × ___ = ___ × ___ × ___.</w:t>
+      </w:r>
+      <w:r>
+        <w:rPr>
+          <w:i/>
+          <w:iCs/>
+          <w:color w:val="5F6F80"/>
+          <w:sz w:val="19"/>
+          <w:szCs w:val="19"/>
+        </w:rPr>
+        <w:br/>
+        <w:t xml:space="preserve">Ambas cápsulas tienen V = ___ ft³ porque ___ × ___ × ___ = ___ × ___ × ___.</w:t>
+      </w:r>
+    </w:p>
+    <w:p>
+      <w:pPr>
+        <w:spacing w:after="60"/>
+      </w:pPr>
+      <w:r>
+        <w:rPr>
+          <w:color w:val="1A2733"/>
+          <w:sz w:val="21"/>
+          <w:szCs w:val="21"/>
+        </w:rPr>
+        <w:t xml:space="preserve">The dimensions are different but the ___ is the same.</w:t>
+      </w:r>
+      <w:r>
+        <w:rPr>
+          <w:i/>
+          <w:iCs/>
+          <w:color w:val="5F6F80"/>
+          <w:sz w:val="19"/>
+          <w:szCs w:val="19"/>
+        </w:rPr>
+        <w:br/>
+        <w:t xml:space="preserve">Las dimensiones son diferentes pero el ___ es el mismo.</w:t>
+      </w:r>
+    </w:p>
+    <w:tbl>
+      <w:tblPr>
+        <w:tblW w:type="pct" w:w="100%"/>
+        <w:tblBorders>
+          <w:top w:val="single" w:color="C7D2DD" w:sz="6"/>
+          <w:left w:val="single" w:color="C7D2DD" w:sz="6"/>
+          <w:bottom w:val="single" w:color="C7D2DD" w:sz="6"/>
+          <w:right w:val="single" w:color="C7D2DD" w:sz="6"/>
+          <w:insideH w:val="single" w:color="auto" w:sz="4"/>
+          <w:insideV w:val="single" w:color="auto" w:sz="4"/>
+        </w:tblBorders>
+      </w:tblPr>
+      <w:tblGrid>
+        <w:gridCol w:w="100"/>
+      </w:tblGrid>
+      <w:tr>
+        <w:tc>
+          <w:tcPr>
+            <w:shd w:fill="FBF3E2" w:color="auto" w:val="clear"/>
+            <w:tcMar>
+              <w:top w:type="dxa" w:w="60"/>
+              <w:left w:type="dxa" w:w="120"/>
+              <w:bottom w:type="dxa" w:w="60"/>
+              <w:right w:type="dxa" w:w="120"/>
+            </w:tcMar>
+          </w:tcPr>
+          <w:p>
+            <w:pPr>
+              <w:spacing w:after="0" w:line="320"/>
+            </w:pPr>
+            <w:r>
+              <w:t xml:space="preserve"/>
+            </w:r>
+          </w:p>
+          <w:p>
+            <w:pPr>
+              <w:spacing w:after="0" w:line="320"/>
+            </w:pPr>
+            <w:r>
+              <w:t xml:space="preserve"/>
+            </w:r>
+          </w:p>
+          <w:p>
+            <w:pPr>
+              <w:spacing w:after="0" w:line="320"/>
+            </w:pPr>
+            <w:r>
+              <w:t xml:space="preserve"/>
+            </w:r>
+          </w:p>
+        </w:tc>
+      </w:tr>
+    </w:tbl>
+    <w:p>
+      <w:pPr>
+        <w:pStyle w:val="Heading2"/>
+        <w:spacing w:after="80" w:before="180"/>
+      </w:pPr>
+      <w:r>
+        <w:rPr>
+          <w:b/>
+          <w:bCs/>
+          <w:color w:val="12355B"/>
+          <w:sz w:val="24"/>
+          <w:szCs w:val="24"/>
+        </w:rPr>
+        <w:t xml:space="preserve">Build</w:t>
+      </w:r>
+      <w:r>
+        <w:rPr>
+          <w:i/>
+          <w:iCs/>
+          <w:color w:val="B97A12"/>
+          <w:sz w:val="19"/>
+          <w:szCs w:val="19"/>
+        </w:rPr>
+        <w:t xml:space="preserve">   Some language support</w:t>
+      </w:r>
+    </w:p>
+    <w:p>
+      <w:pPr>
+        <w:spacing w:after="60"/>
+      </w:pPr>
+      <w:r>
+        <w:rPr>
+          <w:color w:val="1A2733"/>
+          <w:sz w:val="21"/>
+          <w:szCs w:val="21"/>
+        </w:rPr>
+        <w:t xml:space="preserve">Write two connected sentences. Use because, so, or but.</w:t>
+      </w:r>
+      <w:r>
+        <w:rPr>
+          <w:i/>
+          <w:iCs/>
+          <w:color w:val="5F6F80"/>
+          <w:sz w:val="19"/>
+          <w:szCs w:val="19"/>
+        </w:rPr>
+        <w:br/>
+        <w:t xml:space="preserve">Escribe dos oraciones conectadas. Usa porque, entonces o pero.</w:t>
+      </w:r>
+    </w:p>
+    <w:p>
+      <w:pPr>
+        <w:spacing w:after="60"/>
+      </w:pPr>
+      <w:r>
+        <w:rPr>
+          <w:color w:val="1A2733"/>
+          <w:sz w:val="21"/>
+          <w:szCs w:val="21"/>
+        </w:rPr>
+        <w:t xml:space="preserve">My claim is ___.</w:t>
+      </w:r>
+      <w:r>
+        <w:rPr>
+          <w:i/>
+          <w:iCs/>
+          <w:color w:val="5F6F80"/>
+          <w:sz w:val="19"/>
+          <w:szCs w:val="19"/>
+        </w:rPr>
+        <w:br/>
+        <w:t xml:space="preserve">Mi afirmación es ___.</w:t>
+      </w:r>
+    </w:p>
+    <w:p>
+      <w:pPr>
+        <w:spacing w:after="60"/>
+      </w:pPr>
+      <w:r>
+        <w:rPr>
+          <w:color w:val="1A2733"/>
+          <w:sz w:val="21"/>
+          <w:szCs w:val="21"/>
+        </w:rPr>
+        <w:t xml:space="preserve">I know because ___.</w:t>
+      </w:r>
+      <w:r>
+        <w:rPr>
+          <w:i/>
+          <w:iCs/>
+          <w:color w:val="5F6F80"/>
+          <w:sz w:val="19"/>
+          <w:szCs w:val="19"/>
+        </w:rPr>
+        <w:br/>
+        <w:t xml:space="preserve">Lo sé porque ___.</w:t>
+      </w:r>
+    </w:p>
+    <w:p>
+      <w:pPr>
+        <w:spacing w:after="60"/>
+      </w:pPr>
+      <w:r>
+        <w:rPr>
+          <w:color w:val="1A2733"/>
+          <w:sz w:val="21"/>
+          <w:szCs w:val="21"/>
+        </w:rPr>
+        <w:t xml:space="preserve">So ___.</w:t>
+      </w:r>
+      <w:r>
+        <w:rPr>
+          <w:i/>
+          <w:iCs/>
+          <w:color w:val="5F6F80"/>
+          <w:sz w:val="19"/>
+          <w:szCs w:val="19"/>
+        </w:rPr>
+        <w:br/>
+        <w:t xml:space="preserve">Entonces ___.</w:t>
+      </w:r>
+    </w:p>
+    <w:tbl>
+      <w:tblPr>
+        <w:tblW w:type="pct" w:w="100%"/>
+        <w:tblBorders>
+          <w:top w:val="single" w:color="C7D2DD" w:sz="6"/>
+          <w:left w:val="single" w:color="C7D2DD" w:sz="6"/>
+          <w:bottom w:val="single" w:color="C7D2DD" w:sz="6"/>
+          <w:right w:val="single" w:color="C7D2DD" w:sz="6"/>
+          <w:insideH w:val="single" w:color="auto" w:sz="4"/>
+          <w:insideV w:val="single" w:color="auto" w:sz="4"/>
+        </w:tblBorders>
+      </w:tblPr>
+      <w:tblGrid>
+        <w:gridCol w:w="100"/>
+      </w:tblGrid>
+      <w:tr>
+        <w:tc>
+          <w:tcPr>
+            <w:shd w:fill="FBF3E2" w:color="auto" w:val="clear"/>
+            <w:tcMar>
+              <w:top w:type="dxa" w:w="60"/>
+              <w:left w:type="dxa" w:w="120"/>
+              <w:bottom w:type="dxa" w:w="60"/>
+              <w:right w:type="dxa" w:w="120"/>
+            </w:tcMar>
+          </w:tcPr>
+          <w:p>
+            <w:pPr>
+              <w:spacing w:after="0" w:line="320"/>
+            </w:pPr>
+            <w:r>
+              <w:t xml:space="preserve"/>
+            </w:r>
+          </w:p>
+          <w:p>
+            <w:pPr>
+              <w:spacing w:after="0" w:line="320"/>
+            </w:pPr>
+            <w:r>
+              <w:t xml:space="preserve"/>
+            </w:r>
+          </w:p>
+          <w:p>
+            <w:pPr>
+              <w:spacing w:after="0" w:line="320"/>
+            </w:pPr>
+            <w:r>
+              <w:t xml:space="preserve"/>
+            </w:r>
+          </w:p>
+        </w:tc>
+      </w:tr>
+    </w:tbl>
+    <w:p>
+      <w:pPr>
+        <w:pStyle w:val="Heading2"/>
+        <w:spacing w:after="80" w:before="180"/>
+      </w:pPr>
+      <w:r>
+        <w:rPr>
+          <w:b/>
+          <w:bCs/>
+          <w:color w:val="12355B"/>
+          <w:sz w:val="24"/>
+          <w:szCs w:val="24"/>
+        </w:rPr>
+        <w:t xml:space="preserve">Explain</w:t>
+      </w:r>
+      <w:r>
+        <w:rPr>
+          <w:i/>
+          <w:iCs/>
+          <w:color w:val="B97A12"/>
+          <w:sz w:val="19"/>
+          <w:szCs w:val="19"/>
+        </w:rPr>
+        <w:t xml:space="preserve">   Light language support</w:t>
+      </w:r>
+    </w:p>
+    <w:p>
+      <w:pPr>
+        <w:spacing w:after="60"/>
+      </w:pPr>
+      <w:r>
+        <w:rPr>
+          <w:color w:val="1A2733"/>
+          <w:sz w:val="21"/>
+          <w:szCs w:val="21"/>
+        </w:rPr>
+        <w:t xml:space="preserve">Write a claim, give math evidence, and explain your reasoning.</w:t>
+      </w:r>
+      <w:r>
+        <w:rPr>
+          <w:i/>
+          <w:iCs/>
+          <w:color w:val="5F6F80"/>
+          <w:sz w:val="19"/>
+          <w:szCs w:val="19"/>
+        </w:rPr>
+        <w:br/>
+        <w:t xml:space="preserve">Escribe una afirmación, da evidencia matemática y explica tu razonamiento.</w:t>
+      </w:r>
+    </w:p>
+    <w:p>
+      <w:pPr>
+        <w:spacing w:after="60"/>
+      </w:pPr>
+      <w:r>
+        <w:rPr>
+          <w:color w:val="1A2733"/>
+          <w:sz w:val="21"/>
+          <w:szCs w:val="21"/>
+        </w:rPr>
+        <w:t xml:space="preserve">My claim is ___.</w:t>
+      </w:r>
+      <w:r>
+        <w:rPr>
+          <w:i/>
+          <w:iCs/>
+          <w:color w:val="5F6F80"/>
+          <w:sz w:val="19"/>
+          <w:szCs w:val="19"/>
+        </w:rPr>
+        <w:br/>
+        <w:t xml:space="preserve">Mi afirmación es ___.</w:t>
+      </w:r>
+    </w:p>
+    <w:p>
+      <w:pPr>
+        <w:spacing w:after="60"/>
+      </w:pPr>
+      <w:r>
+        <w:rPr>
+          <w:color w:val="1A2733"/>
+          <w:sz w:val="21"/>
+          <w:szCs w:val="21"/>
+        </w:rPr>
+        <w:t xml:space="preserve">My math evidence is ___.</w:t>
+      </w:r>
+      <w:r>
+        <w:rPr>
+          <w:i/>
+          <w:iCs/>
+          <w:color w:val="5F6F80"/>
+          <w:sz w:val="19"/>
+          <w:szCs w:val="19"/>
+        </w:rPr>
+        <w:br/>
+        <w:t xml:space="preserve">Mi evidencia matemática es ___.</w:t>
+      </w:r>
+    </w:p>
+    <w:p>
+      <w:pPr>
+        <w:spacing w:after="60"/>
+      </w:pPr>
+      <w:r>
+        <w:rPr>
+          <w:color w:val="1A2733"/>
+          <w:sz w:val="21"/>
+          <w:szCs w:val="21"/>
+        </w:rPr>
+        <w:t xml:space="preserve">This proves ___ because ___.</w:t>
+      </w:r>
+      <w:r>
+        <w:rPr>
+          <w:i/>
+          <w:iCs/>
+          <w:color w:val="5F6F80"/>
+          <w:sz w:val="19"/>
+          <w:szCs w:val="19"/>
+        </w:rPr>
+        <w:br/>
+        <w:t xml:space="preserve">Esto demuestra ___ porque ___.</w:t>
+      </w:r>
+    </w:p>
+    <w:tbl>
+      <w:tblPr>
+        <w:tblW w:type="pct" w:w="100%"/>
+        <w:tblBorders>
+          <w:top w:val="single" w:color="C7D2DD" w:sz="6"/>
+          <w:left w:val="single" w:color="C7D2DD" w:sz="6"/>
+          <w:bottom w:val="single" w:color="C7D2DD" w:sz="6"/>
+          <w:right w:val="single" w:color="C7D2DD" w:sz="6"/>
+          <w:insideH w:val="single" w:color="auto" w:sz="4"/>
+          <w:insideV w:val="single" w:color="auto" w:sz="4"/>
+        </w:tblBorders>
+      </w:tblPr>
+      <w:tblGrid>
+        <w:gridCol w:w="100"/>
+      </w:tblGrid>
+      <w:tr>
+        <w:tc>
+          <w:tcPr>
+            <w:shd w:fill="FBF3E2" w:color="auto" w:val="clear"/>
+            <w:tcMar>
+              <w:top w:type="dxa" w:w="60"/>
+              <w:left w:type="dxa" w:w="120"/>
+              <w:bottom w:type="dxa" w:w="60"/>
+              <w:right w:type="dxa" w:w="120"/>
+            </w:tcMar>
+          </w:tcPr>
+          <w:p>
+            <w:pPr>
+              <w:spacing w:after="0" w:line="320"/>
+            </w:pPr>
+            <w:r>
+              <w:t xml:space="preserve"/>
+            </w:r>
+          </w:p>
+          <w:p>
+            <w:pPr>
+              <w:spacing w:after="0" w:line="320"/>
+            </w:pPr>
+            <w:r>
+              <w:t xml:space="preserve"/>
+            </w:r>
+          </w:p>
+          <w:p>
+            <w:pPr>
+              <w:spacing w:after="0" w:line="320"/>
+            </w:pPr>
+            <w:r>
+              <w:t xml:space="preserve"/>
+            </w:r>
+          </w:p>
+          <w:p>
+            <w:pPr>
+              <w:spacing w:after="0" w:line="320"/>
+            </w:pPr>
+            <w:r>
+              <w:t xml:space="preserve"/>
+            </w:r>
+          </w:p>
+          <w:p>
+            <w:pPr>
+              <w:spacing w:after="0" w:line="320"/>
+            </w:pPr>
+            <w:r>
+              <w:t xml:space="preserve"/>
+            </w:r>
+          </w:p>
+        </w:tc>
+      </w:tr>
+    </w:tbl>
+    <w:p>
+      <w:pPr>
+        <w:pStyle w:val="Heading2"/>
+        <w:spacing w:after="80" w:before="180"/>
+      </w:pPr>
+      <w:r>
+        <w:rPr>
+          <w:b/>
+          <w:bCs/>
+          <w:color w:val="12355B"/>
+          <w:sz w:val="24"/>
+          <w:szCs w:val="24"/>
+        </w:rPr>
+        <w:t xml:space="preserve">4. Check Your Explanation</w:t>
+      </w:r>
+      <w:r>
+        <w:rPr>
+          <w:i/>
+          <w:iCs/>
+          <w:color w:val="1FA6A2"/>
+          <w:sz w:val="19"/>
+          <w:szCs w:val="19"/>
+        </w:rPr>
+        <w:t xml:space="preserve">   five quick checks</w:t>
+      </w:r>
+    </w:p>
+    <w:p>
+      <w:pPr>
+        <w:spacing w:after="80"/>
+      </w:pPr>
+      <w:r>
+        <w:rPr>
+          <w:b/>
+          <w:bCs/>
+          <w:color w:val="1FA6A2"/>
+          <w:sz w:val="22"/>
+          <w:szCs w:val="22"/>
+        </w:rPr>
+        <w:t xml:space="preserve">☐  </w:t>
+      </w:r>
+      <w:r>
+        <w:rPr>
+          <w:sz w:val="20"/>
+          <w:szCs w:val="20"/>
+        </w:rPr>
+        <w:t xml:space="preserve">I answered the question.</w:t>
+      </w:r>
+      <w:r>
+        <w:rPr>
+          <w:i/>
+          <w:iCs/>
+          <w:color w:val="5F6F80"/>
+          <w:sz w:val="18"/>
+          <w:szCs w:val="18"/>
+        </w:rPr>
+        <w:br/>
+        <w:t xml:space="preserve">Respondí la pregunta.</w:t>
+      </w:r>
+    </w:p>
+    <w:p>
+      <w:pPr>
+        <w:spacing w:after="80"/>
+      </w:pPr>
+      <w:r>
+        <w:rPr>
+          <w:b/>
+          <w:bCs/>
+          <w:color w:val="1FA6A2"/>
+          <w:sz w:val="22"/>
+          <w:szCs w:val="22"/>
+        </w:rPr>
+        <w:t xml:space="preserve">☐  </w:t>
+      </w:r>
+      <w:r>
+        <w:rPr>
+          <w:sz w:val="20"/>
+          <w:szCs w:val="20"/>
+        </w:rPr>
+        <w:t xml:space="preserve">I used math evidence: numbers, an equation, a model, or a comparison.</w:t>
+      </w:r>
+      <w:r>
+        <w:rPr>
+          <w:i/>
+          <w:iCs/>
+          <w:color w:val="5F6F80"/>
+          <w:sz w:val="18"/>
+          <w:szCs w:val="18"/>
+        </w:rPr>
+        <w:br/>
+        <w:t xml:space="preserve">Usé evidencia matemática: números, una ecuación, un modelo o una comparación.</w:t>
+      </w:r>
+    </w:p>
+    <w:p>
+      <w:pPr>
+        <w:spacing w:after="80"/>
+      </w:pPr>
+      <w:r>
+        <w:rPr>
+          <w:b/>
+          <w:bCs/>
+          <w:color w:val="1FA6A2"/>
+          <w:sz w:val="22"/>
+          <w:szCs w:val="22"/>
+        </w:rPr>
+        <w:t xml:space="preserve">☐  </w:t>
+      </w:r>
+      <w:r>
+        <w:rPr>
+          <w:sz w:val="20"/>
+          <w:szCs w:val="20"/>
+        </w:rPr>
+        <w:t xml:space="preserve">I explained how the evidence proves my answer.</w:t>
+      </w:r>
+      <w:r>
+        <w:rPr>
+          <w:i/>
+          <w:iCs/>
+          <w:color w:val="5F6F80"/>
+          <w:sz w:val="18"/>
+          <w:szCs w:val="18"/>
+        </w:rPr>
+        <w:br/>
+        <w:t xml:space="preserve">Expliqué cómo la evidencia demuestra mi respuesta.</w:t>
+      </w:r>
+    </w:p>
+    <w:p>
+      <w:pPr>
+        <w:spacing w:after="80"/>
+      </w:pPr>
+      <w:r>
+        <w:rPr>
+          <w:b/>
+          <w:bCs/>
+          <w:color w:val="1FA6A2"/>
+          <w:sz w:val="22"/>
+          <w:szCs w:val="22"/>
+        </w:rPr>
+        <w:t xml:space="preserve">☐  </w:t>
+      </w:r>
+      <w:r>
+        <w:rPr>
+          <w:sz w:val="20"/>
+          <w:szCs w:val="20"/>
+        </w:rPr>
+        <w:t xml:space="preserve">I used at least two math words.</w:t>
+      </w:r>
+      <w:r>
+        <w:rPr>
+          <w:i/>
+          <w:iCs/>
+          <w:color w:val="5F6F80"/>
+          <w:sz w:val="18"/>
+          <w:szCs w:val="18"/>
+        </w:rPr>
+        <w:br/>
+        <w:t xml:space="preserve">Usé por lo menos dos palabras matemáticas.</w:t>
+      </w:r>
+    </w:p>
+    <w:p>
+      <w:pPr>
+        <w:spacing w:after="80"/>
+      </w:pPr>
+      <w:r>
+        <w:rPr>
+          <w:b/>
+          <w:bCs/>
+          <w:color w:val="1FA6A2"/>
+          <w:sz w:val="22"/>
+          <w:szCs w:val="22"/>
+        </w:rPr>
+        <w:t xml:space="preserve">☐  </w:t>
+      </w:r>
+      <w:r>
+        <w:rPr>
+          <w:sz w:val="20"/>
+          <w:szCs w:val="20"/>
+        </w:rPr>
+        <w:t xml:space="preserve">I reread complete sentences and punctuation.</w:t>
+      </w:r>
+      <w:r>
+        <w:rPr>
+          <w:i/>
+          <w:iCs/>
+          <w:color w:val="5F6F80"/>
+          <w:sz w:val="18"/>
+          <w:szCs w:val="18"/>
+        </w:rPr>
+        <w:br/>
+        <w:t xml:space="preserve">Volví a leer mis oraciones completas y la puntuación.</w:t>
       </w:r>
     </w:p>
     <w:p>

--- a/lessons/10-2/downloads/10-2-notes.docx
+++ b/lessons/10-2/downloads/10-2-notes.docx
@@ -366,7 +366,7 @@
           </w:p>
           <w:p>
             <w:pPr>
-              <w:spacing w:after="0"/>
+              <w:spacing w:after="40"/>
             </w:pPr>
             <w:r>
               <w:rPr>
@@ -374,6 +374,31 @@
                 <w:szCs w:val="21"/>
               </w:rPr>
               <w:t xml:space="preserve">Having two halves that match — one side is a mirror image of the other.</w:t>
+            </w:r>
+          </w:p>
+          <w:p>
+            <w:pPr>
+              <w:spacing w:after="0"/>
+            </w:pPr>
+            <w:r>
+              <w:rPr>
+                <w:b/>
+                <w:bCs/>
+                <w:color w:val="1FA6A2"/>
+                <w:sz w:val="18"/>
+                <w:szCs w:val="18"/>
+              </w:rPr>
+              <w:t xml:space="preserve">Example:  </w:t>
+            </w:r>
+            <w:r>
+              <w:rPr>
+                <w:i/>
+                <w:iCs/>
+                <w:color w:val="5F6F80"/>
+                <w:sz w:val="18"/>
+                <w:szCs w:val="18"/>
+              </w:rPr>
+              <w:t xml:space="preserve">A butterfly: the left wing is the mirror of the right.</w:t>
             </w:r>
           </w:p>
         </w:tc>
@@ -495,14 +520,347 @@
           </w:p>
           <w:p>
             <w:pPr>
-              <w:spacing w:after="0"/>
+              <w:spacing w:after="40"/>
             </w:pPr>
             <w:r>
               <w:rPr>
                 <w:sz w:val="21"/>
                 <w:szCs w:val="21"/>
               </w:rPr>
-              <w:t xml:space="preserve">A copy of a shape flipped across a line, like a reflection in a mirror.</w:t>
+              <w:t xml:space="preserve">A copy of a figure flipped across a line, so the two halves face each other.</w:t>
+            </w:r>
+          </w:p>
+          <w:p>
+            <w:pPr>
+              <w:spacing w:after="0"/>
+            </w:pPr>
+            <w:r>
+              <w:rPr>
+                <w:b/>
+                <w:bCs/>
+                <w:color w:val="1FA6A2"/>
+                <w:sz w:val="18"/>
+                <w:szCs w:val="18"/>
+              </w:rPr>
+              <w:t xml:space="preserve">Example:  </w:t>
+            </w:r>
+            <w:r>
+              <w:rPr>
+                <w:i/>
+                <w:iCs/>
+                <w:color w:val="5F6F80"/>
+                <w:sz w:val="18"/>
+                <w:szCs w:val="18"/>
+              </w:rPr>
+              <w:t xml:space="preserve">Fold the layer down the middle: each leaf lands on its partner.</w:t>
+            </w:r>
+          </w:p>
+        </w:tc>
+      </w:tr>
+    </w:tbl>
+    <w:tbl>
+      <w:tblPr>
+        <w:tblW w:type="pct" w:w="100%"/>
+        <w:tblBorders>
+          <w:top w:val="none" w:color="FFFFFF" w:sz="0"/>
+          <w:left w:val="none" w:color="FFFFFF" w:sz="0"/>
+          <w:bottom w:val="single" w:color="C7D2DD" w:sz="4"/>
+          <w:right w:val="none" w:color="FFFFFF" w:sz="0"/>
+          <w:insideH w:val="none" w:color="FFFFFF" w:sz="0"/>
+          <w:insideV w:val="none" w:color="FFFFFF" w:sz="0"/>
+        </w:tblBorders>
+      </w:tblPr>
+      <w:tblGrid>
+        <w:gridCol w:w="1800"/>
+        <w:gridCol w:w="7560"/>
+      </w:tblGrid>
+      <w:tr>
+        <w:trPr>
+          <w:cantSplit/>
+        </w:trPr>
+        <w:tc>
+          <w:tcPr>
+            <w:tcW w:type="dxa" w:w="1800"/>
+            <w:tcMar>
+              <w:top w:type="dxa" w:w="100"/>
+              <w:left w:type="dxa" w:w="40"/>
+              <w:bottom w:type="dxa" w:w="100"/>
+              <w:right w:type="dxa" w:w="120"/>
+            </w:tcMar>
+            <w:vAlign w:val="center"/>
+          </w:tcPr>
+          <w:p>
+            <w:pPr>
+              <w:spacing w:after="0"/>
+              <w:jc w:val="center"/>
+            </w:pPr>
+            <w:r>
+              <w:drawing>
+                <wp:inline distT="0" distB="0" distL="0" distR="0">
+                  <wp:extent cx="1047750" cy="790575"/>
+                  <wp:effectExtent t="0" r="0" b="0" l="0"/>
+                  <wp:docPr id="1" name="" descr="" title=""/>
+                  <wp:cNvGraphicFramePr>
+                    <a:graphicFrameLocks xmlns:a="http://schemas.openxmlformats.org/drawingml/2006/main" noChangeAspect="1"/>
+                  </wp:cNvGraphicFramePr>
+                  <a:graphic xmlns:a="http://schemas.openxmlformats.org/drawingml/2006/main">
+                    <a:graphicData uri="http://schemas.openxmlformats.org/drawingml/2006/picture">
+                      <pic:pic xmlns:pic="http://schemas.openxmlformats.org/drawingml/2006/picture">
+                        <pic:nvPicPr>
+                          <pic:cNvPr id="0" name="" descr=""/>
+                          <pic:cNvPicPr>
+                            <a:picLocks noChangeAspect="1" noChangeArrowheads="1"/>
+                          </pic:cNvPicPr>
+                        </pic:nvPicPr>
+                        <pic:blipFill>
+                          <a:blip r:embed="rId9" cstate="none"/>
+                          <a:srcRect/>
+                          <a:stretch>
+                            <a:fillRect/>
+                          </a:stretch>
+                        </pic:blipFill>
+                        <pic:spPr bwMode="auto">
+                          <a:xfrm>
+                            <a:off x="0" y="0"/>
+                            <a:ext cx="1047750" cy="790575"/>
+                          </a:xfrm>
+                          <a:prstGeom prst="rect">
+                            <a:avLst/>
+                          </a:prstGeom>
+                        </pic:spPr>
+                      </pic:pic>
+                    </a:graphicData>
+                  </a:graphic>
+                </wp:inline>
+              </w:drawing>
+            </w:r>
+          </w:p>
+        </w:tc>
+        <w:tc>
+          <w:tcPr>
+            <w:tcW w:type="dxa" w:w="7560"/>
+            <w:tcMar>
+              <w:top w:type="dxa" w:w="100"/>
+              <w:left w:type="dxa" w:w="40"/>
+              <w:bottom w:type="dxa" w:w="100"/>
+              <w:right w:type="dxa" w:w="40"/>
+            </w:tcMar>
+            <w:vAlign w:val="center"/>
+          </w:tcPr>
+          <w:p>
+            <w:pPr>
+              <w:spacing w:after="50"/>
+            </w:pPr>
+            <w:r>
+              <w:rPr>
+                <w:b/>
+                <w:bCs/>
+                <w:color w:val="12355B"/>
+                <w:sz w:val="24"/>
+                <w:szCs w:val="24"/>
+              </w:rPr>
+              <w:t xml:space="preserve">bilateral symmetry</w:t>
+            </w:r>
+            <w:r>
+              <w:rPr>
+                <w:i/>
+                <w:iCs/>
+                <w:color w:val="5F6F80"/>
+                <w:sz w:val="19"/>
+                <w:szCs w:val="19"/>
+              </w:rPr>
+              <w:t xml:space="preserve">   simetría bilateral</w:t>
+            </w:r>
+          </w:p>
+          <w:p>
+            <w:pPr>
+              <w:spacing w:after="40"/>
+            </w:pPr>
+            <w:r>
+              <w:rPr>
+                <w:sz w:val="21"/>
+                <w:szCs w:val="21"/>
+              </w:rPr>
+              <w:t xml:space="preserve">Reflective symmetry in plants and animals — the two sides of the body mirror each other.</w:t>
+            </w:r>
+          </w:p>
+          <w:p>
+            <w:pPr>
+              <w:spacing w:after="0"/>
+            </w:pPr>
+            <w:r>
+              <w:rPr>
+                <w:b/>
+                <w:bCs/>
+                <w:color w:val="1FA6A2"/>
+                <w:sz w:val="18"/>
+                <w:szCs w:val="18"/>
+              </w:rPr>
+              <w:t xml:space="preserve">Example:  </w:t>
+            </w:r>
+            <w:r>
+              <w:rPr>
+                <w:i/>
+                <w:iCs/>
+                <w:color w:val="5F6F80"/>
+                <w:sz w:val="18"/>
+                <w:szCs w:val="18"/>
+              </w:rPr>
+              <w:t xml:space="preserve">All 17,000+ butterfly species have it — two sides, one mirror line.</w:t>
+            </w:r>
+          </w:p>
+        </w:tc>
+      </w:tr>
+    </w:tbl>
+    <w:tbl>
+      <w:tblPr>
+        <w:tblW w:type="pct" w:w="100%"/>
+        <w:tblBorders>
+          <w:top w:val="none" w:color="FFFFFF" w:sz="0"/>
+          <w:left w:val="none" w:color="FFFFFF" w:sz="0"/>
+          <w:bottom w:val="single" w:color="C7D2DD" w:sz="4"/>
+          <w:right w:val="none" w:color="FFFFFF" w:sz="0"/>
+          <w:insideH w:val="none" w:color="FFFFFF" w:sz="0"/>
+          <w:insideV w:val="none" w:color="FFFFFF" w:sz="0"/>
+        </w:tblBorders>
+      </w:tblPr>
+      <w:tblGrid>
+        <w:gridCol w:w="1800"/>
+        <w:gridCol w:w="7560"/>
+      </w:tblGrid>
+      <w:tr>
+        <w:trPr>
+          <w:cantSplit/>
+        </w:trPr>
+        <w:tc>
+          <w:tcPr>
+            <w:tcW w:type="dxa" w:w="1800"/>
+            <w:tcMar>
+              <w:top w:type="dxa" w:w="100"/>
+              <w:left w:type="dxa" w:w="40"/>
+              <w:bottom w:type="dxa" w:w="100"/>
+              <w:right w:type="dxa" w:w="120"/>
+            </w:tcMar>
+            <w:vAlign w:val="center"/>
+          </w:tcPr>
+          <w:p>
+            <w:pPr>
+              <w:spacing w:after="0"/>
+              <w:jc w:val="center"/>
+            </w:pPr>
+            <w:r>
+              <w:drawing>
+                <wp:inline distT="0" distB="0" distL="0" distR="0">
+                  <wp:extent cx="1047750" cy="790575"/>
+                  <wp:effectExtent t="0" r="0" b="0" l="0"/>
+                  <wp:docPr id="1" name="" descr="" title=""/>
+                  <wp:cNvGraphicFramePr>
+                    <a:graphicFrameLocks xmlns:a="http://schemas.openxmlformats.org/drawingml/2006/main" noChangeAspect="1"/>
+                  </wp:cNvGraphicFramePr>
+                  <a:graphic xmlns:a="http://schemas.openxmlformats.org/drawingml/2006/main">
+                    <a:graphicData uri="http://schemas.openxmlformats.org/drawingml/2006/picture">
+                      <pic:pic xmlns:pic="http://schemas.openxmlformats.org/drawingml/2006/picture">
+                        <pic:nvPicPr>
+                          <pic:cNvPr id="0" name="" descr=""/>
+                          <pic:cNvPicPr>
+                            <a:picLocks noChangeAspect="1" noChangeArrowheads="1"/>
+                          </pic:cNvPicPr>
+                        </pic:nvPicPr>
+                        <pic:blipFill>
+                          <a:blip r:embed="rId9" cstate="none"/>
+                          <a:srcRect/>
+                          <a:stretch>
+                            <a:fillRect/>
+                          </a:stretch>
+                        </pic:blipFill>
+                        <pic:spPr bwMode="auto">
+                          <a:xfrm>
+                            <a:off x="0" y="0"/>
+                            <a:ext cx="1047750" cy="790575"/>
+                          </a:xfrm>
+                          <a:prstGeom prst="rect">
+                            <a:avLst/>
+                          </a:prstGeom>
+                        </pic:spPr>
+                      </pic:pic>
+                    </a:graphicData>
+                  </a:graphic>
+                </wp:inline>
+              </w:drawing>
+            </w:r>
+          </w:p>
+        </w:tc>
+        <w:tc>
+          <w:tcPr>
+            <w:tcW w:type="dxa" w:w="7560"/>
+            <w:tcMar>
+              <w:top w:type="dxa" w:w="100"/>
+              <w:left w:type="dxa" w:w="40"/>
+              <w:bottom w:type="dxa" w:w="100"/>
+              <w:right w:type="dxa" w:w="40"/>
+            </w:tcMar>
+            <w:vAlign w:val="center"/>
+          </w:tcPr>
+          <w:p>
+            <w:pPr>
+              <w:spacing w:after="50"/>
+            </w:pPr>
+            <w:r>
+              <w:rPr>
+                <w:b/>
+                <w:bCs/>
+                <w:color w:val="12355B"/>
+                <w:sz w:val="24"/>
+                <w:szCs w:val="24"/>
+              </w:rPr>
+              <w:t xml:space="preserve">line of symmetry</w:t>
+            </w:r>
+            <w:r>
+              <w:rPr>
+                <w:i/>
+                <w:iCs/>
+                <w:color w:val="5F6F80"/>
+                <w:sz w:val="19"/>
+                <w:szCs w:val="19"/>
+              </w:rPr>
+              <w:t xml:space="preserve">   eje de simetría</w:t>
+            </w:r>
+          </w:p>
+          <w:p>
+            <w:pPr>
+              <w:spacing w:after="40"/>
+            </w:pPr>
+            <w:r>
+              <w:rPr>
+                <w:sz w:val="21"/>
+                <w:szCs w:val="21"/>
+              </w:rPr>
+              <w:t xml:space="preserve">The line you can draw through a figure so each side is a reflection of the other.</w:t>
+            </w:r>
+          </w:p>
+          <w:p>
+            <w:pPr>
+              <w:spacing w:after="0"/>
+            </w:pPr>
+            <w:r>
+              <w:rPr>
+                <w:b/>
+                <w:bCs/>
+                <w:color w:val="1FA6A2"/>
+                <w:sz w:val="18"/>
+                <w:szCs w:val="18"/>
+              </w:rPr>
+              <w:t xml:space="preserve">Example:  </w:t>
+            </w:r>
+            <w:r>
+              <w:rPr>
+                <w:i/>
+                <w:iCs/>
+                <w:color w:val="5F6F80"/>
+                <w:sz w:val="18"/>
+                <w:szCs w:val="18"/>
+              </w:rPr>
+              <w:t xml:space="preserve">The line straight down the butterfly's body.</w:t>
             </w:r>
           </w:p>
         </w:tc>
@@ -609,7 +967,7 @@
                 <w:sz w:val="24"/>
                 <w:szCs w:val="24"/>
               </w:rPr>
-              <w:t xml:space="preserve">bilateral symmetry</w:t>
+              <w:t xml:space="preserve">balance</w:t>
             </w:r>
             <w:r>
               <w:rPr>
@@ -619,277 +977,44 @@
                 <w:sz w:val="19"/>
                 <w:szCs w:val="19"/>
               </w:rPr>
-              <w:t xml:space="preserve">   simetría bilateral</w:t>
-            </w:r>
-          </w:p>
-          <w:p>
-            <w:pPr>
-              <w:spacing w:after="0"/>
+              <w:t xml:space="preserve">   equilibrio</w:t>
+            </w:r>
+          </w:p>
+          <w:p>
+            <w:pPr>
+              <w:spacing w:after="40"/>
             </w:pPr>
             <w:r>
               <w:rPr>
                 <w:sz w:val="21"/>
                 <w:szCs w:val="21"/>
               </w:rPr>
-              <w:t xml:space="preserve">Reflective symmetry in plants and animals — the two sides of the body mirror each other.</w:t>
-            </w:r>
-          </w:p>
-        </w:tc>
-      </w:tr>
-    </w:tbl>
-    <w:tbl>
-      <w:tblPr>
-        <w:tblW w:type="pct" w:w="100%"/>
-        <w:tblBorders>
-          <w:top w:val="none" w:color="FFFFFF" w:sz="0"/>
-          <w:left w:val="none" w:color="FFFFFF" w:sz="0"/>
-          <w:bottom w:val="single" w:color="C7D2DD" w:sz="4"/>
-          <w:right w:val="none" w:color="FFFFFF" w:sz="0"/>
-          <w:insideH w:val="none" w:color="FFFFFF" w:sz="0"/>
-          <w:insideV w:val="none" w:color="FFFFFF" w:sz="0"/>
-        </w:tblBorders>
-      </w:tblPr>
-      <w:tblGrid>
-        <w:gridCol w:w="1800"/>
-        <w:gridCol w:w="7560"/>
-      </w:tblGrid>
-      <w:tr>
-        <w:trPr>
-          <w:cantSplit/>
-        </w:trPr>
-        <w:tc>
-          <w:tcPr>
-            <w:tcW w:type="dxa" w:w="1800"/>
-            <w:tcMar>
-              <w:top w:type="dxa" w:w="100"/>
-              <w:left w:type="dxa" w:w="40"/>
-              <w:bottom w:type="dxa" w:w="100"/>
-              <w:right w:type="dxa" w:w="120"/>
-            </w:tcMar>
-            <w:vAlign w:val="center"/>
-          </w:tcPr>
+              <w:t xml:space="preserve">An even, steady arrangement — neither side feels heavier than the other.</w:t>
+            </w:r>
+          </w:p>
           <w:p>
             <w:pPr>
               <w:spacing w:after="0"/>
-              <w:jc w:val="center"/>
-            </w:pPr>
-            <w:r>
-              <w:drawing>
-                <wp:inline distT="0" distB="0" distL="0" distR="0">
-                  <wp:extent cx="1047750" cy="790575"/>
-                  <wp:effectExtent t="0" r="0" b="0" l="0"/>
-                  <wp:docPr id="1" name="" descr="" title=""/>
-                  <wp:cNvGraphicFramePr>
-                    <a:graphicFrameLocks xmlns:a="http://schemas.openxmlformats.org/drawingml/2006/main" noChangeAspect="1"/>
-                  </wp:cNvGraphicFramePr>
-                  <a:graphic xmlns:a="http://schemas.openxmlformats.org/drawingml/2006/main">
-                    <a:graphicData uri="http://schemas.openxmlformats.org/drawingml/2006/picture">
-                      <pic:pic xmlns:pic="http://schemas.openxmlformats.org/drawingml/2006/picture">
-                        <pic:nvPicPr>
-                          <pic:cNvPr id="0" name="" descr=""/>
-                          <pic:cNvPicPr>
-                            <a:picLocks noChangeAspect="1" noChangeArrowheads="1"/>
-                          </pic:cNvPicPr>
-                        </pic:nvPicPr>
-                        <pic:blipFill>
-                          <a:blip r:embed="rId11" cstate="none"/>
-                          <a:srcRect/>
-                          <a:stretch>
-                            <a:fillRect/>
-                          </a:stretch>
-                        </pic:blipFill>
-                        <pic:spPr bwMode="auto">
-                          <a:xfrm>
-                            <a:off x="0" y="0"/>
-                            <a:ext cx="1047750" cy="790575"/>
-                          </a:xfrm>
-                          <a:prstGeom prst="rect">
-                            <a:avLst/>
-                          </a:prstGeom>
-                        </pic:spPr>
-                      </pic:pic>
-                    </a:graphicData>
-                  </a:graphic>
-                </wp:inline>
-              </w:drawing>
-            </w:r>
-          </w:p>
-        </w:tc>
-        <w:tc>
-          <w:tcPr>
-            <w:tcW w:type="dxa" w:w="7560"/>
-            <w:tcMar>
-              <w:top w:type="dxa" w:w="100"/>
-              <w:left w:type="dxa" w:w="40"/>
-              <w:bottom w:type="dxa" w:w="100"/>
-              <w:right w:type="dxa" w:w="40"/>
-            </w:tcMar>
-            <w:vAlign w:val="center"/>
-          </w:tcPr>
-          <w:p>
-            <w:pPr>
-              <w:spacing w:after="50"/>
             </w:pPr>
             <w:r>
               <w:rPr>
                 <w:b/>
                 <w:bCs/>
-                <w:color w:val="12355B"/>
-                <w:sz w:val="24"/>
-                <w:szCs w:val="24"/>
-              </w:rPr>
-              <w:t xml:space="preserve">line of symmetry</w:t>
+                <w:color w:val="1FA6A2"/>
+                <w:sz w:val="18"/>
+                <w:szCs w:val="18"/>
+              </w:rPr>
+              <w:t xml:space="preserve">Example:  </w:t>
             </w:r>
             <w:r>
               <w:rPr>
                 <w:i/>
                 <w:iCs/>
                 <w:color w:val="5F6F80"/>
-                <w:sz w:val="19"/>
-                <w:szCs w:val="19"/>
-              </w:rPr>
-              <w:t xml:space="preserve">   eje de simetría</w:t>
-            </w:r>
-          </w:p>
-          <w:p>
-            <w:pPr>
-              <w:spacing w:after="0"/>
-            </w:pPr>
-            <w:r>
-              <w:rPr>
-                <w:sz w:val="21"/>
-                <w:szCs w:val="21"/>
-              </w:rPr>
-              <w:t xml:space="preserve">The line you can draw through a figure so each side is a reflection of the other.</w:t>
-            </w:r>
-          </w:p>
-        </w:tc>
-      </w:tr>
-    </w:tbl>
-    <w:tbl>
-      <w:tblPr>
-        <w:tblW w:type="pct" w:w="100%"/>
-        <w:tblBorders>
-          <w:top w:val="none" w:color="FFFFFF" w:sz="0"/>
-          <w:left w:val="none" w:color="FFFFFF" w:sz="0"/>
-          <w:bottom w:val="single" w:color="C7D2DD" w:sz="4"/>
-          <w:right w:val="none" w:color="FFFFFF" w:sz="0"/>
-          <w:insideH w:val="none" w:color="FFFFFF" w:sz="0"/>
-          <w:insideV w:val="none" w:color="FFFFFF" w:sz="0"/>
-        </w:tblBorders>
-      </w:tblPr>
-      <w:tblGrid>
-        <w:gridCol w:w="1800"/>
-        <w:gridCol w:w="7560"/>
-      </w:tblGrid>
-      <w:tr>
-        <w:trPr>
-          <w:cantSplit/>
-        </w:trPr>
-        <w:tc>
-          <w:tcPr>
-            <w:tcW w:type="dxa" w:w="1800"/>
-            <w:tcMar>
-              <w:top w:type="dxa" w:w="100"/>
-              <w:left w:type="dxa" w:w="40"/>
-              <w:bottom w:type="dxa" w:w="100"/>
-              <w:right w:type="dxa" w:w="120"/>
-            </w:tcMar>
-            <w:vAlign w:val="center"/>
-          </w:tcPr>
-          <w:p>
-            <w:pPr>
-              <w:spacing w:after="0"/>
-              <w:jc w:val="center"/>
-            </w:pPr>
-            <w:r>
-              <w:drawing>
-                <wp:inline distT="0" distB="0" distL="0" distR="0">
-                  <wp:extent cx="1047750" cy="790575"/>
-                  <wp:effectExtent t="0" r="0" b="0" l="0"/>
-                  <wp:docPr id="1" name="" descr="" title=""/>
-                  <wp:cNvGraphicFramePr>
-                    <a:graphicFrameLocks xmlns:a="http://schemas.openxmlformats.org/drawingml/2006/main" noChangeAspect="1"/>
-                  </wp:cNvGraphicFramePr>
-                  <a:graphic xmlns:a="http://schemas.openxmlformats.org/drawingml/2006/main">
-                    <a:graphicData uri="http://schemas.openxmlformats.org/drawingml/2006/picture">
-                      <pic:pic xmlns:pic="http://schemas.openxmlformats.org/drawingml/2006/picture">
-                        <pic:nvPicPr>
-                          <pic:cNvPr id="0" name="" descr=""/>
-                          <pic:cNvPicPr>
-                            <a:picLocks noChangeAspect="1" noChangeArrowheads="1"/>
-                          </pic:cNvPicPr>
-                        </pic:nvPicPr>
-                        <pic:blipFill>
-                          <a:blip r:embed="rId12" cstate="none"/>
-                          <a:srcRect/>
-                          <a:stretch>
-                            <a:fillRect/>
-                          </a:stretch>
-                        </pic:blipFill>
-                        <pic:spPr bwMode="auto">
-                          <a:xfrm>
-                            <a:off x="0" y="0"/>
-                            <a:ext cx="1047750" cy="790575"/>
-                          </a:xfrm>
-                          <a:prstGeom prst="rect">
-                            <a:avLst/>
-                          </a:prstGeom>
-                        </pic:spPr>
-                      </pic:pic>
-                    </a:graphicData>
-                  </a:graphic>
-                </wp:inline>
-              </w:drawing>
-            </w:r>
-          </w:p>
-        </w:tc>
-        <w:tc>
-          <w:tcPr>
-            <w:tcW w:type="dxa" w:w="7560"/>
-            <w:tcMar>
-              <w:top w:type="dxa" w:w="100"/>
-              <w:left w:type="dxa" w:w="40"/>
-              <w:bottom w:type="dxa" w:w="100"/>
-              <w:right w:type="dxa" w:w="40"/>
-            </w:tcMar>
-            <w:vAlign w:val="center"/>
-          </w:tcPr>
-          <w:p>
-            <w:pPr>
-              <w:spacing w:after="50"/>
-            </w:pPr>
-            <w:r>
-              <w:rPr>
-                <w:b/>
-                <w:bCs/>
-                <w:color w:val="12355B"/>
-                <w:sz w:val="24"/>
-                <w:szCs w:val="24"/>
-              </w:rPr>
-              <w:t xml:space="preserve">balance</w:t>
-            </w:r>
-            <w:r>
-              <w:rPr>
-                <w:i/>
-                <w:iCs/>
-                <w:color w:val="5F6F80"/>
-                <w:sz w:val="19"/>
-                <w:szCs w:val="19"/>
-              </w:rPr>
-              <w:t xml:space="preserve">   equilibrio</w:t>
-            </w:r>
-          </w:p>
-          <w:p>
-            <w:pPr>
-              <w:spacing w:after="0"/>
-            </w:pPr>
-            <w:r>
-              <w:rPr>
-                <w:sz w:val="21"/>
-                <w:szCs w:val="21"/>
-              </w:rPr>
-              <w:t xml:space="preserve">An even, steady arrangement — neither side feels heavier than the other.</w:t>
+                <w:sz w:val="18"/>
+                <w:szCs w:val="18"/>
+              </w:rPr>
+              <w:t xml:space="preserve">Two matching halves — neither side feels heavier than the other.</w:t>
             </w:r>
           </w:p>
         </w:tc>
@@ -1014,7 +1139,7 @@
           <w:sz w:val="22"/>
           <w:szCs w:val="22"/>
         </w:rPr>
-        <w:t xml:space="preserve">__________  —  Having two halves that match — one side is a mirror image of the other.</w:t>
+        <w:t xml:space="preserve">Having two halves that match as mirror images is being ___.</w:t>
       </w:r>
     </w:p>
     <w:p>
@@ -1036,7 +1161,7 @@
           <w:sz w:val="22"/>
           <w:szCs w:val="22"/>
         </w:rPr>
-        <w:t xml:space="preserve">__________  —  A copy of a shape flipped across a line, like a reflection in a mirror.</w:t>
+        <w:t xml:space="preserve">A copy of a figure flipped across a line is its ___ ___.</w:t>
       </w:r>
     </w:p>
     <w:p>
@@ -1058,7 +1183,7 @@
           <w:sz w:val="22"/>
           <w:szCs w:val="22"/>
         </w:rPr>
-        <w:t xml:space="preserve">__________  —  Reflective symmetry in plants and animals — the two sides of the body mirror each other.</w:t>
+        <w:t xml:space="preserve">Reflective symmetry in plants and animals is called ___ ___.</w:t>
       </w:r>
     </w:p>
     <w:p>
@@ -1080,7 +1205,7 @@
           <w:sz w:val="22"/>
           <w:szCs w:val="22"/>
         </w:rPr>
-        <w:t xml:space="preserve">__________  —  The line you can draw through a figure so each side is a reflection of the other.</w:t>
+        <w:t xml:space="preserve">The line you draw so each side reflects the other is the ___ ___ ___.</w:t>
       </w:r>
     </w:p>
     <w:p>
@@ -1102,7 +1227,7 @@
           <w:sz w:val="22"/>
           <w:szCs w:val="22"/>
         </w:rPr>
-        <w:t xml:space="preserve">__________  —  An even, steady arrangement — neither side feels heavier than the other.</w:t>
+        <w:t xml:space="preserve">An even arrangement where neither side feels heavier is ___.</w:t>
       </w:r>
     </w:p>
     <w:p>
@@ -1339,7 +1464,7 @@
           <w:sz w:val="20"/>
           <w:szCs w:val="20"/>
         </w:rPr>
-        <w:t xml:space="preserve">A copy of a shape flipped across a line, like a reflection in a mirror.</w:t>
+        <w:t xml:space="preserve">A copy of a figure flipped across a line, so the two halves face each other.</w:t>
       </w:r>
       <w:r>
         <w:rPr>
@@ -1350,7 +1475,7 @@
           <w:szCs w:val="18"/>
         </w:rPr>
         <w:br/>
-        <w:t xml:space="preserve">imagen reflejada — Una copia de una figura volteada sobre una línea, como un reflejo en un espejo.</w:t>
+        <w:t xml:space="preserve">imagen reflejada — Una copia de una figura volteada al otro lado de una línea, de modo que las dos mitades se miran entre sí.</w:t>
       </w:r>
     </w:p>
     <w:p>

--- a/lessons/10-2/downloads/10-2-notes.docx
+++ b/lessons/10-2/downloads/10-2-notes.docx
@@ -219,10 +219,12 @@
     <w:p>
       <w:pPr>
         <w:pStyle w:val="Heading1"/>
+        <w:keepNext/>
+        <w:keepLines/>
         <w:pBdr>
           <w:bottom w:val="single" w:color="1FA6A2" w:sz="14" w:space="6"/>
         </w:pBdr>
-        <w:spacing w:after="140" w:before="260"/>
+        <w:spacing w:after="140" w:before="300"/>
       </w:pPr>
       <w:r>
         <w:rPr>
@@ -1023,10 +1025,12 @@
     <w:p>
       <w:pPr>
         <w:pStyle w:val="Heading1"/>
+        <w:keepNext/>
+        <w:keepLines/>
         <w:pBdr>
           <w:bottom w:val="single" w:color="1FA6A2" w:sz="14" w:space="6"/>
         </w:pBdr>
-        <w:spacing w:after="140" w:before="260"/>
+        <w:spacing w:after="140" w:before="300"/>
       </w:pPr>
       <w:r>
         <w:rPr>
@@ -1122,7 +1126,8 @@
     </w:p>
     <w:p>
       <w:pPr>
-        <w:spacing w:after="120" w:before="80"/>
+        <w:keepLines/>
+        <w:spacing w:after="260" w:before="200"/>
       </w:pPr>
       <w:r>
         <w:rPr>
@@ -1139,12 +1144,27 @@
           <w:sz w:val="22"/>
           <w:szCs w:val="22"/>
         </w:rPr>
-        <w:t xml:space="preserve">Having two halves that match as mirror images is being ___.</w:t>
-      </w:r>
-    </w:p>
-    <w:p>
-      <w:pPr>
-        <w:spacing w:after="120" w:before="80"/>
+        <w:t xml:space="preserve">Having two halves that match as mirror images is being </w:t>
+      </w:r>
+      <w:r>
+        <w:rPr>
+          <w:sz w:val="22"/>
+          <w:szCs w:val="22"/>
+        </w:rPr>
+        <w:t xml:space="preserve">________________</w:t>
+      </w:r>
+      <w:r>
+        <w:rPr>
+          <w:sz w:val="22"/>
+          <w:szCs w:val="22"/>
+        </w:rPr>
+        <w:t xml:space="preserve">.</w:t>
+      </w:r>
+    </w:p>
+    <w:p>
+      <w:pPr>
+        <w:keepLines/>
+        <w:spacing w:after="260" w:before="200"/>
       </w:pPr>
       <w:r>
         <w:rPr>
@@ -1161,12 +1181,41 @@
           <w:sz w:val="22"/>
           <w:szCs w:val="22"/>
         </w:rPr>
-        <w:t xml:space="preserve">A copy of a figure flipped across a line is its ___ ___.</w:t>
-      </w:r>
-    </w:p>
-    <w:p>
-      <w:pPr>
-        <w:spacing w:after="120" w:before="80"/>
+        <w:t xml:space="preserve">A copy of a figure flipped across a line is its </w:t>
+      </w:r>
+      <w:r>
+        <w:rPr>
+          <w:sz w:val="22"/>
+          <w:szCs w:val="22"/>
+        </w:rPr>
+        <w:t xml:space="preserve">________________</w:t>
+      </w:r>
+      <w:r>
+        <w:rPr>
+          <w:sz w:val="22"/>
+          <w:szCs w:val="22"/>
+        </w:rPr>
+        <w:t xml:space="preserve"> </w:t>
+      </w:r>
+      <w:r>
+        <w:rPr>
+          <w:sz w:val="22"/>
+          <w:szCs w:val="22"/>
+        </w:rPr>
+        <w:t xml:space="preserve">________________</w:t>
+      </w:r>
+      <w:r>
+        <w:rPr>
+          <w:sz w:val="22"/>
+          <w:szCs w:val="22"/>
+        </w:rPr>
+        <w:t xml:space="preserve">.</w:t>
+      </w:r>
+    </w:p>
+    <w:p>
+      <w:pPr>
+        <w:keepLines/>
+        <w:spacing w:after="260" w:before="200"/>
       </w:pPr>
       <w:r>
         <w:rPr>
@@ -1183,12 +1232,41 @@
           <w:sz w:val="22"/>
           <w:szCs w:val="22"/>
         </w:rPr>
-        <w:t xml:space="preserve">Reflective symmetry in plants and animals is called ___ ___.</w:t>
-      </w:r>
-    </w:p>
-    <w:p>
-      <w:pPr>
-        <w:spacing w:after="120" w:before="80"/>
+        <w:t xml:space="preserve">Reflective symmetry in plants and animals is called </w:t>
+      </w:r>
+      <w:r>
+        <w:rPr>
+          <w:sz w:val="22"/>
+          <w:szCs w:val="22"/>
+        </w:rPr>
+        <w:t xml:space="preserve">________________</w:t>
+      </w:r>
+      <w:r>
+        <w:rPr>
+          <w:sz w:val="22"/>
+          <w:szCs w:val="22"/>
+        </w:rPr>
+        <w:t xml:space="preserve"> </w:t>
+      </w:r>
+      <w:r>
+        <w:rPr>
+          <w:sz w:val="22"/>
+          <w:szCs w:val="22"/>
+        </w:rPr>
+        <w:t xml:space="preserve">________________</w:t>
+      </w:r>
+      <w:r>
+        <w:rPr>
+          <w:sz w:val="22"/>
+          <w:szCs w:val="22"/>
+        </w:rPr>
+        <w:t xml:space="preserve">.</w:t>
+      </w:r>
+    </w:p>
+    <w:p>
+      <w:pPr>
+        <w:keepLines/>
+        <w:spacing w:after="260" w:before="200"/>
       </w:pPr>
       <w:r>
         <w:rPr>
@@ -1205,12 +1283,55 @@
           <w:sz w:val="22"/>
           <w:szCs w:val="22"/>
         </w:rPr>
-        <w:t xml:space="preserve">The line you draw so each side reflects the other is the ___ ___ ___.</w:t>
-      </w:r>
-    </w:p>
-    <w:p>
-      <w:pPr>
-        <w:spacing w:after="120" w:before="80"/>
+        <w:t xml:space="preserve">The line you draw so each side reflects the other is the </w:t>
+      </w:r>
+      <w:r>
+        <w:rPr>
+          <w:sz w:val="22"/>
+          <w:szCs w:val="22"/>
+        </w:rPr>
+        <w:t xml:space="preserve">________________</w:t>
+      </w:r>
+      <w:r>
+        <w:rPr>
+          <w:sz w:val="22"/>
+          <w:szCs w:val="22"/>
+        </w:rPr>
+        <w:t xml:space="preserve"> </w:t>
+      </w:r>
+      <w:r>
+        <w:rPr>
+          <w:sz w:val="22"/>
+          <w:szCs w:val="22"/>
+        </w:rPr>
+        <w:t xml:space="preserve">________________</w:t>
+      </w:r>
+      <w:r>
+        <w:rPr>
+          <w:sz w:val="22"/>
+          <w:szCs w:val="22"/>
+        </w:rPr>
+        <w:t xml:space="preserve"> </w:t>
+      </w:r>
+      <w:r>
+        <w:rPr>
+          <w:sz w:val="22"/>
+          <w:szCs w:val="22"/>
+        </w:rPr>
+        <w:t xml:space="preserve">________________</w:t>
+      </w:r>
+      <w:r>
+        <w:rPr>
+          <w:sz w:val="22"/>
+          <w:szCs w:val="22"/>
+        </w:rPr>
+        <w:t xml:space="preserve">.</w:t>
+      </w:r>
+    </w:p>
+    <w:p>
+      <w:pPr>
+        <w:keepLines/>
+        <w:spacing w:after="260" w:before="200"/>
       </w:pPr>
       <w:r>
         <w:rPr>
@@ -1227,17 +1348,32 @@
           <w:sz w:val="22"/>
           <w:szCs w:val="22"/>
         </w:rPr>
-        <w:t xml:space="preserve">An even arrangement where neither side feels heavier is ___.</w:t>
+        <w:t xml:space="preserve">An even arrangement where neither side feels heavier is </w:t>
+      </w:r>
+      <w:r>
+        <w:rPr>
+          <w:sz w:val="22"/>
+          <w:szCs w:val="22"/>
+        </w:rPr>
+        <w:t xml:space="preserve">________________</w:t>
+      </w:r>
+      <w:r>
+        <w:rPr>
+          <w:sz w:val="22"/>
+          <w:szCs w:val="22"/>
+        </w:rPr>
+        <w:t xml:space="preserve">.</w:t>
       </w:r>
     </w:p>
     <w:p>
       <w:pPr>
         <w:pStyle w:val="Heading1"/>
-        <w:pageBreakBefore/>
+        <w:keepNext/>
+        <w:keepLines/>
         <w:pBdr>
           <w:bottom w:val="single" w:color="1FA6A2" w:sz="14" w:space="6"/>
         </w:pBdr>
-        <w:spacing w:after="140" w:before="0"/>
+        <w:spacing w:after="140" w:before="300"/>
       </w:pPr>
       <w:r>
         <w:rPr>
@@ -2518,11 +2654,12 @@
     <w:p>
       <w:pPr>
         <w:pStyle w:val="Heading1"/>
-        <w:pageBreakBefore/>
+        <w:keepNext/>
+        <w:keepLines/>
         <w:pBdr>
           <w:bottom w:val="single" w:color="1FA6A2" w:sz="14" w:space="6"/>
         </w:pBdr>
-        <w:spacing w:after="140" w:before="0"/>
+        <w:spacing w:after="140" w:before="300"/>
       </w:pPr>
       <w:r>
         <w:rPr>
@@ -2775,11 +2912,12 @@
     <w:p>
       <w:pPr>
         <w:pStyle w:val="Heading1"/>
-        <w:pageBreakBefore/>
+        <w:keepNext/>
+        <w:keepLines/>
         <w:pBdr>
           <w:bottom w:val="single" w:color="1FA6A2" w:sz="14" w:space="6"/>
         </w:pBdr>
-        <w:spacing w:after="140" w:before="0"/>
+        <w:spacing w:after="140" w:before="300"/>
       </w:pPr>
       <w:r>
         <w:rPr>
@@ -3500,11 +3638,12 @@
     <w:p>
       <w:pPr>
         <w:pStyle w:val="Heading1"/>
-        <w:pageBreakBefore/>
+        <w:keepNext/>
+        <w:keepLines/>
         <w:pBdr>
           <w:bottom w:val="single" w:color="1FA6A2" w:sz="14" w:space="6"/>
         </w:pBdr>
-        <w:spacing w:after="140" w:before="0"/>
+        <w:spacing w:after="140" w:before="300"/>
       </w:pPr>
       <w:r>
         <w:rPr>
@@ -4305,11 +4444,12 @@
     <w:p>
       <w:pPr>
         <w:pStyle w:val="Heading1"/>
-        <w:pageBreakBefore/>
+        <w:keepNext/>
+        <w:keepLines/>
         <w:pBdr>
           <w:bottom w:val="single" w:color="1FA6A2" w:sz="14" w:space="6"/>
         </w:pBdr>
-        <w:spacing w:after="140" w:before="0"/>
+        <w:spacing w:after="140" w:before="300"/>
       </w:pPr>
       <w:r>
         <w:rPr>

--- a/lessons/10-2/downloads/10-2-notes.docx
+++ b/lessons/10-2/downloads/10-2-notes.docx
@@ -1386,47 +1386,6 @@
         <w:t xml:space="preserve">Write About the Math</w:t>
       </w:r>
     </w:p>
-    <w:p>
-      <w:pPr>
-        <w:spacing w:after="100"/>
-      </w:pPr>
-      <w:r>
-        <w:rPr>
-          <w:i/>
-          <w:iCs/>
-          <w:color w:val="5F6F80"/>
-          <w:sz w:val="19"/>
-          <w:szCs w:val="19"/>
-        </w:rPr>
-        <w:t xml:space="preserve">Use the support level you need. Every level answers the same math question.</w:t>
-      </w:r>
-    </w:p>
-    <w:p>
-      <w:pPr>
-        <w:pStyle w:val="Heading2"/>
-        <w:spacing w:after="80" w:before="180"/>
-      </w:pPr>
-      <w:r>
-        <w:rPr>
-          <w:b/>
-          <w:bCs/>
-          <w:color w:val="12355B"/>
-          <w:sz w:val="24"/>
-          <w:szCs w:val="24"/>
-        </w:rPr>
-        <w:t xml:space="preserve">1. Understand the Question</w:t>
-      </w:r>
-      <w:r>
-        <w:rPr>
-          <w:i/>
-          <w:iCs/>
-          <w:color w:val="B97A12"/>
-          <w:sz w:val="19"/>
-          <w:szCs w:val="19"/>
-        </w:rPr>
-        <w:t xml:space="preserve">   explain</w:t>
-      </w:r>
-    </w:p>
     <w:tbl>
       <w:tblPr>
         <w:tblW w:type="pct" w:w="100%"/>
@@ -1465,344 +1424,6 @@
               </w:rPr>
               <w:t xml:space="preserve">How do you respond to your friend?</w:t>
             </w:r>
-          </w:p>
-          <w:p>
-            <w:pPr>
-              <w:spacing w:after="0"/>
-            </w:pPr>
-            <w:r>
-              <w:rPr>
-                <w:b/>
-                <w:bCs/>
-                <w:color w:val="12355B"/>
-                <w:sz w:val="20"/>
-                <w:szCs w:val="20"/>
-              </w:rPr>
-              <w:t xml:space="preserve">Your job:  </w:t>
-            </w:r>
-            <w:r>
-              <w:rPr>
-                <w:sz w:val="20"/>
-                <w:szCs w:val="20"/>
-              </w:rPr>
-              <w:t xml:space="preserve">Answer the question. Use math evidence. Explain how the evidence proves your answer.</w:t>
-            </w:r>
-            <w:r>
-              <w:rPr>
-                <w:i/>
-                <w:iCs/>
-                <w:color w:val="5F6F80"/>
-                <w:sz w:val="18"/>
-                <w:szCs w:val="18"/>
-              </w:rPr>
-              <w:br/>
-              <w:t xml:space="preserve">Responde la pregunta. Usa evidencia matemática. Explica cómo la evidencia demuestra tu respuesta.</w:t>
-            </w:r>
-          </w:p>
-        </w:tc>
-      </w:tr>
-    </w:tbl>
-    <w:p>
-      <w:pPr>
-        <w:pStyle w:val="Heading2"/>
-        <w:spacing w:after="80" w:before="180"/>
-      </w:pPr>
-      <w:r>
-        <w:rPr>
-          <w:b/>
-          <w:bCs/>
-          <w:color w:val="12355B"/>
-          <w:sz w:val="24"/>
-          <w:szCs w:val="24"/>
-        </w:rPr>
-        <w:t xml:space="preserve">2. Plan Your Math Words</w:t>
-      </w:r>
-      <w:r>
-        <w:rPr>
-          <w:i/>
-          <w:iCs/>
-          <w:color w:val="1FA6A2"/>
-          <w:sz w:val="19"/>
-          <w:szCs w:val="19"/>
-        </w:rPr>
-        <w:t xml:space="preserve">   check at least two</w:t>
-      </w:r>
-    </w:p>
-    <w:p>
-      <w:pPr>
-        <w:spacing w:after="60"/>
-      </w:pPr>
-      <w:r>
-        <w:rPr>
-          <w:b/>
-          <w:bCs/>
-          <w:color w:val="1FA6A2"/>
-          <w:sz w:val="22"/>
-          <w:szCs w:val="22"/>
-        </w:rPr>
-        <w:t xml:space="preserve">☐  </w:t>
-      </w:r>
-      <w:r>
-        <w:rPr>
-          <w:b/>
-          <w:bCs/>
-          <w:color w:val="12355B"/>
-          <w:sz w:val="20"/>
-          <w:szCs w:val="20"/>
-        </w:rPr>
-        <w:t xml:space="preserve">symmetric — </w:t>
-      </w:r>
-      <w:r>
-        <w:rPr>
-          <w:sz w:val="20"/>
-          <w:szCs w:val="20"/>
-        </w:rPr>
-        <w:t xml:space="preserve">Having two halves that match — one side is a mirror image of the other.</w:t>
-      </w:r>
-      <w:r>
-        <w:rPr>
-          <w:i/>
-          <w:iCs/>
-          <w:color w:val="5F6F80"/>
-          <w:sz w:val="18"/>
-          <w:szCs w:val="18"/>
-        </w:rPr>
-        <w:br/>
-        <w:t xml:space="preserve">simétrico — Que tiene dos mitades que coinciden: un lado es la imagen reflejada del otro.</w:t>
-      </w:r>
-    </w:p>
-    <w:p>
-      <w:pPr>
-        <w:spacing w:after="60"/>
-      </w:pPr>
-      <w:r>
-        <w:rPr>
-          <w:b/>
-          <w:bCs/>
-          <w:color w:val="1FA6A2"/>
-          <w:sz w:val="22"/>
-          <w:szCs w:val="22"/>
-        </w:rPr>
-        <w:t xml:space="preserve">☐  </w:t>
-      </w:r>
-      <w:r>
-        <w:rPr>
-          <w:b/>
-          <w:bCs/>
-          <w:color w:val="12355B"/>
-          <w:sz w:val="20"/>
-          <w:szCs w:val="20"/>
-        </w:rPr>
-        <w:t xml:space="preserve">mirror image — </w:t>
-      </w:r>
-      <w:r>
-        <w:rPr>
-          <w:sz w:val="20"/>
-          <w:szCs w:val="20"/>
-        </w:rPr>
-        <w:t xml:space="preserve">A copy of a figure flipped across a line, so the two halves face each other.</w:t>
-      </w:r>
-      <w:r>
-        <w:rPr>
-          <w:i/>
-          <w:iCs/>
-          <w:color w:val="5F6F80"/>
-          <w:sz w:val="18"/>
-          <w:szCs w:val="18"/>
-        </w:rPr>
-        <w:br/>
-        <w:t xml:space="preserve">imagen reflejada — Una copia de una figura volteada al otro lado de una línea, de modo que las dos mitades se miran entre sí.</w:t>
-      </w:r>
-    </w:p>
-    <w:p>
-      <w:pPr>
-        <w:spacing w:after="60"/>
-      </w:pPr>
-      <w:r>
-        <w:rPr>
-          <w:b/>
-          <w:bCs/>
-          <w:color w:val="1FA6A2"/>
-          <w:sz w:val="22"/>
-          <w:szCs w:val="22"/>
-        </w:rPr>
-        <w:t xml:space="preserve">☐  </w:t>
-      </w:r>
-      <w:r>
-        <w:rPr>
-          <w:b/>
-          <w:bCs/>
-          <w:color w:val="12355B"/>
-          <w:sz w:val="20"/>
-          <w:szCs w:val="20"/>
-        </w:rPr>
-        <w:t xml:space="preserve">bilateral symmetry — </w:t>
-      </w:r>
-      <w:r>
-        <w:rPr>
-          <w:sz w:val="20"/>
-          <w:szCs w:val="20"/>
-        </w:rPr>
-        <w:t xml:space="preserve">Reflective symmetry in plants and animals — the two sides of the body mirror each other.</w:t>
-      </w:r>
-      <w:r>
-        <w:rPr>
-          <w:i/>
-          <w:iCs/>
-          <w:color w:val="5F6F80"/>
-          <w:sz w:val="18"/>
-          <w:szCs w:val="18"/>
-        </w:rPr>
-        <w:br/>
-        <w:t xml:space="preserve">simetría bilateral — La simetría reflectiva en plantas y animales: los dos lados del cuerpo se reflejan entre sí.</w:t>
-      </w:r>
-    </w:p>
-    <w:p>
-      <w:pPr>
-        <w:spacing w:after="60"/>
-      </w:pPr>
-      <w:r>
-        <w:rPr>
-          <w:b/>
-          <w:bCs/>
-          <w:color w:val="1FA6A2"/>
-          <w:sz w:val="22"/>
-          <w:szCs w:val="22"/>
-        </w:rPr>
-        <w:t xml:space="preserve">☐  </w:t>
-      </w:r>
-      <w:r>
-        <w:rPr>
-          <w:b/>
-          <w:bCs/>
-          <w:color w:val="12355B"/>
-          <w:sz w:val="20"/>
-          <w:szCs w:val="20"/>
-        </w:rPr>
-        <w:t xml:space="preserve">line of symmetry — </w:t>
-      </w:r>
-      <w:r>
-        <w:rPr>
-          <w:sz w:val="20"/>
-          <w:szCs w:val="20"/>
-        </w:rPr>
-        <w:t xml:space="preserve">The line you can draw through a figure so each side is a reflection of the other.</w:t>
-      </w:r>
-      <w:r>
-        <w:rPr>
-          <w:i/>
-          <w:iCs/>
-          <w:color w:val="5F6F80"/>
-          <w:sz w:val="18"/>
-          <w:szCs w:val="18"/>
-        </w:rPr>
-        <w:br/>
-        <w:t xml:space="preserve">eje de simetría — La línea que puedes trazar por una figura de modo que cada lado sea el reflejo del otro.</w:t>
-      </w:r>
-    </w:p>
-    <w:p>
-      <w:pPr>
-        <w:spacing w:after="60"/>
-      </w:pPr>
-      <w:r>
-        <w:rPr>
-          <w:b/>
-          <w:bCs/>
-          <w:color w:val="1FA6A2"/>
-          <w:sz w:val="22"/>
-          <w:szCs w:val="22"/>
-        </w:rPr>
-        <w:t xml:space="preserve">☐  </w:t>
-      </w:r>
-      <w:r>
-        <w:rPr>
-          <w:b/>
-          <w:bCs/>
-          <w:color w:val="12355B"/>
-          <w:sz w:val="20"/>
-          <w:szCs w:val="20"/>
-        </w:rPr>
-        <w:t xml:space="preserve">balance — </w:t>
-      </w:r>
-      <w:r>
-        <w:rPr>
-          <w:sz w:val="20"/>
-          <w:szCs w:val="20"/>
-        </w:rPr>
-        <w:t xml:space="preserve">An even, steady arrangement — neither side feels heavier than the other.</w:t>
-      </w:r>
-      <w:r>
-        <w:rPr>
-          <w:i/>
-          <w:iCs/>
-          <w:color w:val="5F6F80"/>
-          <w:sz w:val="18"/>
-          <w:szCs w:val="18"/>
-        </w:rPr>
-        <w:br/>
-        <w:t xml:space="preserve">equilibrio — Una disposición pareja y estable: ningún lado se siente más pesado que el otro.</w:t>
-      </w:r>
-    </w:p>
-    <w:tbl>
-      <w:tblPr>
-        <w:tblW w:type="pct" w:w="100%"/>
-        <w:tblBorders>
-          <w:top w:val="single" w:color="1FA6A2" w:sz="8"/>
-          <w:left w:val="single" w:color="1FA6A2" w:sz="8"/>
-          <w:bottom w:val="single" w:color="1FA6A2" w:sz="8"/>
-          <w:right w:val="single" w:color="1FA6A2" w:sz="8"/>
-          <w:insideH w:val="single" w:color="auto" w:sz="4"/>
-          <w:insideV w:val="single" w:color="auto" w:sz="4"/>
-        </w:tblBorders>
-      </w:tblPr>
-      <w:tblGrid>
-        <w:gridCol w:w="100"/>
-      </w:tblGrid>
-      <w:tr>
-        <w:tc>
-          <w:tcPr>
-            <w:shd w:fill="F7FFFD" w:color="auto" w:val="clear"/>
-            <w:tcMar>
-              <w:top w:type="dxa" w:w="120"/>
-              <w:left w:type="dxa" w:w="180"/>
-              <w:bottom w:type="dxa" w:w="120"/>
-              <w:right w:type="dxa" w:w="180"/>
-            </w:tcMar>
-          </w:tcPr>
-          <w:p>
-            <w:pPr>
-              <w:spacing w:after="50"/>
-            </w:pPr>
-            <w:r>
-              <w:rPr>
-                <w:b/>
-                <w:bCs/>
-                <w:color w:val="1FA6A2"/>
-                <w:sz w:val="20"/>
-                <w:szCs w:val="20"/>
-              </w:rPr>
-              <w:t xml:space="preserve">Say it first:  </w:t>
-            </w:r>
-            <w:r>
-              <w:rPr>
-                <w:sz w:val="20"/>
-                <w:szCs w:val="20"/>
-              </w:rPr>
-              <w:t xml:space="preserve">Say your idea to a partner or quietly to yourself before you write.</w:t>
-            </w:r>
-          </w:p>
-          <w:p>
-            <w:pPr>
-              <w:spacing w:after="60"/>
-            </w:pPr>
-            <w:r>
-              <w:rPr>
-                <w:color w:val="1A2733"/>
-                <w:sz w:val="21"/>
-                <w:szCs w:val="21"/>
-              </w:rPr>
-              <w:t xml:space="preserve">To settle the disagreement, draw a ___ through the center of each flower and check whether one side is a ___ of the other. If the test works for both, then ___ flowers have bilateral symmetry.</w:t>
-            </w:r>
             <w:r>
               <w:rPr>
                 <w:i/>
@@ -1812,7 +1433,7 @@
                 <w:szCs w:val="19"/>
               </w:rPr>
               <w:br/>
-              <w:t xml:space="preserve">Di tu respuesta primero: Mi respuesta es ___ porque ___.</w:t>
+              <w:t xml:space="preserve">¿Cómo le respondes a tu amigo?</w:t>
             </w:r>
           </w:p>
         </w:tc>
@@ -1820,28 +1441,192 @@
     </w:tbl>
     <w:p>
       <w:pPr>
-        <w:pStyle w:val="Heading2"/>
-        <w:spacing w:after="80" w:before="180"/>
-      </w:pPr>
-      <w:r>
-        <w:rPr>
-          <w:b/>
-          <w:bCs/>
-          <w:color w:val="12355B"/>
-          <w:sz w:val="24"/>
-          <w:szCs w:val="24"/>
-        </w:rPr>
-        <w:t xml:space="preserve">3. Build Your Explanation</w:t>
-      </w:r>
+        <w:spacing w:after="100"/>
+      </w:pPr>
       <w:r>
         <w:rPr>
           <w:i/>
           <w:iCs/>
-          <w:color w:val="B97A12"/>
+          <w:color w:val="5F6F80"/>
           <w:sz w:val="19"/>
           <w:szCs w:val="19"/>
         </w:rPr>
-        <w:t xml:space="preserve">   choose your support</w:t>
+        <w:t xml:space="preserve">Say your answer to a partner first. Then write it, using at least two of these words:</w:t>
+      </w:r>
+    </w:p>
+    <w:p>
+      <w:pPr>
+        <w:spacing w:after="40"/>
+      </w:pPr>
+      <w:r>
+        <w:rPr>
+          <w:b/>
+          <w:bCs/>
+          <w:color w:val="1FA6A2"/>
+          <w:sz w:val="22"/>
+          <w:szCs w:val="22"/>
+        </w:rPr>
+        <w:t xml:space="preserve">☐  </w:t>
+      </w:r>
+      <w:r>
+        <w:rPr>
+          <w:b/>
+          <w:bCs/>
+          <w:color w:val="12355B"/>
+          <w:sz w:val="20"/>
+          <w:szCs w:val="20"/>
+        </w:rPr>
+        <w:t xml:space="preserve">symmetric</w:t>
+      </w:r>
+      <w:r>
+        <w:rPr>
+          <w:i/>
+          <w:iCs/>
+          <w:color w:val="5F6F80"/>
+          <w:sz w:val="18"/>
+          <w:szCs w:val="18"/>
+        </w:rPr>
+        <w:t xml:space="preserve">  ·  simétrico</w:t>
+      </w:r>
+    </w:p>
+    <w:p>
+      <w:pPr>
+        <w:spacing w:after="40"/>
+      </w:pPr>
+      <w:r>
+        <w:rPr>
+          <w:b/>
+          <w:bCs/>
+          <w:color w:val="1FA6A2"/>
+          <w:sz w:val="22"/>
+          <w:szCs w:val="22"/>
+        </w:rPr>
+        <w:t xml:space="preserve">☐  </w:t>
+      </w:r>
+      <w:r>
+        <w:rPr>
+          <w:b/>
+          <w:bCs/>
+          <w:color w:val="12355B"/>
+          <w:sz w:val="20"/>
+          <w:szCs w:val="20"/>
+        </w:rPr>
+        <w:t xml:space="preserve">mirror image</w:t>
+      </w:r>
+      <w:r>
+        <w:rPr>
+          <w:i/>
+          <w:iCs/>
+          <w:color w:val="5F6F80"/>
+          <w:sz w:val="18"/>
+          <w:szCs w:val="18"/>
+        </w:rPr>
+        <w:t xml:space="preserve">  ·  imagen reflejada</w:t>
+      </w:r>
+    </w:p>
+    <w:p>
+      <w:pPr>
+        <w:spacing w:after="40"/>
+      </w:pPr>
+      <w:r>
+        <w:rPr>
+          <w:b/>
+          <w:bCs/>
+          <w:color w:val="1FA6A2"/>
+          <w:sz w:val="22"/>
+          <w:szCs w:val="22"/>
+        </w:rPr>
+        <w:t xml:space="preserve">☐  </w:t>
+      </w:r>
+      <w:r>
+        <w:rPr>
+          <w:b/>
+          <w:bCs/>
+          <w:color w:val="12355B"/>
+          <w:sz w:val="20"/>
+          <w:szCs w:val="20"/>
+        </w:rPr>
+        <w:t xml:space="preserve">bilateral symmetry</w:t>
+      </w:r>
+      <w:r>
+        <w:rPr>
+          <w:i/>
+          <w:iCs/>
+          <w:color w:val="5F6F80"/>
+          <w:sz w:val="18"/>
+          <w:szCs w:val="18"/>
+        </w:rPr>
+        <w:t xml:space="preserve">  ·  simetría bilateral</w:t>
+      </w:r>
+    </w:p>
+    <w:p>
+      <w:pPr>
+        <w:spacing w:after="40"/>
+      </w:pPr>
+      <w:r>
+        <w:rPr>
+          <w:b/>
+          <w:bCs/>
+          <w:color w:val="1FA6A2"/>
+          <w:sz w:val="22"/>
+          <w:szCs w:val="22"/>
+        </w:rPr>
+        <w:t xml:space="preserve">☐  </w:t>
+      </w:r>
+      <w:r>
+        <w:rPr>
+          <w:b/>
+          <w:bCs/>
+          <w:color w:val="12355B"/>
+          <w:sz w:val="20"/>
+          <w:szCs w:val="20"/>
+        </w:rPr>
+        <w:t xml:space="preserve">line of symmetry</w:t>
+      </w:r>
+      <w:r>
+        <w:rPr>
+          <w:i/>
+          <w:iCs/>
+          <w:color w:val="5F6F80"/>
+          <w:sz w:val="18"/>
+          <w:szCs w:val="18"/>
+        </w:rPr>
+        <w:t xml:space="preserve">  ·  eje de simetría</w:t>
+      </w:r>
+    </w:p>
+    <w:p>
+      <w:pPr>
+        <w:spacing w:after="40"/>
+      </w:pPr>
+      <w:r>
+        <w:rPr>
+          <w:b/>
+          <w:bCs/>
+          <w:color w:val="1FA6A2"/>
+          <w:sz w:val="22"/>
+          <w:szCs w:val="22"/>
+        </w:rPr>
+        <w:t xml:space="preserve">☐  </w:t>
+      </w:r>
+      <w:r>
+        <w:rPr>
+          <w:b/>
+          <w:bCs/>
+          <w:color w:val="12355B"/>
+          <w:sz w:val="20"/>
+          <w:szCs w:val="20"/>
+        </w:rPr>
+        <w:t xml:space="preserve">balance</w:t>
+      </w:r>
+      <w:r>
+        <w:rPr>
+          <w:i/>
+          <w:iCs/>
+          <w:color w:val="5F6F80"/>
+          <w:sz w:val="18"/>
+          <w:szCs w:val="18"/>
+        </w:rPr>
+        <w:t xml:space="preserve">  ·  equilibrio</w:t>
       </w:r>
     </w:p>
     <w:tbl>
@@ -1872,21 +1657,6 @@
           </w:tcPr>
           <w:p>
             <w:pPr>
-              <w:spacing w:after="50"/>
-            </w:pPr>
-            <w:r>
-              <w:rPr>
-                <w:i/>
-                <w:iCs/>
-                <w:color w:val="5F6F80"/>
-                <w:sz w:val="19"/>
-                <w:szCs w:val="19"/>
-              </w:rPr>
-              <w:t xml:space="preserve">This model shows the parts of an explanation. It does not answer your writing question.</w:t>
-            </w:r>
-          </w:p>
-          <w:p>
-            <w:pPr>
               <w:spacing w:after="80"/>
             </w:pPr>
             <w:r>
@@ -1897,58 +1667,14 @@
                 <w:sz w:val="19"/>
                 <w:szCs w:val="19"/>
               </w:rPr>
-              <w:t xml:space="preserve">Claim:  </w:t>
+              <w:t xml:space="preserve">Model:  </w:t>
             </w:r>
             <w:r>
               <w:rPr>
                 <w:sz w:val="19"/>
                 <w:szCs w:val="19"/>
               </w:rPr>
-              <w:t xml:space="preserve">A figure is symmetric only if there is a specific line where one side is a mirror image of the other.</w:t>
-            </w:r>
-          </w:p>
-          <w:p>
-            <w:pPr>
-              <w:spacing w:after="80"/>
-            </w:pPr>
-            <w:r>
-              <w:rPr>
-                <w:b/>
-                <w:bCs/>
-                <w:color w:val="12355B"/>
-                <w:sz w:val="19"/>
-                <w:szCs w:val="19"/>
-              </w:rPr>
-              <w:t xml:space="preserve">Evidence:  </w:t>
-            </w:r>
-            <w:r>
-              <w:rPr>
-                <w:sz w:val="19"/>
-                <w:szCs w:val="19"/>
-              </w:rPr>
-              <w:t xml:space="preserve">A strong answer explains the line gives you something to compare the two sides across — without it, you can't test whether the sides actually match. A weak answer just says 'it looks the same.'</w:t>
-            </w:r>
-          </w:p>
-          <w:p>
-            <w:pPr>
-              <w:spacing w:after="80"/>
-            </w:pPr>
-            <w:r>
-              <w:rPr>
-                <w:b/>
-                <w:bCs/>
-                <w:color w:val="12355B"/>
-                <w:sz w:val="19"/>
-                <w:szCs w:val="19"/>
-              </w:rPr>
-              <w:t xml:space="preserve">Reasoning:  </w:t>
-            </w:r>
-            <w:r>
-              <w:rPr>
-                <w:sz w:val="19"/>
-                <w:szCs w:val="19"/>
-              </w:rPr>
-              <w:t xml:space="preserve">This evidence connects the definition of symmetric to the mathematical claim.</w:t>
+              <w:t xml:space="preserve">A figure is symmetric only if there is a specific line where one side is a mirror image of the other. — A strong answer explains the line gives you something to compare the two sides across — without it, you can't test whether the sides actually match. A weak answer just says 'it looks the same.'</w:t>
             </w:r>
           </w:p>
         </w:tc>
@@ -2027,7 +1753,7 @@
           <w:sz w:val="21"/>
           <w:szCs w:val="21"/>
         </w:rPr>
-        <w:t xml:space="preserve">My answer is ___.</w:t>
+        <w:t xml:space="preserve">My answer is ___ because ___.</w:t>
       </w:r>
       <w:r>
         <w:rPr>
@@ -2038,7 +1764,7 @@
           <w:szCs w:val="19"/>
         </w:rPr>
         <w:br/>
-        <w:t xml:space="preserve">Mi respuesta es ___.</w:t>
+        <w:t xml:space="preserve">Mi respuesta es ___ porque ___.</w:t>
       </w:r>
     </w:p>
     <w:tbl>
@@ -2178,7 +1904,7 @@
           <w:sz w:val="21"/>
           <w:szCs w:val="21"/>
         </w:rPr>
-        <w:t xml:space="preserve">I know because ___.</w:t>
+        <w:t xml:space="preserve">My evidence is ___, so ___.</w:t>
       </w:r>
       <w:r>
         <w:rPr>
@@ -2189,31 +1915,7 @@
           <w:szCs w:val="19"/>
         </w:rPr>
         <w:br/>
-        <w:t xml:space="preserve">Lo sé porque ___.</w:t>
-      </w:r>
-    </w:p>
-    <w:p>
-      <w:pPr>
-        <w:spacing w:after="60"/>
-      </w:pPr>
-      <w:r>
-        <w:rPr>
-          <w:color w:val="1A2733"/>
-          <w:sz w:val="21"/>
-          <w:szCs w:val="21"/>
-        </w:rPr>
-        <w:t xml:space="preserve">So ___.</w:t>
-      </w:r>
-      <w:r>
-        <w:rPr>
-          <w:i/>
-          <w:iCs/>
-          <w:color w:val="5F6F80"/>
-          <w:sz w:val="19"/>
-          <w:szCs w:val="19"/>
-        </w:rPr>
-        <w:br/>
-        <w:t xml:space="preserve">Entonces ___.</w:t>
+        <w:t xml:space="preserve">Mi evidencia es ___, entonces ___.</w:t>
       </w:r>
     </w:p>
     <w:tbl>
@@ -2319,78 +2021,6 @@
         <w:t xml:space="preserve">Escribe una afirmación, da evidencia matemática y explica tu razonamiento.</w:t>
       </w:r>
     </w:p>
-    <w:p>
-      <w:pPr>
-        <w:spacing w:after="60"/>
-      </w:pPr>
-      <w:r>
-        <w:rPr>
-          <w:color w:val="1A2733"/>
-          <w:sz w:val="21"/>
-          <w:szCs w:val="21"/>
-        </w:rPr>
-        <w:t xml:space="preserve">My claim is ___.</w:t>
-      </w:r>
-      <w:r>
-        <w:rPr>
-          <w:i/>
-          <w:iCs/>
-          <w:color w:val="5F6F80"/>
-          <w:sz w:val="19"/>
-          <w:szCs w:val="19"/>
-        </w:rPr>
-        <w:br/>
-        <w:t xml:space="preserve">Mi afirmación es ___.</w:t>
-      </w:r>
-    </w:p>
-    <w:p>
-      <w:pPr>
-        <w:spacing w:after="60"/>
-      </w:pPr>
-      <w:r>
-        <w:rPr>
-          <w:color w:val="1A2733"/>
-          <w:sz w:val="21"/>
-          <w:szCs w:val="21"/>
-        </w:rPr>
-        <w:t xml:space="preserve">My math evidence is ___.</w:t>
-      </w:r>
-      <w:r>
-        <w:rPr>
-          <w:i/>
-          <w:iCs/>
-          <w:color w:val="5F6F80"/>
-          <w:sz w:val="19"/>
-          <w:szCs w:val="19"/>
-        </w:rPr>
-        <w:br/>
-        <w:t xml:space="preserve">Mi evidencia matemática es ___.</w:t>
-      </w:r>
-    </w:p>
-    <w:p>
-      <w:pPr>
-        <w:spacing w:after="60"/>
-      </w:pPr>
-      <w:r>
-        <w:rPr>
-          <w:color w:val="1A2733"/>
-          <w:sz w:val="21"/>
-          <w:szCs w:val="21"/>
-        </w:rPr>
-        <w:t xml:space="preserve">This proves ___ because ___.</w:t>
-      </w:r>
-      <w:r>
-        <w:rPr>
-          <w:i/>
-          <w:iCs/>
-          <w:color w:val="5F6F80"/>
-          <w:sz w:val="19"/>
-          <w:szCs w:val="19"/>
-        </w:rPr>
-        <w:br/>
-        <w:t xml:space="preserve">Esto demuestra ___ porque ___.</w:t>
-      </w:r>
-    </w:p>
     <w:tbl>
       <w:tblPr>
         <w:tblW w:type="pct" w:w="100%"/>
@@ -2473,7 +2103,7 @@
           <w:sz w:val="24"/>
           <w:szCs w:val="24"/>
         </w:rPr>
-        <w:t xml:space="preserve">4. Check Your Explanation</w:t>
+        <w:t xml:space="preserve">Check Your Explanation</w:t>
       </w:r>
       <w:r>
         <w:rPr>
@@ -2483,7 +2113,7 @@
           <w:sz w:val="19"/>
           <w:szCs w:val="19"/>
         </w:rPr>
-        <w:t xml:space="preserve">   five quick checks</w:t>
+        <w:t xml:space="preserve">   three quick checks</w:t>
       </w:r>
     </w:p>
     <w:p>
@@ -2507,17 +2137,6 @@
         </w:rPr>
         <w:t xml:space="preserve">I answered the question.</w:t>
       </w:r>
-      <w:r>
-        <w:rPr>
-          <w:i/>
-          <w:iCs/>
-          <w:color w:val="5F6F80"/>
-          <w:sz w:val="18"/>
-          <w:szCs w:val="18"/>
-        </w:rPr>
-        <w:br/>
-        <w:t xml:space="preserve">Respondí la pregunta.</w:t>
-      </w:r>
     </w:p>
     <w:p>
       <w:pPr>
@@ -2538,18 +2157,7 @@
           <w:sz w:val="20"/>
           <w:szCs w:val="20"/>
         </w:rPr>
-        <w:t xml:space="preserve">I used math evidence: numbers, an equation, a model, or a comparison.</w:t>
-      </w:r>
-      <w:r>
-        <w:rPr>
-          <w:i/>
-          <w:iCs/>
-          <w:color w:val="5F6F80"/>
-          <w:sz w:val="18"/>
-          <w:szCs w:val="18"/>
-        </w:rPr>
-        <w:br/>
-        <w:t xml:space="preserve">Usé evidencia matemática: números, una ecuación, un modelo o una comparación.</w:t>
+        <w:t xml:space="preserve">I used math evidence: numbers, an equation, or a model.</w:t>
       </w:r>
     </w:p>
     <w:p>
@@ -2571,84 +2179,7 @@
           <w:sz w:val="20"/>
           <w:szCs w:val="20"/>
         </w:rPr>
-        <w:t xml:space="preserve">I explained how the evidence proves my answer.</w:t>
-      </w:r>
-      <w:r>
-        <w:rPr>
-          <w:i/>
-          <w:iCs/>
-          <w:color w:val="5F6F80"/>
-          <w:sz w:val="18"/>
-          <w:szCs w:val="18"/>
-        </w:rPr>
-        <w:br/>
-        <w:t xml:space="preserve">Expliqué cómo la evidencia demuestra mi respuesta.</w:t>
-      </w:r>
-    </w:p>
-    <w:p>
-      <w:pPr>
-        <w:spacing w:after="80"/>
-      </w:pPr>
-      <w:r>
-        <w:rPr>
-          <w:b/>
-          <w:bCs/>
-          <w:color w:val="1FA6A2"/>
-          <w:sz w:val="22"/>
-          <w:szCs w:val="22"/>
-        </w:rPr>
-        <w:t xml:space="preserve">☐  </w:t>
-      </w:r>
-      <w:r>
-        <w:rPr>
-          <w:sz w:val="20"/>
-          <w:szCs w:val="20"/>
-        </w:rPr>
         <w:t xml:space="preserve">I used at least two math words.</w:t>
-      </w:r>
-      <w:r>
-        <w:rPr>
-          <w:i/>
-          <w:iCs/>
-          <w:color w:val="5F6F80"/>
-          <w:sz w:val="18"/>
-          <w:szCs w:val="18"/>
-        </w:rPr>
-        <w:br/>
-        <w:t xml:space="preserve">Usé por lo menos dos palabras matemáticas.</w:t>
-      </w:r>
-    </w:p>
-    <w:p>
-      <w:pPr>
-        <w:spacing w:after="80"/>
-      </w:pPr>
-      <w:r>
-        <w:rPr>
-          <w:b/>
-          <w:bCs/>
-          <w:color w:val="1FA6A2"/>
-          <w:sz w:val="22"/>
-          <w:szCs w:val="22"/>
-        </w:rPr>
-        <w:t xml:space="preserve">☐  </w:t>
-      </w:r>
-      <w:r>
-        <w:rPr>
-          <w:sz w:val="20"/>
-          <w:szCs w:val="20"/>
-        </w:rPr>
-        <w:t xml:space="preserve">I reread complete sentences and punctuation.</w:t>
-      </w:r>
-      <w:r>
-        <w:rPr>
-          <w:i/>
-          <w:iCs/>
-          <w:color w:val="5F6F80"/>
-          <w:sz w:val="18"/>
-          <w:szCs w:val="18"/>
-        </w:rPr>
-        <w:br/>
-        <w:t xml:space="preserve">Volví a leer mis oraciones completas y la puntuación.</w:t>
       </w:r>
     </w:p>
     <w:p>
